--- a/docs/week-2/cen429-week-2-ders-notu.tr.docx
+++ b/docs/week-2/cen429-week-2-ders-notu.tr.docx
@@ -5073,7 +5073,7 @@
       <w:r>
         <w:t xml:space="preserve"> </w:t>
       </w:r>
-      <w:hyperlink w:anchor="Xa9779df7f68a8fe0c5e898572ea879119790b91">
+      <w:hyperlink w:anchor="Xd2c8ecf281ae819b3ec13a8ca723c37c7780f0d">
         <w:r>
           <w:rPr>
             <w:rStyle w:val="Hyperlink"/>
@@ -5265,7 +5265,7 @@
       <w:r>
         <w:t xml:space="preserve"> </w:t>
       </w:r>
-      <w:hyperlink w:anchor="X47c925b3be3ae325145f3e98f5271a4ea7a8f2d">
+      <w:hyperlink w:anchor="X4723d3d9eefa717246993f55d42efcec28ae2e7">
         <w:r>
           <w:rPr>
             <w:rStyle w:val="Hyperlink"/>
@@ -6071,7 +6071,7 @@
       <w:r>
         <w:t xml:space="preserve"> </w:t>
       </w:r>
-      <w:hyperlink w:anchor="X47c925b3be3ae325145f3e98f5271a4ea7a8f2d">
+      <w:hyperlink w:anchor="X4723d3d9eefa717246993f55d42efcec28ae2e7">
         <w:r>
           <w:rPr>
             <w:rStyle w:val="Hyperlink"/>
@@ -7784,7 +7784,7 @@
       <w:r>
         <w:t xml:space="preserve"> </w:t>
       </w:r>
-      <w:hyperlink w:anchor="X47c925b3be3ae325145f3e98f5271a4ea7a8f2d">
+      <w:hyperlink w:anchor="X4723d3d9eefa717246993f55d42efcec28ae2e7">
         <w:r>
           <w:rPr>
             <w:rStyle w:val="Hyperlink"/>
@@ -18075,7 +18075,7 @@
       <w:r>
         <w:t xml:space="preserve"> </w:t>
       </w:r>
-      <w:hyperlink w:anchor="demo-6-toctou-yaris-durumu">
+      <w:hyperlink w:anchor="demo-06-toctou-yaris-durumu">
         <w:r>
           <w:rPr>
             <w:rStyle w:val="Hyperlink"/>

--- a/docs/week-2/cen429-week-2-ders-notu.tr.docx
+++ b/docs/week-2/cen429-week-2-ders-notu.tr.docx
@@ -4114,14 +4114,14 @@
       <w:r>
         <w:drawing>
           <wp:inline>
-            <wp:extent cx="5759999" cy="1329026"/>
+            <wp:extent cx="5759999" cy="2283460"/>
             <wp:effectExtent b="0" l="0" r="0" t="0"/>
-            <wp:docPr descr="" title="" id="41" name="Picture"/>
+            <wp:docPr descr="Tehdit, savunma ve ortak dil: haftanın üç parçası" title="" id="41" name="Picture"/>
             <a:graphic>
               <a:graphicData uri="http://schemas.openxmlformats.org/drawingml/2006/picture">
                 <pic:pic>
                   <pic:nvPicPr>
-                    <pic:cNvPr descr="diyagram-1.png" id="42" name="Picture"/>
+                    <pic:cNvPr descr="h02-01-haftanin-resmi.png" id="42" name="Picture"/>
                     <pic:cNvPicPr>
                       <a:picLocks noChangeArrowheads="1" noChangeAspect="1"/>
                     </pic:cNvPicPr>
@@ -4135,7 +4135,7 @@
                   <pic:spPr bwMode="auto">
                     <a:xfrm>
                       <a:off x="0" y="0"/>
-                      <a:ext cx="5759999" cy="1329026"/>
+                      <a:ext cx="5759999" cy="2283460"/>
                     </a:xfrm>
                     <a:prstGeom prst="rect">
                       <a:avLst/>
@@ -5654,14 +5654,14 @@
       <w:r>
         <w:drawing>
           <wp:inline>
-            <wp:extent cx="5759999" cy="1123350"/>
+            <wp:extent cx="5759999" cy="2470728"/>
             <wp:effectExtent b="0" l="0" r="0" t="0"/>
-            <wp:docPr descr="" title="" id="46" name="Picture"/>
+            <wp:docPr descr="Virüsün üç parçası: bulaştırıcı, tetikleyici, yük" title="" id="46" name="Picture"/>
             <a:graphic>
               <a:graphicData uri="http://schemas.openxmlformats.org/drawingml/2006/picture">
                 <pic:pic>
                   <pic:nvPicPr>
-                    <pic:cNvPr descr="diyagram-2.png" id="47" name="Picture"/>
+                    <pic:cNvPr descr="h02-02-virus-uc-parca.png" id="47" name="Picture"/>
                     <pic:cNvPicPr>
                       <a:picLocks noChangeArrowheads="1" noChangeAspect="1"/>
                     </pic:cNvPicPr>
@@ -5675,7 +5675,7 @@
                   <pic:spPr bwMode="auto">
                     <a:xfrm>
                       <a:off x="0" y="0"/>
-                      <a:ext cx="5759999" cy="1123350"/>
+                      <a:ext cx="5759999" cy="2470728"/>
                     </a:xfrm>
                     <a:prstGeom prst="rect">
                       <a:avLst/>
@@ -6603,14 +6603,14 @@
       <w:r>
         <w:drawing>
           <wp:inline>
-            <wp:extent cx="5759999" cy="1018591"/>
+            <wp:extent cx="5759999" cy="2283460"/>
             <wp:effectExtent b="0" l="0" r="0" t="0"/>
-            <wp:docPr descr="" title="" id="52" name="Picture"/>
+            <wp:docPr descr="Solucan salgınının üç evresi: açılış, patlama, doygunluk" title="" id="52" name="Picture"/>
             <a:graphic>
               <a:graphicData uri="http://schemas.openxmlformats.org/drawingml/2006/picture">
                 <pic:pic>
                   <pic:nvPicPr>
-                    <pic:cNvPr descr="diyagram-3.png" id="53" name="Picture"/>
+                    <pic:cNvPr descr="h02-03-salgin-modeli.png" id="53" name="Picture"/>
                     <pic:cNvPicPr>
                       <a:picLocks noChangeArrowheads="1" noChangeAspect="1"/>
                     </pic:cNvPicPr>
@@ -6624,7 +6624,7 @@
                   <pic:spPr bwMode="auto">
                     <a:xfrm>
                       <a:off x="0" y="0"/>
-                      <a:ext cx="5759999" cy="1018591"/>
+                      <a:ext cx="5759999" cy="2283460"/>
                     </a:xfrm>
                     <a:prstGeom prst="rect">
                       <a:avLst/>
@@ -7825,14 +7825,14 @@
       <w:r>
         <w:drawing>
           <wp:inline>
-            <wp:extent cx="3239999" cy="6413489"/>
+            <wp:extent cx="5759999" cy="2748610"/>
             <wp:effectExtent b="0" l="0" r="0" t="0"/>
-            <wp:docPr descr="" title="" id="59" name="Picture"/>
+            <wp:docPr descr="Polimorfik virüste çözücü ve gövde değişir, açık gövde aynı kalır" title="" id="59" name="Picture"/>
             <a:graphic>
               <a:graphicData uri="http://schemas.openxmlformats.org/drawingml/2006/picture">
                 <pic:pic>
                   <pic:nvPicPr>
-                    <pic:cNvPr descr="diyagram-4.png" id="60" name="Picture"/>
+                    <pic:cNvPr descr="h02-04-polimorfik.png" id="60" name="Picture"/>
                     <pic:cNvPicPr>
                       <a:picLocks noChangeArrowheads="1" noChangeAspect="1"/>
                     </pic:cNvPicPr>
@@ -7846,7 +7846,7 @@
                   <pic:spPr bwMode="auto">
                     <a:xfrm>
                       <a:off x="0" y="0"/>
-                      <a:ext cx="3239999" cy="6413489"/>
+                      <a:ext cx="5759999" cy="2748610"/>
                     </a:xfrm>
                     <a:prstGeom prst="rect">
                       <a:avLst/>
@@ -16551,14 +16551,14 @@
       <w:r>
         <w:drawing>
           <wp:inline>
-            <wp:extent cx="4355999" cy="4246504"/>
+            <wp:extent cx="5759999" cy="2654976"/>
             <wp:effectExtent b="0" l="0" r="0" t="0"/>
-            <wp:docPr descr="" title="" id="81" name="Picture"/>
+            <wp:docPr descr="Bell-LaPadula ve Biba modellerinin ters okuma/yazma kuralları" title="" id="81" name="Picture"/>
             <a:graphic>
               <a:graphicData uri="http://schemas.openxmlformats.org/drawingml/2006/picture">
                 <pic:pic>
                   <pic:nvPicPr>
-                    <pic:cNvPr descr="diyagram-5.png" id="82" name="Picture"/>
+                    <pic:cNvPr descr="h02-05-blp-biba.png" id="82" name="Picture"/>
                     <pic:cNvPicPr>
                       <a:picLocks noChangeArrowheads="1" noChangeAspect="1"/>
                     </pic:cNvPicPr>
@@ -16572,7 +16572,7 @@
                   <pic:spPr bwMode="auto">
                     <a:xfrm>
                       <a:off x="0" y="0"/>
-                      <a:ext cx="4355999" cy="4246504"/>
+                      <a:ext cx="5759999" cy="2654976"/>
                     </a:xfrm>
                     <a:prstGeom prst="rect">
                       <a:avLst/>
@@ -22808,10 +22808,10 @@
           <w:b/>
           <w:bCs/>
         </w:rPr>
-        <w:t xml:space="preserve">isim</w:t>
-      </w:r>
-      <w:r>
-        <w:t xml:space="preserve">dir, ciddiyet değil. Bir CVE, bir ya da birden çok CWE</w:t>
+        <w:t xml:space="preserve">isimdir</w:t>
+      </w:r>
+      <w:r>
+        <w:t xml:space="preserve">, ciddiyet değil. Bir CVE, bir ya da birden çok CWE</w:t>
       </w:r>
       <w:r>
         <w:t xml:space="preserve"> </w:t>
@@ -24053,10 +24053,13 @@
           <w:b/>
           <w:bCs/>
         </w:rPr>
-        <w:t xml:space="preserve">saldırı potansiyeli</w:t>
-      </w:r>
-      <w:r>
-        <w:t xml:space="preserve">ni (harcanan</w:t>
+        <w:t xml:space="preserve">saldırı potansiyelini</w:t>
+      </w:r>
+      <w:r>
+        <w:t xml:space="preserve"> </w:t>
+      </w:r>
+      <w:r>
+        <w:t xml:space="preserve">(harcanan</w:t>
       </w:r>
       <w:r>
         <w:t xml:space="preserve"> </w:t>
@@ -24126,14 +24129,14 @@
       <w:r>
         <w:drawing>
           <wp:inline>
-            <wp:extent cx="5759999" cy="898899"/>
+            <wp:extent cx="5759999" cy="2748610"/>
             <wp:effectExtent b="0" l="0" r="0" t="0"/>
-            <wp:docPr descr="" title="" id="99" name="Picture"/>
+            <wp:docPr descr="Zafiyet yaşam döngüsü: keşiften yama uygulanmasına" title="" id="99" name="Picture"/>
             <a:graphic>
               <a:graphicData uri="http://schemas.openxmlformats.org/drawingml/2006/picture">
                 <pic:pic>
                   <pic:nvPicPr>
-                    <pic:cNvPr descr="diyagram-6.png" id="100" name="Picture"/>
+                    <pic:cNvPr descr="h02-06-zafiyet-yasam-dongusu.png" id="100" name="Picture"/>
                     <pic:cNvPicPr>
                       <a:picLocks noChangeArrowheads="1" noChangeAspect="1"/>
                     </pic:cNvPicPr>
@@ -24147,7 +24150,7 @@
                   <pic:spPr bwMode="auto">
                     <a:xfrm>
                       <a:off x="0" y="0"/>
-                      <a:ext cx="5759999" cy="898899"/>
+                      <a:ext cx="5759999" cy="2748610"/>
                     </a:xfrm>
                     <a:prstGeom prst="rect">
                       <a:avLst/>
@@ -29154,14 +29157,14 @@
       <w:r>
         <w:drawing>
           <wp:inline>
-            <wp:extent cx="5759999" cy="2058770"/>
+            <wp:extent cx="5759999" cy="2730559"/>
             <wp:effectExtent b="0" l="0" r="0" t="0"/>
-            <wp:docPr descr="" title="" id="110" name="Picture"/>
+            <wp:docPr descr="Başkasının hesabından ödeme saldırı ağacı ve maliyetleri" title="" id="110" name="Picture"/>
             <a:graphic>
               <a:graphicData uri="http://schemas.openxmlformats.org/drawingml/2006/picture">
                 <pic:pic>
                   <pic:nvPicPr>
-                    <pic:cNvPr descr="diyagram-7.png" id="111" name="Picture"/>
+                    <pic:cNvPr descr="h02-07-saldiri-agaci.png" id="111" name="Picture"/>
                     <pic:cNvPicPr>
                       <a:picLocks noChangeArrowheads="1" noChangeAspect="1"/>
                     </pic:cNvPicPr>
@@ -29175,7 +29178,7 @@
                   <pic:spPr bwMode="auto">
                     <a:xfrm>
                       <a:off x="0" y="0"/>
-                      <a:ext cx="5759999" cy="2058770"/>
+                      <a:ext cx="5759999" cy="2730559"/>
                     </a:xfrm>
                     <a:prstGeom prst="rect">
                       <a:avLst/>

--- a/docs/week-2/cen429-week-2-ders-notu.tr.docx
+++ b/docs/week-2/cen429-week-2-ders-notu.tr.docx
@@ -2,7 +2,7 @@
 <file path=word/document.xml><?xml version="1.0" encoding="utf-8"?>
 <w:document xmlns:w="http://schemas.openxmlformats.org/wordprocessingml/2006/main" xmlns:m="http://schemas.openxmlformats.org/officeDocument/2006/math" xmlns:r="http://schemas.openxmlformats.org/officeDocument/2006/relationships" xmlns:o="urn:schemas-microsoft-com:office:office" xmlns:v="urn:schemas-microsoft-com:vml" xmlns:w10="urn:schemas-microsoft-com:office:word" xmlns:a="http://schemas.openxmlformats.org/drawingml/2006/main" xmlns:pic="http://schemas.openxmlformats.org/drawingml/2006/picture" xmlns:wp="http://schemas.openxmlformats.org/drawingml/2006/wordprocessingDrawing">
   <w:body>
-    <w:bookmarkStart w:id="121" w:name="X9fc43fac701ae7cf0949f0e17f5d795998da5ac"/>
+    <w:bookmarkStart w:id="124" w:name="X9fc43fac701ae7cf0949f0e17f5d795998da5ac"/>
     <w:p>
       <w:pPr>
         <w:pStyle w:val="Heading1"/>
@@ -17710,7 +17710,7 @@
     </w:p>
     <w:bookmarkEnd w:id="85"/>
     <w:bookmarkEnd w:id="86"/>
-    <w:bookmarkStart w:id="93" w:name="X9163e2e81fd4af9d4c493b6550130bc1b0830cd"/>
+    <w:bookmarkStart w:id="96" w:name="X9163e2e81fd4af9d4c493b6550130bc1b0830cd"/>
     <w:p>
       <w:pPr>
         <w:pStyle w:val="Heading2"/>
@@ -17727,7 +17727,7 @@
         <w:t xml:space="preserve">Bu klasik modeller kâğıt üzerinde kalmadı; işletim sistemlerinin izin mimarisi onların pratik halidir.</w:t>
       </w:r>
     </w:p>
-    <w:bookmarkStart w:id="87" w:name="unix-modeli-tarif-2.1"/>
+    <w:bookmarkStart w:id="90" w:name="unix-modeli-tarif-2.1"/>
     <w:p>
       <w:pPr>
         <w:pStyle w:val="Heading3"/>
@@ -17832,63 +17832,54 @@
     </w:p>
     <w:p>
       <w:pPr>
-        <w:pStyle w:val="SourceCode"/>
-      </w:pPr>
-      <w:r>
-        <w:rPr>
-          <w:rStyle w:val="VerbatimChar"/>
-        </w:rPr>
-        <w:t xml:space="preserve"> -rwxr-x---   sahip: rwx   grup: r-x   diğerleri: ---</w:t>
-      </w:r>
-      <w:r>
-        <w:br/>
-      </w:r>
-      <w:r>
-        <w:rPr>
-          <w:rStyle w:val="VerbatimChar"/>
-        </w:rPr>
-        <w:t xml:space="preserve">  │└┬┘└┬┘└┬┘</w:t>
-      </w:r>
-      <w:r>
-        <w:br/>
-      </w:r>
-      <w:r>
-        <w:rPr>
-          <w:rStyle w:val="VerbatimChar"/>
-        </w:rPr>
-        <w:t xml:space="preserve">  │ │  │  └─ diğerleri (herkes): izin yok</w:t>
-      </w:r>
-      <w:r>
-        <w:br/>
-      </w:r>
-      <w:r>
-        <w:rPr>
-          <w:rStyle w:val="VerbatimChar"/>
-        </w:rPr>
-        <w:t xml:space="preserve">  │ │  └──── grup: oku + çalıştır</w:t>
-      </w:r>
-      <w:r>
-        <w:br/>
-      </w:r>
-      <w:r>
-        <w:rPr>
-          <w:rStyle w:val="VerbatimChar"/>
-        </w:rPr>
-        <w:t xml:space="preserve">  │ └─────── sahip: oku + yaz + çalıştır</w:t>
-      </w:r>
-      <w:r>
-        <w:br/>
-      </w:r>
-      <w:r>
-        <w:rPr>
-          <w:rStyle w:val="VerbatimChar"/>
-        </w:rPr>
-        <w:t xml:space="preserve">  └───────── dosya türü (- = normal dosya)</w:t>
-      </w:r>
-    </w:p>
-    <w:p>
-      <w:pPr>
-        <w:pStyle w:val="FirstParagraph"/>
+        <w:pStyle w:val="BodyText"/>
+      </w:pPr>
+      <w:r>
+        <w:drawing>
+          <wp:inline>
+            <wp:extent cx="5759999" cy="2379540"/>
+            <wp:effectExtent b="0" l="0" r="0" t="0"/>
+            <wp:docPr descr="Unix izin bitlerinin sahip, grup ve diğerleri olarak okunuşu" title="" id="88" name="Picture"/>
+            <a:graphic>
+              <a:graphicData uri="http://schemas.openxmlformats.org/drawingml/2006/picture">
+                <pic:pic>
+                  <pic:nvPicPr>
+                    <pic:cNvPr descr="h02-08-unix-izinleri.png" id="89" name="Picture"/>
+                    <pic:cNvPicPr>
+                      <a:picLocks noChangeArrowheads="1" noChangeAspect="1"/>
+                    </pic:cNvPicPr>
+                  </pic:nvPicPr>
+                  <pic:blipFill>
+                    <a:blip r:embed="rId87"/>
+                    <a:stretch>
+                      <a:fillRect/>
+                    </a:stretch>
+                  </pic:blipFill>
+                  <pic:spPr bwMode="auto">
+                    <a:xfrm>
+                      <a:off x="0" y="0"/>
+                      <a:ext cx="5759999" cy="2379540"/>
+                    </a:xfrm>
+                    <a:prstGeom prst="rect">
+                      <a:avLst/>
+                    </a:prstGeom>
+                    <a:noFill/>
+                    <a:ln w="9525">
+                      <a:noFill/>
+                      <a:headEnd/>
+                      <a:tailEnd/>
+                    </a:ln>
+                  </pic:spPr>
+                </pic:pic>
+              </a:graphicData>
+            </a:graphic>
+          </wp:inline>
+        </w:drawing>
+      </w:r>
+    </w:p>
+    <w:p>
+      <w:pPr>
+        <w:pStyle w:val="BodyText"/>
       </w:pPr>
       <w:r>
         <w:t xml:space="preserve">Ek olarak</w:t>
@@ -18093,8 +18084,8 @@
         <w:t xml:space="preserve">bunu güvenle göreceğiz.</w:t>
       </w:r>
     </w:p>
-    <w:bookmarkEnd w:id="87"/>
-    <w:bookmarkStart w:id="88" w:name="windows-modeli-tarif-2.2"/>
+    <w:bookmarkEnd w:id="90"/>
+    <w:bookmarkStart w:id="91" w:name="windows-modeli-tarif-2.2"/>
     <w:p>
       <w:pPr>
         <w:pStyle w:val="Heading3"/>
@@ -18602,8 +18593,8 @@
         <w:t xml:space="preserve">benzer zorunlu sınırlar ekler — yani biçimsel modeller pratikte hâlâ yaşıyor.</w:t>
       </w:r>
     </w:p>
-    <w:bookmarkEnd w:id="88"/>
-    <w:bookmarkStart w:id="89" w:name="demo-06-toctou-yarış-durumu"/>
+    <w:bookmarkEnd w:id="91"/>
+    <w:bookmarkStart w:id="92" w:name="demo-06-toctou-yarış-durumu"/>
     <w:p>
       <w:pPr>
         <w:pStyle w:val="Heading3"/>
@@ -19087,8 +19078,8 @@
         <w:t xml:space="preserve">kalıbının yerine geçer.</w:t>
       </w:r>
     </w:p>
-    <w:bookmarkEnd w:id="89"/>
-    <w:bookmarkStart w:id="90" w:name="Xb229a82dada25dcc9a3af9011891e8e16b136e9"/>
+    <w:bookmarkEnd w:id="92"/>
+    <w:bookmarkStart w:id="93" w:name="Xb229a82dada25dcc9a3af9011891e8e16b136e9"/>
     <w:p>
       <w:pPr>
         <w:pStyle w:val="Heading3"/>
@@ -19906,8 +19897,8 @@
         <w:t xml:space="preserve">hakkı, NULL DACL ve kanonik olmayan sıra arar.</w:t>
       </w:r>
     </w:p>
-    <w:bookmarkEnd w:id="90"/>
-    <w:bookmarkStart w:id="91" w:name="Xbf1f876cad9fdb68fae97466dfd91a89e441f03"/>
+    <w:bookmarkEnd w:id="93"/>
+    <w:bookmarkStart w:id="94" w:name="Xbf1f876cad9fdb68fae97466dfd91a89e441f03"/>
     <w:p>
       <w:pPr>
         <w:pStyle w:val="Heading3"/>
@@ -20680,8 +20671,8 @@
         <w:t xml:space="preserve">sonucun doğrulanması gerekir.</w:t>
       </w:r>
     </w:p>
-    <w:bookmarkEnd w:id="91"/>
-    <w:bookmarkStart w:id="92" w:name="X46071e9da5d4d6f1016bbcef6fd8515a696336d"/>
+    <w:bookmarkEnd w:id="94"/>
+    <w:bookmarkStart w:id="95" w:name="X46071e9da5d4d6f1016bbcef6fd8515a696336d"/>
     <w:p>
       <w:pPr>
         <w:pStyle w:val="Heading3"/>
@@ -21254,9 +21245,9 @@
         </w:pict>
       </w:r>
     </w:p>
-    <w:bookmarkEnd w:id="92"/>
-    <w:bookmarkEnd w:id="93"/>
-    <w:bookmarkStart w:id="94" w:name="X9fcc161e4ab3d07ad8ab53d3cd3b64c367fa9d3"/>
+    <w:bookmarkEnd w:id="95"/>
+    <w:bookmarkEnd w:id="96"/>
+    <w:bookmarkStart w:id="97" w:name="X9fcc161e4ab3d07ad8ab53d3cd3b64c367fa9d3"/>
     <w:p>
       <w:pPr>
         <w:pStyle w:val="Heading2"/>
@@ -22123,8 +22114,8 @@
         </w:pict>
       </w:r>
     </w:p>
-    <w:bookmarkEnd w:id="94"/>
-    <w:bookmarkStart w:id="95" w:name="owasp-top-10-ve-masvs"/>
+    <w:bookmarkEnd w:id="97"/>
+    <w:bookmarkStart w:id="98" w:name="owasp-top-10-ve-masvs"/>
     <w:p>
       <w:pPr>
         <w:pStyle w:val="Heading2"/>
@@ -22732,8 +22723,8 @@
         </w:pict>
       </w:r>
     </w:p>
-    <w:bookmarkEnd w:id="95"/>
-    <w:bookmarkStart w:id="97" w:name="cve-ve-cvss-hangi-açık-ne-kadar-ciddi"/>
+    <w:bookmarkEnd w:id="98"/>
+    <w:bookmarkStart w:id="100" w:name="cve-ve-cvss-hangi-açık-ne-kadar-ciddi"/>
     <w:p>
       <w:pPr>
         <w:pStyle w:val="Heading2"/>
@@ -23257,7 +23248,7 @@
         </w:tc>
       </w:tr>
     </w:tbl>
-    <w:bookmarkStart w:id="96" w:name="demo-05-cvss-v3.1-taban-puan-hesaplayıcı"/>
+    <w:bookmarkStart w:id="99" w:name="demo-05-cvss-v3.1-taban-puan-hesaplayıcı"/>
     <w:p>
       <w:pPr>
         <w:pStyle w:val="Heading3"/>
@@ -24081,9 +24072,9 @@
         </w:pict>
       </w:r>
     </w:p>
-    <w:bookmarkEnd w:id="96"/>
-    <w:bookmarkEnd w:id="97"/>
-    <w:bookmarkStart w:id="101" w:name="zafiyet-yaşam-döngüsü-ve-sorumlu-ifşa"/>
+    <w:bookmarkEnd w:id="99"/>
+    <w:bookmarkEnd w:id="100"/>
+    <w:bookmarkStart w:id="104" w:name="zafiyet-yaşam-döngüsü-ve-sorumlu-ifşa"/>
     <w:p>
       <w:pPr>
         <w:pStyle w:val="Heading2"/>
@@ -24131,18 +24122,18 @@
           <wp:inline>
             <wp:extent cx="5759999" cy="2748610"/>
             <wp:effectExtent b="0" l="0" r="0" t="0"/>
-            <wp:docPr descr="Zafiyet yaşam döngüsü: keşiften yama uygulanmasına" title="" id="99" name="Picture"/>
+            <wp:docPr descr="Zafiyet yaşam döngüsü: keşiften yama uygulanmasına" title="" id="102" name="Picture"/>
             <a:graphic>
               <a:graphicData uri="http://schemas.openxmlformats.org/drawingml/2006/picture">
                 <pic:pic>
                   <pic:nvPicPr>
-                    <pic:cNvPr descr="h02-06-zafiyet-yasam-dongusu.png" id="100" name="Picture"/>
+                    <pic:cNvPr descr="h02-06-zafiyet-yasam-dongusu.png" id="103" name="Picture"/>
                     <pic:cNvPicPr>
                       <a:picLocks noChangeArrowheads="1" noChangeAspect="1"/>
                     </pic:cNvPicPr>
                   </pic:nvPicPr>
                   <pic:blipFill>
-                    <a:blip r:embed="rId98"/>
+                    <a:blip r:embed="rId101"/>
                     <a:stretch>
                       <a:fillRect/>
                     </a:stretch>
@@ -24514,8 +24505,8 @@
         </w:pict>
       </w:r>
     </w:p>
-    <w:bookmarkEnd w:id="101"/>
-    <w:bookmarkStart w:id="106" w:name="sık-yapılan-hatalar-ve-kontrol-listeleri"/>
+    <w:bookmarkEnd w:id="104"/>
+    <w:bookmarkStart w:id="109" w:name="sık-yapılan-hatalar-ve-kontrol-listeleri"/>
     <w:p>
       <w:pPr>
         <w:pStyle w:val="Heading2"/>
@@ -24623,7 +24614,7 @@
         <w:t xml:space="preserve">anlatabiliyorsanız o konuyu öğrenmişsiniz demektir.</w:t>
       </w:r>
     </w:p>
-    <w:bookmarkStart w:id="102" w:name="zararlı-yazılım-ve-tespit"/>
+    <w:bookmarkStart w:id="105" w:name="zararlı-yazılım-ve-tespit"/>
     <w:p>
       <w:pPr>
         <w:pStyle w:val="Heading3"/>
@@ -25199,8 +25190,8 @@
         <w:t xml:space="preserve">dersi söyleyebiliyorum.</w:t>
       </w:r>
     </w:p>
-    <w:bookmarkEnd w:id="102"/>
-    <w:bookmarkStart w:id="103" w:name="Xe8938c5b47bcf22e431656218742db9d7891190"/>
+    <w:bookmarkEnd w:id="105"/>
+    <w:bookmarkStart w:id="106" w:name="Xe8938c5b47bcf22e431656218742db9d7891190"/>
     <w:p>
       <w:pPr>
         <w:pStyle w:val="Heading3"/>
@@ -25653,8 +25644,8 @@
         <w:t xml:space="preserve">neyi yakalayamadığını söyleyebiliyorum.</w:t>
       </w:r>
     </w:p>
-    <w:bookmarkEnd w:id="103"/>
-    <w:bookmarkStart w:id="104" w:name="erişim-denetimi-ve-güvenlik-modelleri"/>
+    <w:bookmarkEnd w:id="106"/>
+    <w:bookmarkStart w:id="107" w:name="erişim-denetimi-ve-güvenlik-modelleri"/>
     <w:p>
       <w:pPr>
         <w:pStyle w:val="Heading3"/>
@@ -26320,8 +26311,8 @@
         <w:t xml:space="preserve">kurabiliyorum.</w:t>
       </w:r>
     </w:p>
-    <w:bookmarkEnd w:id="104"/>
-    <w:bookmarkStart w:id="105" w:name="zafiyet-sınıflandırma-ve-önceliklendirme"/>
+    <w:bookmarkEnd w:id="107"/>
+    <w:bookmarkStart w:id="108" w:name="zafiyet-sınıflandırma-ve-önceliklendirme"/>
     <w:p>
       <w:pPr>
         <w:pStyle w:val="Heading3"/>
@@ -26819,9 +26810,9 @@
         </w:pict>
       </w:r>
     </w:p>
-    <w:bookmarkEnd w:id="105"/>
-    <w:bookmarkEnd w:id="106"/>
-    <w:bookmarkStart w:id="114" w:name="dönem-projesi-bu-hafta-s4"/>
+    <w:bookmarkEnd w:id="108"/>
+    <w:bookmarkEnd w:id="109"/>
+    <w:bookmarkStart w:id="117" w:name="dönem-projesi-bu-hafta-s4"/>
     <w:p>
       <w:pPr>
         <w:pStyle w:val="Heading2"/>
@@ -27086,7 +27077,7 @@
         <w:t xml:space="preserve">paragraflık gerekçesi.</w:t>
       </w:r>
     </w:p>
-    <w:bookmarkStart w:id="107" w:name="adım-adım-yöntem"/>
+    <w:bookmarkStart w:id="110" w:name="adım-adım-yöntem"/>
     <w:p>
       <w:pPr>
         <w:pStyle w:val="Heading3"/>
@@ -27388,8 +27379,8 @@
         <w:t xml:space="preserve">varlığın değeri birlikte karar verir. Gerekçeyi bir paragrafla yazın.</w:t>
       </w:r>
     </w:p>
-    <w:bookmarkEnd w:id="107"/>
-    <w:bookmarkStart w:id="108" w:name="tamamen-doldurulmuş-sentetik-örnek"/>
+    <w:bookmarkEnd w:id="110"/>
+    <w:bookmarkStart w:id="111" w:name="tamamen-doldurulmuş-sentetik-örnek"/>
     <w:p>
       <w:pPr>
         <w:pStyle w:val="Heading3"/>
@@ -29110,8 +29101,8 @@
         <w:t xml:space="preserve">kaynaklanır; bu iki tehdit, vize teslimindeki RASP ve güvenli silme önlemleriyle birlikte ele alınacaktır.</w:t>
       </w:r>
     </w:p>
-    <w:bookmarkEnd w:id="108"/>
-    <w:bookmarkStart w:id="112" w:name="saldırı-ağacı-örnek"/>
+    <w:bookmarkEnd w:id="111"/>
+    <w:bookmarkStart w:id="115" w:name="saldırı-ağacı-örnek"/>
     <w:p>
       <w:pPr>
         <w:pStyle w:val="Heading3"/>
@@ -29159,18 +29150,18 @@
           <wp:inline>
             <wp:extent cx="5759999" cy="2730559"/>
             <wp:effectExtent b="0" l="0" r="0" t="0"/>
-            <wp:docPr descr="Başkasının hesabından ödeme saldırı ağacı ve maliyetleri" title="" id="110" name="Picture"/>
+            <wp:docPr descr="Başkasının hesabından ödeme saldırı ağacı ve maliyetleri" title="" id="113" name="Picture"/>
             <a:graphic>
               <a:graphicData uri="http://schemas.openxmlformats.org/drawingml/2006/picture">
                 <pic:pic>
                   <pic:nvPicPr>
-                    <pic:cNvPr descr="h02-07-saldiri-agaci.png" id="111" name="Picture"/>
+                    <pic:cNvPr descr="h02-07-saldiri-agaci.png" id="114" name="Picture"/>
                     <pic:cNvPicPr>
                       <a:picLocks noChangeArrowheads="1" noChangeAspect="1"/>
                     </pic:cNvPicPr>
                   </pic:nvPicPr>
                   <pic:blipFill>
-                    <a:blip r:embed="rId109"/>
+                    <a:blip r:embed="rId112"/>
                     <a:stretch>
                       <a:fillRect/>
                     </a:stretch>
@@ -29699,8 +29690,8 @@
         <w:t xml:space="preserve">budur.</w:t>
       </w:r>
     </w:p>
-    <w:bookmarkEnd w:id="112"/>
-    <w:bookmarkStart w:id="113" w:name="değerlendirme-ölçütleri"/>
+    <w:bookmarkEnd w:id="115"/>
+    <w:bookmarkStart w:id="116" w:name="değerlendirme-ölçütleri"/>
     <w:p>
       <w:pPr>
         <w:pStyle w:val="Heading3"/>
@@ -30197,9 +30188,9 @@
         </w:pict>
       </w:r>
     </w:p>
-    <w:bookmarkEnd w:id="113"/>
-    <w:bookmarkEnd w:id="114"/>
-    <w:bookmarkStart w:id="115" w:name="sınıf-etkinlikleri"/>
+    <w:bookmarkEnd w:id="116"/>
+    <w:bookmarkEnd w:id="117"/>
+    <w:bookmarkStart w:id="118" w:name="sınıf-etkinlikleri"/>
     <w:p>
       <w:pPr>
         <w:pStyle w:val="Heading2"/>
@@ -32323,8 +32314,8 @@
         </w:pict>
       </w:r>
     </w:p>
-    <w:bookmarkEnd w:id="115"/>
-    <w:bookmarkStart w:id="116" w:name="kod-okuma-alıştırmaları-zafiyeti-bul"/>
+    <w:bookmarkEnd w:id="118"/>
+    <w:bookmarkStart w:id="119" w:name="kod-okuma-alıştırmaları-zafiyeti-bul"/>
     <w:p>
       <w:pPr>
         <w:pStyle w:val="Heading2"/>
@@ -33436,8 +33427,8 @@
         </w:pict>
       </w:r>
     </w:p>
-    <w:bookmarkEnd w:id="116"/>
-    <w:bookmarkStart w:id="117" w:name="kendi-başına-çalış"/>
+    <w:bookmarkEnd w:id="119"/>
+    <w:bookmarkStart w:id="120" w:name="kendi-başına-çalış"/>
     <w:p>
       <w:pPr>
         <w:pStyle w:val="Heading2"/>
@@ -34398,8 +34389,8 @@
         </w:pict>
       </w:r>
     </w:p>
-    <w:bookmarkEnd w:id="117"/>
-    <w:bookmarkStart w:id="118" w:name="kendini-sınama"/>
+    <w:bookmarkEnd w:id="120"/>
+    <w:bookmarkStart w:id="121" w:name="kendini-sınama"/>
     <w:p>
       <w:pPr>
         <w:pStyle w:val="Heading2"/>
@@ -35600,8 +35591,8 @@
         </w:pict>
       </w:r>
     </w:p>
-    <w:bookmarkEnd w:id="118"/>
-    <w:bookmarkStart w:id="119" w:name="quiz-1-tarzı-örnek-sorular"/>
+    <w:bookmarkEnd w:id="121"/>
+    <w:bookmarkStart w:id="122" w:name="quiz-1-tarzı-örnek-sorular"/>
     <w:p>
       <w:pPr>
         <w:pStyle w:val="Heading2"/>
@@ -35766,8 +35757,8 @@
         </w:pict>
       </w:r>
     </w:p>
-    <w:bookmarkEnd w:id="119"/>
-    <w:bookmarkStart w:id="120" w:name="kaynaklar-ve-ileri-okuma"/>
+    <w:bookmarkEnd w:id="122"/>
+    <w:bookmarkStart w:id="123" w:name="kaynaklar-ve-ileri-okuma"/>
     <w:p>
       <w:pPr>
         <w:pStyle w:val="Heading2"/>
@@ -36893,8 +36884,8 @@
         </w:tc>
       </w:tr>
     </w:tbl>
-    <w:bookmarkEnd w:id="120"/>
-    <w:bookmarkEnd w:id="121"/>
+    <w:bookmarkEnd w:id="123"/>
+    <w:bookmarkEnd w:id="124"/>
     <w:sectPr>
       <w:headerReference r:id="rId9" w:type="default"/>
       <w:footerReference r:id="rId10" w:type="default"/>

--- a/docs/week-2/cen429-week-2-ders-notu.tr.docx
+++ b/docs/week-2/cen429-week-2-ders-notu.tr.docx
@@ -2,7 +2,7 @@
 <file path=word/document.xml><?xml version="1.0" encoding="utf-8"?>
 <w:document xmlns:w="http://schemas.openxmlformats.org/wordprocessingml/2006/main" xmlns:m="http://schemas.openxmlformats.org/officeDocument/2006/math" xmlns:r="http://schemas.openxmlformats.org/officeDocument/2006/relationships" xmlns:o="urn:schemas-microsoft-com:office:office" xmlns:v="urn:schemas-microsoft-com:vml" xmlns:w10="urn:schemas-microsoft-com:office:word" xmlns:a="http://schemas.openxmlformats.org/drawingml/2006/main" xmlns:pic="http://schemas.openxmlformats.org/drawingml/2006/picture" xmlns:wp="http://schemas.openxmlformats.org/drawingml/2006/wordprocessingDrawing">
   <w:body>
-    <w:bookmarkStart w:id="150" w:name="X9fc43fac701ae7cf0949f0e17f5d795998da5ac"/>
+    <w:bookmarkStart w:id="189" w:name="X9fc43fac701ae7cf0949f0e17f5d795998da5ac"/>
     <w:p>
       <w:pPr>
         <w:pStyle w:val="Heading1"/>
@@ -1184,7 +1184,7 @@
         <w:rPr>
           <w:rStyle w:val="VerbatimChar"/>
         </w:rPr>
-        <w:t xml:space="preserve">code/common/cen429_kripto.h</w:t>
+        <w:t xml:space="preserve">code/common/cen429_crypto.h</w:t>
       </w:r>
       <w:r>
         <w:t xml:space="preserve">); Windows’ta ayrıca OpenSSL kurmanız gerekmez.</w:t>
@@ -1345,7 +1345,7 @@
         <w:rPr>
           <w:rStyle w:val="NormalTok"/>
         </w:rPr>
-        <w:t xml:space="preserve">imza-tarayici </w:t>
+        <w:t xml:space="preserve">signature-scanner </w:t>
       </w:r>
       <w:r>
         <w:rPr>
@@ -1485,7 +1485,7 @@
         <w:rPr>
           <w:rStyle w:val="NormalTok"/>
         </w:rPr>
-        <w:t xml:space="preserve"> week-02/01-imza-tarayici </w:t>
+        <w:t xml:space="preserve"> week-02/01-signature-scanner </w:t>
       </w:r>
       <w:r>
         <w:rPr>
@@ -5506,7 +5506,7 @@
     </w:p>
     <w:bookmarkEnd w:id="41"/>
     <w:bookmarkEnd w:id="42"/>
-    <w:bookmarkStart w:id="49" w:name="Xf210984e2a14baff7e626087eddf823b906dd83"/>
+    <w:bookmarkStart w:id="52" w:name="Xf210984e2a14baff7e626087eddf823b906dd83"/>
     <w:p>
       <w:pPr>
         <w:pStyle w:val="Heading2"/>
@@ -5950,7 +5950,7 @@
       </w:r>
     </w:p>
     <w:bookmarkEnd w:id="47"/>
-    <w:bookmarkStart w:id="48" w:name="demo-09-solucan-salgın-simülasyonu"/>
+    <w:bookmarkStart w:id="51" w:name="demo-09-solucan-salgın-simülasyonu"/>
     <w:p>
       <w:pPr>
         <w:pStyle w:val="Heading3"/>
@@ -5983,7 +5983,7 @@
           <w:b/>
           <w:bCs/>
         </w:rPr>
-        <w:t xml:space="preserve">code/week-02/09-salgin-simulasyonu</w:t>
+        <w:t xml:space="preserve">code/week-02/09-outbreak-simulation</w:t>
       </w:r>
       <w:r>
         <w:rPr>
@@ -6074,7 +6074,7 @@
         <w:rPr>
           <w:rStyle w:val="NormalTok"/>
         </w:rPr>
-        <w:t xml:space="preserve">salgin-simulasyonu</w:t>
+        <w:t xml:space="preserve">outbreak-simulation</w:t>
       </w:r>
       <w:r>
         <w:br/>
@@ -6130,7 +6130,7 @@
         <w:rPr>
           <w:rStyle w:val="NormalTok"/>
         </w:rPr>
-        <w:t xml:space="preserve"> code/week-02/09-salgin-simulasyonu</w:t>
+        <w:t xml:space="preserve"> code/week-02/09-outbreak-simulation</w:t>
       </w:r>
       <w:r>
         <w:br/>
@@ -6168,7 +6168,7 @@
         <w:rPr>
           <w:rStyle w:val="VerbatimChar"/>
         </w:rPr>
-        <w:t xml:space="preserve">  Senaryo: Slammer benzeri (rastgele tarama, hizli UDP)</w:t>
+        <w:t xml:space="preserve">  Scenario: Slammer-like (random scanning, fast UDP)</w:t>
       </w:r>
       <w:r>
         <w:br/>
@@ -6177,7 +6177,7 @@
         <w:rPr>
           <w:rStyle w:val="VerbatimChar"/>
         </w:rPr>
-        <w:t xml:space="preserve">    N=75000 savunmasiz  i0=1  ikilenme=8.50 s</w:t>
+        <w:t xml:space="preserve">    N=75000 susceptible  i0=1  doubling=8.50 s</w:t>
       </w:r>
       <w:r>
         <w:br/>
@@ -6186,7 +6186,7 @@
         <w:rPr>
           <w:rStyle w:val="VerbatimChar"/>
         </w:rPr>
-        <w:t xml:space="preserve">      zaman        enfekte    oran</w:t>
+        <w:t xml:space="preserve">      time        infected  fraction</w:t>
       </w:r>
       <w:r>
         <w:br/>
@@ -6204,7 +6204,7 @@
         <w:rPr>
           <w:rStyle w:val="VerbatimChar"/>
         </w:rPr>
-        <w:t xml:space="preserve">         1.5 dk       1430    1.9% |#.............................|</w:t>
+        <w:t xml:space="preserve">         1.5 min       1430    1.9% |#.............................|</w:t>
       </w:r>
       <w:r>
         <w:br/>
@@ -6213,7 +6213,7 @@
         <w:rPr>
           <w:rStyle w:val="VerbatimChar"/>
         </w:rPr>
-        <w:t xml:space="preserve">         2.1 dk      19700   26.3% |########......................|</w:t>
+        <w:t xml:space="preserve">         2.1 min      19700   26.3% |########......................|</w:t>
       </w:r>
       <w:r>
         <w:br/>
@@ -6222,7 +6222,7 @@
         <w:rPr>
           <w:rStyle w:val="VerbatimChar"/>
         </w:rPr>
-        <w:t xml:space="preserve">         2.4 dk      45601   60.8% |##################............|</w:t>
+        <w:t xml:space="preserve">         2.4 min      45601   60.8% |##################............|</w:t>
       </w:r>
       <w:r>
         <w:br/>
@@ -6231,7 +6231,7 @@
         <w:rPr>
           <w:rStyle w:val="VerbatimChar"/>
         </w:rPr>
-        <w:t xml:space="preserve">         2.7 dk      65251   87.0% |##########################....|</w:t>
+        <w:t xml:space="preserve">         2.7 min      65251   87.0% |##########################....|</w:t>
       </w:r>
       <w:r>
         <w:br/>
@@ -6240,7 +6240,7 @@
         <w:rPr>
           <w:rStyle w:val="VerbatimChar"/>
         </w:rPr>
-        <w:t xml:space="preserve">         3.3 dk      74429   99.2% |##############################|</w:t>
+        <w:t xml:space="preserve">         3.3 min      74429   99.2% |##############################|</w:t>
       </w:r>
       <w:r>
         <w:br/>
@@ -6249,7 +6249,7 @@
         <w:rPr>
           <w:rStyle w:val="VerbatimChar"/>
         </w:rPr>
-        <w:t xml:space="preserve">      -&gt; %90 doygunluk:    2.7 dk</w:t>
+        <w:t xml:space="preserve">      -&gt; 90% saturation:    2.7 min</w:t>
       </w:r>
       <w:r>
         <w:br/>
@@ -6261,7 +6261,7 @@
         <w:rPr>
           <w:rStyle w:val="VerbatimChar"/>
         </w:rPr>
-        <w:t xml:space="preserve">  KARSILASTIRMA (%90 doygunluga ulasma):</w:t>
+        <w:t xml:space="preserve">  COMPARISON (time to reach 90% saturation):</w:t>
       </w:r>
       <w:r>
         <w:br/>
@@ -6270,7 +6270,7 @@
         <w:rPr>
           <w:rStyle w:val="VerbatimChar"/>
         </w:rPr>
-        <w:t xml:space="preserve">    Code Red benzeri : 48013 s (~13.3 saat)</w:t>
+        <w:t xml:space="preserve">    Code-Red-like : 48013 s (~13.3 hours)</w:t>
       </w:r>
       <w:r>
         <w:br/>
@@ -6279,7 +6279,7 @@
         <w:rPr>
           <w:rStyle w:val="VerbatimChar"/>
         </w:rPr>
-        <w:t xml:space="preserve">    Slammer benzeri  : 165 s (~2.7 dakika)</w:t>
+        <w:t xml:space="preserve">    Slammer-like  : 165 s (~2.7 minutes)</w:t>
       </w:r>
       <w:r>
         <w:br/>
@@ -6288,12 +6288,249 @@
         <w:rPr>
           <w:rStyle w:val="VerbatimChar"/>
         </w:rPr>
-        <w:t xml:space="preserve">    Hitlist          : 50 s (~0.8 dakika)</w:t>
+        <w:t xml:space="preserve">    Hitlist       : 50 s (~0.8 minutes)</w:t>
       </w:r>
     </w:p>
     <w:p>
       <w:pPr>
         <w:pStyle w:val="FirstParagraph"/>
+      </w:pPr>
+      <w:r>
+        <w:t xml:space="preserve">25 Ocak 2003’te</w:t>
+      </w:r>
+      <w:r>
+        <w:t xml:space="preserve"> </w:t>
+      </w:r>
+      <w:r>
+        <w:rPr>
+          <w:b/>
+          <w:bCs/>
+        </w:rPr>
+        <w:t xml:space="preserve">SQL Slammer</w:t>
+      </w:r>
+      <w:r>
+        <w:t xml:space="preserve"> </w:t>
+      </w:r>
+      <w:r>
+        <w:t xml:space="preserve">(kod adı Sapphire), 376 baytlık tek bir UDP paketiyle savunmasız SQL Server</w:t>
+      </w:r>
+      <w:r>
+        <w:t xml:space="preserve"> </w:t>
+      </w:r>
+      <w:r>
+        <w:t xml:space="preserve">kopyalarının yarısını</w:t>
+      </w:r>
+      <w:r>
+        <w:t xml:space="preserve"> </w:t>
+      </w:r>
+      <w:r>
+        <w:rPr>
+          <w:b/>
+          <w:bCs/>
+        </w:rPr>
+        <w:t xml:space="preserve">10 dakikadan az sürede</w:t>
+      </w:r>
+      <w:r>
+        <w:t xml:space="preserve"> </w:t>
+      </w:r>
+      <w:r>
+        <w:t xml:space="preserve">enfekte etti — solucan tarihinin en hızlı yayılan örneği.</w:t>
+      </w:r>
+      <w:r>
+        <w:t xml:space="preserve"> </w:t>
+      </w:r>
+      <w:r>
+        <w:t xml:space="preserve">Aşağıdaki animasyon</w:t>
+      </w:r>
+      <w:r>
+        <w:t xml:space="preserve"> </w:t>
+      </w:r>
+      <w:r>
+        <w:rPr>
+          <w:rStyle w:val="VerbatimChar"/>
+        </w:rPr>
+        <w:t xml:space="preserve">outbreak.c</w:t>
+      </w:r>
+      <w:r>
+        <w:t xml:space="preserve">’nin SI fark denklemini (yukarıdaki</w:t>
+      </w:r>
+      <w:r>
+        <w:t xml:space="preserve"> </w:t>
+      </w:r>
+      <w:r>
+        <w:rPr>
+          <w:rStyle w:val="VerbatimChar"/>
+        </w:rPr>
+        <w:t xml:space="preserve">i(t+dt) = i(t) + beta·i(t)·(1-i(t)/N)·dt</w:t>
+      </w:r>
+      <w:r>
+        <w:t xml:space="preserve">)</w:t>
+      </w:r>
+      <w:r>
+        <w:t xml:space="preserve"> </w:t>
+      </w:r>
+      <w:r>
+        <w:t xml:space="preserve">adım adım hesaplar;</w:t>
+      </w:r>
+      <w:r>
+        <w:t xml:space="preserve"> </w:t>
+      </w:r>
+      <w:r>
+        <w:rPr>
+          <w:rStyle w:val="VerbatimChar"/>
+        </w:rPr>
+        <w:t xml:space="preserve">beta</w:t>
+      </w:r>
+      <w:r>
+        <w:t xml:space="preserve"> </w:t>
+      </w:r>
+      <w:r>
+        <w:t xml:space="preserve">değerini değiştirmenin doygunluk süresini nasıl saatlerden dakikalara indirdiğini</w:t>
+      </w:r>
+      <w:r>
+        <w:t xml:space="preserve"> </w:t>
+      </w:r>
+      <w:r>
+        <w:t xml:space="preserve">gösterir.</w:t>
+      </w:r>
+    </w:p>
+    <w:p>
+      <w:pPr>
+        <w:pStyle w:val="BodyText"/>
+      </w:pPr>
+      <w:r>
+        <w:drawing>
+          <wp:inline>
+            <wp:extent cx="5111999" cy="6385249"/>
+            <wp:effectExtent b="0" l="0" r="0" t="0"/>
+            <wp:docPr descr="SI salgın modeli: yayılma adım adım — adım adım" title="" id="49" name="Picture"/>
+            <a:graphic>
+              <a:graphicData uri="http://schemas.openxmlformats.org/drawingml/2006/picture">
+                <pic:pic>
+                  <pic:nvPicPr>
+                    <pic:cNvPr descr="epidemic-spread.tr.png" id="50" name="Picture"/>
+                    <pic:cNvPicPr>
+                      <a:picLocks noChangeArrowheads="1" noChangeAspect="1"/>
+                    </pic:cNvPicPr>
+                  </pic:nvPicPr>
+                  <pic:blipFill>
+                    <a:blip r:embed="rId48"/>
+                    <a:stretch>
+                      <a:fillRect/>
+                    </a:stretch>
+                  </pic:blipFill>
+                  <pic:spPr bwMode="auto">
+                    <a:xfrm>
+                      <a:off x="0" y="0"/>
+                      <a:ext cx="5111999" cy="6385249"/>
+                    </a:xfrm>
+                    <a:prstGeom prst="rect">
+                      <a:avLst/>
+                    </a:prstGeom>
+                    <a:noFill/>
+                    <a:ln w="9525">
+                      <a:noFill/>
+                      <a:headEnd/>
+                      <a:tailEnd/>
+                    </a:ln>
+                  </pic:spPr>
+                </pic:pic>
+              </a:graphicData>
+            </a:graphic>
+          </wp:inline>
+        </w:drawing>
+      </w:r>
+    </w:p>
+    <w:p>
+      <w:pPr>
+        <w:pStyle w:val="BodyText"/>
+      </w:pPr>
+      <w:r>
+        <w:t xml:space="preserve">Örnek seçiciden</w:t>
+      </w:r>
+      <w:r>
+        <w:t xml:space="preserve"> </w:t>
+      </w:r>
+      <w:r>
+        <w:rPr>
+          <w:b/>
+          <w:bCs/>
+        </w:rPr>
+        <w:t xml:space="preserve">Zor: Slammer benzeri hızlı yayılma</w:t>
+      </w:r>
+      <w:r>
+        <w:t xml:space="preserve">’yı ve</w:t>
+      </w:r>
+      <w:r>
+        <w:t xml:space="preserve"> </w:t>
+      </w:r>
+      <w:r>
+        <w:rPr>
+          <w:b/>
+          <w:bCs/>
+        </w:rPr>
+        <w:t xml:space="preserve">Uç durum: başlangıçta zaten yarısı bulaşmış</w:t>
+      </w:r>
+      <w:r>
+        <w:rPr>
+          <w:b/>
+          <w:bCs/>
+        </w:rPr>
+        <w:t xml:space="preserve"> </w:t>
+      </w:r>
+      <w:r>
+        <w:rPr>
+          <w:b/>
+          <w:bCs/>
+        </w:rPr>
+        <w:t xml:space="preserve">(hitlist)</w:t>
+      </w:r>
+      <w:r>
+        <w:t xml:space="preserve">’i deneyin; 🎲 ile kendi</w:t>
+      </w:r>
+      <w:r>
+        <w:t xml:space="preserve"> </w:t>
+      </w:r>
+      <w:r>
+        <w:rPr>
+          <w:rStyle w:val="VerbatimChar"/>
+        </w:rPr>
+        <w:t xml:space="preserve">N</w:t>
+      </w:r>
+      <w:r>
+        <w:t xml:space="preserve">,</w:t>
+      </w:r>
+      <w:r>
+        <w:t xml:space="preserve"> </w:t>
+      </w:r>
+      <w:r>
+        <w:rPr>
+          <w:rStyle w:val="VerbatimChar"/>
+        </w:rPr>
+        <w:t xml:space="preserve">i0</w:t>
+      </w:r>
+      <w:r>
+        <w:t xml:space="preserve">,</w:t>
+      </w:r>
+      <w:r>
+        <w:t xml:space="preserve"> </w:t>
+      </w:r>
+      <w:r>
+        <w:rPr>
+          <w:rStyle w:val="VerbatimChar"/>
+        </w:rPr>
+        <w:t xml:space="preserve">beta</w:t>
+      </w:r>
+      <w:r>
+        <w:t xml:space="preserve"> </w:t>
+      </w:r>
+      <w:r>
+        <w:t xml:space="preserve">değerlerinizi de sınayabilirsiniz.</w:t>
+      </w:r>
+    </w:p>
+    <w:p>
+      <w:pPr>
+        <w:pStyle w:val="BodyText"/>
       </w:pPr>
       <w:r>
         <w:t xml:space="preserve">Çıktıyı okurken üç şeye bakın:</w:t>
@@ -6506,7 +6743,7 @@
         <w:rPr>
           <w:rStyle w:val="VerbatimChar"/>
         </w:rPr>
-        <w:t xml:space="preserve">salgin.c</w:t>
+        <w:t xml:space="preserve">outbreak.c</w:t>
       </w:r>
       <w:r>
         <w:t xml:space="preserve"> </w:t>
@@ -6554,9 +6791,9 @@
         <w:t xml:space="preserve">indirince fark ne kadar kalıyor?</w:t>
       </w:r>
     </w:p>
-    <w:bookmarkEnd w:id="48"/>
-    <w:bookmarkEnd w:id="49"/>
-    <w:bookmarkStart w:id="54" w:name="yayılma-ve-gizlenme-nasıl-fark-edilmez"/>
+    <w:bookmarkEnd w:id="51"/>
+    <w:bookmarkEnd w:id="52"/>
+    <w:bookmarkStart w:id="60" w:name="yayılma-ve-gizlenme-nasıl-fark-edilmez"/>
     <w:p>
       <w:pPr>
         <w:pStyle w:val="Heading2"/>
@@ -6954,18 +7191,18 @@
           <wp:inline>
             <wp:extent cx="5759999" cy="2811968"/>
             <wp:effectExtent b="0" l="0" r="0" t="0"/>
-            <wp:docPr descr="Polimorfik virüste çözücü ve gövde değişir, açık gövde aynı kalır" title="" id="51" name="Picture"/>
+            <wp:docPr descr="Polimorfik virüste çözücü ve gövde değişir, açık gövde aynı kalır" title="" id="54" name="Picture"/>
             <a:graphic>
               <a:graphicData uri="http://schemas.openxmlformats.org/drawingml/2006/picture">
                 <pic:pic>
                   <pic:nvPicPr>
-                    <pic:cNvPr descr="h02-04-polimorfik.png" id="52" name="Picture"/>
+                    <pic:cNvPr descr="h02-04-polimorfik.png" id="55" name="Picture"/>
                     <pic:cNvPicPr>
                       <a:picLocks noChangeArrowheads="1" noChangeAspect="1"/>
                     </pic:cNvPicPr>
                   </pic:nvPicPr>
                   <pic:blipFill>
-                    <a:blip r:embed="rId50"/>
+                    <a:blip r:embed="rId53"/>
                     <a:stretch>
                       <a:fillRect/>
                     </a:stretch>
@@ -6992,7 +7229,7 @@
         </w:drawing>
       </w:r>
     </w:p>
-    <w:bookmarkStart w:id="53" w:name="X70775274ae2f32db4c01ea4da2dce6e43146e4b"/>
+    <w:bookmarkStart w:id="59" w:name="X70775274ae2f32db4c01ea4da2dce6e43146e4b"/>
     <w:p>
       <w:pPr>
         <w:pStyle w:val="Heading3"/>
@@ -7025,7 +7262,7 @@
           <w:b/>
           <w:bCs/>
         </w:rPr>
-        <w:t xml:space="preserve">code/week-02/01-imza-tarayici</w:t>
+        <w:t xml:space="preserve">code/week-02/01-signature-scanner</w:t>
       </w:r>
       <w:r>
         <w:rPr>
@@ -7153,7 +7390,7 @@
         <w:rPr>
           <w:rStyle w:val="VerbatimChar"/>
         </w:rPr>
-        <w:t xml:space="preserve">KAPSUL/1</w:t>
+        <w:t xml:space="preserve">CAPSULE/1</w:t>
       </w:r>
       <w:r>
         <w:br/>
@@ -7162,7 +7399,7 @@
         <w:rPr>
           <w:rStyle w:val="VerbatimChar"/>
         </w:rPr>
-        <w:t xml:space="preserve">COZUCU: ALGO=xs32 TOHUM=1a2b3c4d UZUNLUK=3782 COZ</w:t>
+        <w:t xml:space="preserve">DECODER: ALGO=xs32 SEED=1a2b3c4d LENGTH=3782 DEC</w:t>
       </w:r>
       <w:r>
         <w:br/>
@@ -7185,7 +7422,7 @@
         <w:rPr>
           <w:rStyle w:val="VerbatimChar"/>
         </w:rPr>
-        <w:t xml:space="preserve">ornek_a.bin</w:t>
+        <w:t xml:space="preserve">sample_a.bin</w:t>
       </w:r>
       <w:r>
         <w:t xml:space="preserve">), onun</w:t>
@@ -7326,7 +7563,7 @@
         <w:rPr>
           <w:rStyle w:val="NormalTok"/>
         </w:rPr>
-        <w:t xml:space="preserve">imza-tarayici </w:t>
+        <w:t xml:space="preserve">signature-scanner </w:t>
       </w:r>
       <w:r>
         <w:rPr>
@@ -7391,7 +7628,7 @@
         <w:rPr>
           <w:rStyle w:val="NormalTok"/>
         </w:rPr>
-        <w:t xml:space="preserve"> code/week-02/01-imza-tarayici </w:t>
+        <w:t xml:space="preserve"> code/week-02/01-signature-scanner </w:t>
       </w:r>
       <w:r>
         <w:rPr>
@@ -7456,7 +7693,7 @@
         <w:rPr>
           <w:rStyle w:val="VerbatimChar"/>
         </w:rPr>
-        <w:t xml:space="preserve">ADIM 2 — Hash (ozet) imzasi: birebir ayni dosyayi yakalar</w:t>
+        <w:t xml:space="preserve">STEP 2 - Hash (digest) signature: catches the exact same file</w:t>
       </w:r>
       <w:r>
         <w:br/>
@@ -7465,7 +7702,7 @@
         <w:rPr>
           <w:rStyle w:val="VerbatimChar"/>
         </w:rPr>
-        <w:t xml:space="preserve">  temiz.txt          TEMIZ      sha256=ce1f848e3795ae86...</w:t>
+        <w:t xml:space="preserve">  clean.txt          CLEAN      sha256=98eb0dc95503901a...</w:t>
       </w:r>
       <w:r>
         <w:br/>
@@ -7474,7 +7711,7 @@
         <w:rPr>
           <w:rStyle w:val="VerbatimChar"/>
         </w:rPr>
-        <w:t xml:space="preserve">  ornek_a.bin        YAKALANDI  Ornek.MaviKedi.A</w:t>
+        <w:t xml:space="preserve">  sample_a.bin       CAUGHT     Sample.BlueCat.A</w:t>
       </w:r>
       <w:r>
         <w:br/>
@@ -7483,7 +7720,7 @@
         <w:rPr>
           <w:rStyle w:val="VerbatimChar"/>
         </w:rPr>
-        <w:t xml:space="preserve">  ornek_a_1bayt.bin  TEMIZ      sha256=a4220c8a0a41a9ff...</w:t>
+        <w:t xml:space="preserve">  sample_a_1byte.bin CLEAN      sha256=53cdcf9fe2d6fd4b...</w:t>
       </w:r>
       <w:r>
         <w:br/>
@@ -7492,7 +7729,7 @@
         <w:rPr>
           <w:rStyle w:val="VerbatimChar"/>
         </w:rPr>
-        <w:t xml:space="preserve">   ^ Tek bir bayt degisince ozet bambaska: hash imzasi atlatildi.</w:t>
+        <w:t xml:space="preserve">   ^ Change a single byte and the digest is completely different: the hash signature is evaded.</w:t>
       </w:r>
     </w:p>
     <w:p>
@@ -7560,7 +7797,7 @@
         <w:rPr>
           <w:rStyle w:val="VerbatimChar"/>
         </w:rPr>
-        <w:t xml:space="preserve">ADIM 3 — Desen (bayt dizisi) imzasi: kucuk degisikliklere dayanikli</w:t>
+        <w:t xml:space="preserve">STEP 3 - Pattern (byte sequence) signature: survives small changes</w:t>
       </w:r>
       <w:r>
         <w:br/>
@@ -7569,7 +7806,7 @@
         <w:rPr>
           <w:rStyle w:val="VerbatimChar"/>
         </w:rPr>
-        <w:t xml:space="preserve">  ornek_a.bin        YAKALANDI  Ornek.MaviKedi.A</w:t>
+        <w:t xml:space="preserve">  sample_a.bin       CAUGHT     Sample.BlueCat.A</w:t>
       </w:r>
       <w:r>
         <w:br/>
@@ -7578,7 +7815,7 @@
         <w:rPr>
           <w:rStyle w:val="VerbatimChar"/>
         </w:rPr>
-        <w:t xml:space="preserve">  ornek_a_1bayt.bin  YAKALANDI  Ornek.MaviKedi.A</w:t>
+        <w:t xml:space="preserve">  sample_a_1byte.bin CAUGHT     Sample.BlueCat.A</w:t>
       </w:r>
       <w:r>
         <w:br/>
@@ -7587,7 +7824,7 @@
         <w:rPr>
           <w:rStyle w:val="VerbatimChar"/>
         </w:rPr>
-        <w:t xml:space="preserve">  poli_1.bin         YAKALANDI  Ornek.Cozucu.xs32</w:t>
+        <w:t xml:space="preserve">  poly_1.bin         CAUGHT     Sample.Decoder.xs32</w:t>
       </w:r>
       <w:r>
         <w:br/>
@@ -7596,7 +7833,7 @@
         <w:rPr>
           <w:rStyle w:val="VerbatimChar"/>
         </w:rPr>
-        <w:t xml:space="preserve">  poli_2.bin         YAKALANDI  Ornek.Cozucu.xs32</w:t>
+        <w:t xml:space="preserve">  poly_2.bin         CAUGHT     Sample.Decoder.xs32</w:t>
       </w:r>
       <w:r>
         <w:br/>
@@ -7605,7 +7842,7 @@
         <w:rPr>
           <w:rStyle w:val="VerbatimChar"/>
         </w:rPr>
-        <w:t xml:space="preserve">  poli_3.bin         TEMIZ</w:t>
+        <w:t xml:space="preserve">  poly_3.bin         CLEAN</w:t>
       </w:r>
       <w:r>
         <w:br/>
@@ -7614,7 +7851,7 @@
         <w:rPr>
           <w:rStyle w:val="VerbatimChar"/>
         </w:rPr>
-        <w:t xml:space="preserve">   ^ poli_1 ve poli_2 cozucu deseniyle yakalandi; cozucusu</w:t>
+        <w:t xml:space="preserve">   ^ poly_1/poly_2 were caught by the decoder pattern; poly_3, whose</w:t>
       </w:r>
       <w:r>
         <w:br/>
@@ -7623,7 +7860,7 @@
         <w:rPr>
           <w:rStyle w:val="VerbatimChar"/>
         </w:rPr>
-        <w:t xml:space="preserve">     degisen poli_3 hic yakalanamadi.</w:t>
+        <w:t xml:space="preserve">     decoder changed, was never caught at all (polymorphism).</w:t>
       </w:r>
     </w:p>
     <w:p>
@@ -7656,7 +7893,7 @@
         <w:rPr>
           <w:rStyle w:val="VerbatimChar"/>
         </w:rPr>
-        <w:t xml:space="preserve">poli_1</w:t>
+        <w:t xml:space="preserve">poly_1</w:t>
       </w:r>
       <w:r>
         <w:t xml:space="preserve">/</w:t>
@@ -7665,7 +7902,7 @@
         <w:rPr>
           <w:rStyle w:val="VerbatimChar"/>
         </w:rPr>
-        <w:t xml:space="preserve">poli_2</w:t>
+        <w:t xml:space="preserve">poly_2</w:t>
       </w:r>
       <w:r>
         <w:t xml:space="preserve">’yi yakalar.</w:t>
@@ -7683,7 +7920,7 @@
         <w:rPr>
           <w:rStyle w:val="VerbatimChar"/>
         </w:rPr>
-        <w:t xml:space="preserve">poli_3</w:t>
+        <w:t xml:space="preserve">poly_3</w:t>
       </w:r>
       <w:r>
         <w:t xml:space="preserve"> </w:t>
@@ -7746,7 +7983,7 @@
         <w:rPr>
           <w:rStyle w:val="VerbatimChar"/>
         </w:rPr>
-        <w:t xml:space="preserve">  poli_1.bin   ilk 16 govde bayti: 6f 57 bc 28 e2 81 dd 85 87 e1 f4 3d ...</w:t>
+        <w:t xml:space="preserve">  poly_1.bin  body[0..15]: 70 5f a6 24 b0 91 dc 94 db bd 97 3b bd 9e 0b 3e</w:t>
       </w:r>
       <w:r>
         <w:br/>
@@ -7755,7 +7992,7 @@
         <w:rPr>
           <w:rStyle w:val="VerbatimChar"/>
         </w:rPr>
-        <w:t xml:space="preserve">  poli_2.bin   ilk 16 govde bayti: 83 b7 07 06 d8 38 3d 53 27 06 bc e8 ...</w:t>
+        <w:t xml:space="preserve">  poly_2.bin  body[0..15]: 9c bf 1d 0a 8a 28 3c 42 7b 5a df ee 63 94 df a8</w:t>
       </w:r>
       <w:r>
         <w:br/>
@@ -7764,7 +8001,7 @@
         <w:rPr>
           <w:rStyle w:val="VerbatimChar"/>
         </w:rPr>
-        <w:t xml:space="preserve">  poli_3.bin   ilk 16 govde bayti: bd 2c 85 32 f4 1f 3a 57 7f 6b 08 c0 ...</w:t>
+        <w:t xml:space="preserve">  poly_3.bin  body[0..15]: b6 34 7f 2e a2 2f 3b 46 db 0f 2b c2 fe 02 54 8b</w:t>
       </w:r>
     </w:p>
     <w:p>
@@ -7863,7 +8100,7 @@
         <w:rPr>
           <w:rStyle w:val="VerbatimChar"/>
         </w:rPr>
-        <w:t xml:space="preserve">  temiz.txt          TEMIZ      puan=  0 H=4.29</w:t>
+        <w:t xml:space="preserve">STEP 5 - Heuristic analysis: no signature, score suspicious traits</w:t>
       </w:r>
       <w:r>
         <w:br/>
@@ -7872,7 +8109,7 @@
         <w:rPr>
           <w:rStyle w:val="VerbatimChar"/>
         </w:rPr>
-        <w:t xml:space="preserve">  ornek_a.bin        TEMIZ      puan=  0 H=4.71</w:t>
+        <w:t xml:space="preserve">  clean.txt          CLEAN      score=  0 H=4.24</w:t>
       </w:r>
       <w:r>
         <w:br/>
@@ -7881,7 +8118,7 @@
         <w:rPr>
           <w:rStyle w:val="VerbatimChar"/>
         </w:rPr>
-        <w:t xml:space="preserve">  poli_1.bin         SUPHELI    puan= 80 H=7.95 entropi cozucu</w:t>
+        <w:t xml:space="preserve">  sample_a.bin       CLEAN      score=  0 H=4.76</w:t>
       </w:r>
       <w:r>
         <w:br/>
@@ -7890,7 +8127,7 @@
         <w:rPr>
           <w:rStyle w:val="VerbatimChar"/>
         </w:rPr>
-        <w:t xml:space="preserve">  poli_3.bin         SUPHELI    puan=100 H=7.95 entropi cozucu cop-komut</w:t>
+        <w:t xml:space="preserve">  poly_1.bin         SUSPICIOUS score= 80 H=7.95 entropy decoder</w:t>
       </w:r>
       <w:r>
         <w:br/>
@@ -7899,7 +8136,7 @@
         <w:rPr>
           <w:rStyle w:val="VerbatimChar"/>
         </w:rPr>
-        <w:t xml:space="preserve">  arsiv.bin          SUPHELI    puan= 50 H=7.88 entropi</w:t>
+        <w:t xml:space="preserve">  poly_3.bin         SUSPICIOUS score=100 H=7.95 entropy decoder junk-code</w:t>
       </w:r>
       <w:r>
         <w:br/>
@@ -7908,7 +8145,7 @@
         <w:rPr>
           <w:rStyle w:val="VerbatimChar"/>
         </w:rPr>
-        <w:t xml:space="preserve">   ^ arsiv.bin zararsiz yuksek-entropili dosya: YANLIS POZITIF.</w:t>
+        <w:t xml:space="preserve">  archive.bin        SUSPICIOUS score= 50 H=7.88 entropy</w:t>
       </w:r>
       <w:r>
         <w:br/>
@@ -7917,7 +8154,16 @@
         <w:rPr>
           <w:rStyle w:val="VerbatimChar"/>
         </w:rPr>
-        <w:t xml:space="preserve">     ornek_a.bin ise sezgisel olarak gozden kacti (yanlis negatif).</w:t>
+        <w:t xml:space="preserve">   ^ archive.bin is a harmless high-entropy file: a FALSE POSITIVE.</w:t>
+      </w:r>
+      <w:r>
+        <w:br/>
+      </w:r>
+      <w:r>
+        <w:rPr>
+          <w:rStyle w:val="VerbatimChar"/>
+        </w:rPr>
+        <w:t xml:space="preserve">     sample_a.bin slipped past the heuristic (a false negative).</w:t>
       </w:r>
     </w:p>
     <w:p>
@@ -7937,7 +8183,7 @@
         <w:rPr>
           <w:rStyle w:val="VerbatimChar"/>
         </w:rPr>
-        <w:t xml:space="preserve">arsiv.bin</w:t>
+        <w:t xml:space="preserve">archive.bin</w:t>
       </w:r>
       <w:r>
         <w:t xml:space="preserve">)</w:t>
@@ -7975,7 +8221,7 @@
         <w:rPr>
           <w:rStyle w:val="VerbatimChar"/>
         </w:rPr>
-        <w:t xml:space="preserve">ornek_a.bin</w:t>
+        <w:t xml:space="preserve">sample_a.bin</w:t>
       </w:r>
       <w:r>
         <w:t xml:space="preserve">’i kaçırdı</w:t>
@@ -8071,7 +8317,7 @@
         <w:rPr>
           <w:rStyle w:val="VerbatimChar"/>
         </w:rPr>
-        <w:t xml:space="preserve">  temiz.txt          TEMIZ      kapsul degil</w:t>
+        <w:t xml:space="preserve">STEP 6 - Emulation: run the decoder in a safe environment, then scan</w:t>
       </w:r>
       <w:r>
         <w:br/>
@@ -8080,7 +8326,7 @@
         <w:rPr>
           <w:rStyle w:val="VerbatimChar"/>
         </w:rPr>
-        <w:t xml:space="preserve">  ornek_a.bin        YAKALANDI  Ornek.MaviKedi.A | cozucu yok (duz govde)</w:t>
+        <w:t xml:space="preserve">  clean.txt          CLEAN      not a capsule</w:t>
       </w:r>
       <w:r>
         <w:br/>
@@ -8089,7 +8335,7 @@
         <w:rPr>
           <w:rStyle w:val="VerbatimChar"/>
         </w:rPr>
-        <w:t xml:space="preserve">  poli_1.bin         YAKALANDI  Ornek.MaviKedi.A | 5 komut, 0 BOS, xs32</w:t>
+        <w:t xml:space="preserve">  sample_a.bin       CAUGHT     Sample.BlueCat.A | no decoder (plain body)</w:t>
       </w:r>
       <w:r>
         <w:br/>
@@ -8098,7 +8344,7 @@
         <w:rPr>
           <w:rStyle w:val="VerbatimChar"/>
         </w:rPr>
-        <w:t xml:space="preserve">  poli_2.bin         YAKALANDI  Ornek.MaviKedi.A | 5 komut, 0 BOS, xs32</w:t>
+        <w:t xml:space="preserve">  poly_1.bin         CAUGHT     Sample.BlueCat.A | 5 commands, 0 NOP, xs32</w:t>
       </w:r>
       <w:r>
         <w:br/>
@@ -8107,7 +8353,7 @@
         <w:rPr>
           <w:rStyle w:val="VerbatimChar"/>
         </w:rPr>
-        <w:t xml:space="preserve">  poli_3.bin         YAKALANDI  Ornek.MaviKedi.A | 8 komut, 4 BOS, lcg8</w:t>
+        <w:t xml:space="preserve">  poly_2.bin         CAUGHT     Sample.BlueCat.A | 5 commands, 0 NOP, xs32</w:t>
       </w:r>
       <w:r>
         <w:br/>
@@ -8116,7 +8362,16 @@
         <w:rPr>
           <w:rStyle w:val="VerbatimChar"/>
         </w:rPr>
-        <w:t xml:space="preserve">  arsiv.bin          TEMIZ      kapsul degil</w:t>
+        <w:t xml:space="preserve">  poly_3.bin         CAUGHT     Sample.BlueCat.A | 8 commands, 4 NOP, lcg8</w:t>
+      </w:r>
+      <w:r>
+        <w:br/>
+      </w:r>
+      <w:r>
+        <w:rPr>
+          <w:rStyle w:val="VerbatimChar"/>
+        </w:rPr>
+        <w:t xml:space="preserve">  archive.bin        CLEAN      not a capsule</w:t>
       </w:r>
     </w:p>
     <w:p>
@@ -8165,6 +8420,199 @@
       </w:r>
       <w:r>
         <w:t xml:space="preserve">zararlı bunu anlarsa (anti-emülasyon) gizlenebilir.</w:t>
+      </w:r>
+    </w:p>
+    <w:p>
+      <w:pPr>
+        <w:pStyle w:val="BodyText"/>
+      </w:pPr>
+      <w:r>
+        <w:t xml:space="preserve">Fred Cohen 1984’teki konferans bildirisinde (1986’daki doktora teziyle yayımlanan)</w:t>
+      </w:r>
+      <w:r>
+        <w:t xml:space="preserve"> </w:t>
+      </w:r>
+      <w:r>
+        <w:t xml:space="preserve">“bilgisayar virüsü”</w:t>
+      </w:r>
+      <w:r>
+        <w:t xml:space="preserve"> </w:t>
+      </w:r>
+      <w:r>
+        <w:t xml:space="preserve">terimini ilk kez biçimsel olarak tanımladı; aynı çalışma,</w:t>
+      </w:r>
+      <w:r>
+        <w:t xml:space="preserve"> </w:t>
+      </w:r>
+      <w:r>
+        <w:t xml:space="preserve">“bu program bir virüs mü?”</w:t>
+      </w:r>
+      <w:r>
+        <w:t xml:space="preserve"> </w:t>
+      </w:r>
+      <w:r>
+        <w:t xml:space="preserve">sorusunu</w:t>
+      </w:r>
+      <w:r>
+        <w:t xml:space="preserve"> </w:t>
+      </w:r>
+      <w:r>
+        <w:rPr>
+          <w:b/>
+          <w:bCs/>
+        </w:rPr>
+        <w:t xml:space="preserve">her program</w:t>
+      </w:r>
+      <w:r>
+        <w:rPr>
+          <w:b/>
+          <w:bCs/>
+        </w:rPr>
+        <w:t xml:space="preserve"> </w:t>
+      </w:r>
+      <w:r>
+        <w:rPr>
+          <w:b/>
+          <w:bCs/>
+        </w:rPr>
+        <w:t xml:space="preserve">için</w:t>
+      </w:r>
+      <w:r>
+        <w:t xml:space="preserve"> </w:t>
+      </w:r>
+      <w:r>
+        <w:t xml:space="preserve">kusursuzca çözen bir algoritmanın var olamayacağını da kanıtladı (durma problemiyle akraba bir sonuç) —</w:t>
+      </w:r>
+      <w:r>
+        <w:t xml:space="preserve"> </w:t>
+      </w:r>
+      <w:r>
+        <w:t xml:space="preserve">işte bu yüzden gerçek bir tarayıcı tek bir kusursuz yöntem yerine birkaç kusurlu yöntemi katman katman</w:t>
+      </w:r>
+      <w:r>
+        <w:t xml:space="preserve"> </w:t>
+      </w:r>
+      <w:r>
+        <w:t xml:space="preserve">kullanır. Aşağıdaki animasyon</w:t>
+      </w:r>
+      <w:r>
+        <w:t xml:space="preserve"> </w:t>
+      </w:r>
+      <w:r>
+        <w:rPr>
+          <w:rStyle w:val="VerbatimChar"/>
+        </w:rPr>
+        <w:t xml:space="preserve">scanner.c</w:t>
+      </w:r>
+      <w:r>
+        <w:t xml:space="preserve">’nin hash, desen ve emülasyon mantığını birlikte adım adım gösterir:</w:t>
+      </w:r>
+      <w:r>
+        <w:t xml:space="preserve"> </w:t>
+      </w:r>
+      <w:r>
+        <w:t xml:space="preserve">her yöntemin yaptığı bayt karşılaştırmasını ve desen eşleşmesini.</w:t>
+      </w:r>
+    </w:p>
+    <w:p>
+      <w:pPr>
+        <w:pStyle w:val="BodyText"/>
+      </w:pPr>
+      <w:r>
+        <w:drawing>
+          <wp:inline>
+            <wp:extent cx="5111999" cy="2147420"/>
+            <wp:effectExtent b="0" l="0" r="0" t="0"/>
+            <wp:docPr descr="İmza taraması: hash / desen / emülasyon — adım adım" title="" id="57" name="Picture"/>
+            <a:graphic>
+              <a:graphicData uri="http://schemas.openxmlformats.org/drawingml/2006/picture">
+                <pic:pic>
+                  <pic:nvPicPr>
+                    <pic:cNvPr descr="signature-scan.tr.png" id="58" name="Picture"/>
+                    <pic:cNvPicPr>
+                      <a:picLocks noChangeArrowheads="1" noChangeAspect="1"/>
+                    </pic:cNvPicPr>
+                  </pic:nvPicPr>
+                  <pic:blipFill>
+                    <a:blip r:embed="rId56"/>
+                    <a:stretch>
+                      <a:fillRect/>
+                    </a:stretch>
+                  </pic:blipFill>
+                  <pic:spPr bwMode="auto">
+                    <a:xfrm>
+                      <a:off x="0" y="0"/>
+                      <a:ext cx="5111999" cy="2147420"/>
+                    </a:xfrm>
+                    <a:prstGeom prst="rect">
+                      <a:avLst/>
+                    </a:prstGeom>
+                    <a:noFill/>
+                    <a:ln w="9525">
+                      <a:noFill/>
+                      <a:headEnd/>
+                      <a:tailEnd/>
+                    </a:ln>
+                  </pic:spPr>
+                </pic:pic>
+              </a:graphicData>
+            </a:graphic>
+          </wp:inline>
+        </w:drawing>
+      </w:r>
+    </w:p>
+    <w:p>
+      <w:pPr>
+        <w:pStyle w:val="BodyText"/>
+      </w:pPr>
+      <w:r>
+        <w:t xml:space="preserve">Örnek seçiciden</w:t>
+      </w:r>
+      <w:r>
+        <w:t xml:space="preserve"> </w:t>
+      </w:r>
+      <w:r>
+        <w:rPr>
+          <w:b/>
+          <w:bCs/>
+        </w:rPr>
+        <w:t xml:space="preserve">Normal: imza dosyanın ortasında bulunuyor</w:t>
+      </w:r>
+      <w:r>
+        <w:t xml:space="preserve">’u ve</w:t>
+      </w:r>
+      <w:r>
+        <w:t xml:space="preserve"> </w:t>
+      </w:r>
+      <w:r>
+        <w:rPr>
+          <w:b/>
+          <w:bCs/>
+        </w:rPr>
+        <w:t xml:space="preserve">Zor: birçok neredeyse-eşleşme var,</w:t>
+      </w:r>
+      <w:r>
+        <w:rPr>
+          <w:b/>
+          <w:bCs/>
+        </w:rPr>
+        <w:t xml:space="preserve"> </w:t>
+      </w:r>
+      <w:r>
+        <w:rPr>
+          <w:b/>
+          <w:bCs/>
+        </w:rPr>
+        <w:t xml:space="preserve">gerçek imza yok</w:t>
+      </w:r>
+      <w:r>
+        <w:t xml:space="preserve">’u deneyin; imzanın konum 0’da ya da dosyanın son olası konumunda olduğu uç durumlara da</w:t>
+      </w:r>
+      <w:r>
+        <w:t xml:space="preserve"> </w:t>
+      </w:r>
+      <w:r>
+        <w:t xml:space="preserve">bakmaya değer.</w:t>
       </w:r>
     </w:p>
     <w:p>
@@ -8418,9 +8866,9 @@
         </w:pict>
       </w:r>
     </w:p>
-    <w:bookmarkEnd w:id="53"/>
-    <w:bookmarkEnd w:id="54"/>
-    <w:bookmarkStart w:id="63" w:name="karşı-önlemler-nasıl-yakalarız"/>
+    <w:bookmarkEnd w:id="59"/>
+    <w:bookmarkEnd w:id="60"/>
+    <w:bookmarkStart w:id="75" w:name="karşı-önlemler-nasıl-yakalarız"/>
     <w:p>
       <w:pPr>
         <w:pStyle w:val="Heading2"/>
@@ -8446,18 +8894,18 @@
           <wp:inline>
             <wp:extent cx="5759999" cy="2599621"/>
             <wp:effectExtent b="0" l="0" r="0" t="0"/>
-            <wp:docPr descr="Karşı önlemlerin dört katmanı" title="" id="56" name="Picture"/>
+            <wp:docPr descr="Karşı önlemlerin dört katmanı" title="" id="62" name="Picture"/>
             <a:graphic>
               <a:graphicData uri="http://schemas.openxmlformats.org/drawingml/2006/picture">
                 <pic:pic>
                   <pic:nvPicPr>
-                    <pic:cNvPr descr="h02-10-karsi-onlem-katmanlari.png" id="57" name="Picture"/>
+                    <pic:cNvPr descr="h02-10-karsi-onlem-katmanlari.png" id="63" name="Picture"/>
                     <pic:cNvPicPr>
                       <a:picLocks noChangeArrowheads="1" noChangeAspect="1"/>
                     </pic:cNvPicPr>
                   </pic:nvPicPr>
                   <pic:blipFill>
-                    <a:blip r:embed="rId55"/>
+                    <a:blip r:embed="rId61"/>
                     <a:stretch>
                       <a:fillRect/>
                     </a:stretch>
@@ -8977,7 +9425,7 @@
       <w:r>
         <w:t xml:space="preserve">hassas dizeleri şifreli tutar ve çalışma anında çözer (</w:t>
       </w:r>
-      <w:hyperlink r:id="rId58">
+      <w:hyperlink r:id="rId64">
         <w:r>
           <w:rPr>
             <w:rStyle w:val="Hyperlink"/>
@@ -9017,7 +9465,7 @@
         <w:t xml:space="preserve"> </w:t>
       </w:r>
       <w:r>
-        <w:t xml:space="preserve">imzadan kaçar. Bu yüzden bir güvenlik değerlendiricisi ikili dosyanızda yüksek entropili bölgeler gördüğünde</w:t>
+        <w:t xml:space="preserve">imzadan kaçar. Bu yüzden bir güvenlik değerlendiricisi binary dosyanızda yüksek entropili bölgeler gördüğünde</w:t>
       </w:r>
       <w:r>
         <w:t xml:space="preserve"> </w:t>
@@ -9074,7 +9522,7 @@
         <w:t xml:space="preserve">koruma yöntemlerinin neden hem saldırganı hem savunmacıyı ilgilendirdiğini açıklar.</w:t>
       </w:r>
     </w:p>
-    <w:bookmarkStart w:id="59" w:name="X4c74cc864d5d7c072c060b3846495499af867b7"/>
+    <w:bookmarkStart w:id="68" w:name="X4c74cc864d5d7c072c060b3846495499af867b7"/>
     <w:p>
       <w:pPr>
         <w:pStyle w:val="Heading3"/>
@@ -9107,7 +9555,7 @@
           <w:b/>
           <w:bCs/>
         </w:rPr>
-        <w:t xml:space="preserve">code/week-02/02-entropi</w:t>
+        <w:t xml:space="preserve">code/week-02/02-entropy</w:t>
       </w:r>
       <w:r>
         <w:rPr>
@@ -9317,7 +9765,7 @@
         <w:rPr>
           <w:rStyle w:val="NormalTok"/>
         </w:rPr>
-        <w:t xml:space="preserve">entropi </w:t>
+        <w:t xml:space="preserve">entropy </w:t>
       </w:r>
       <w:r>
         <w:rPr>
@@ -9382,7 +9830,7 @@
         <w:rPr>
           <w:rStyle w:val="NormalTok"/>
         </w:rPr>
-        <w:t xml:space="preserve"> code/week-02/02-entropi </w:t>
+        <w:t xml:space="preserve"> code/week-02/02-entropy </w:t>
       </w:r>
       <w:r>
         <w:rPr>
@@ -9443,7 +9891,7 @@
         <w:rPr>
           <w:rStyle w:val="VerbatimChar"/>
         </w:rPr>
-        <w:t xml:space="preserve">ADIM 1 — Farkli turde dosyalarin entropisi (0 = tekduze, 8 = rastgele)</w:t>
+        <w:t xml:space="preserve">STEP 1 - Entropy of different kinds of files (0 = uniform, 8 = random)</w:t>
       </w:r>
       <w:r>
         <w:br/>
@@ -9452,7 +9900,7 @@
         <w:rPr>
           <w:rStyle w:val="VerbatimChar"/>
         </w:rPr>
-        <w:t xml:space="preserve">  tekduze.txt      4096  0.00 |........................| tekduze</w:t>
+        <w:t xml:space="preserve">  file             bytes    H |0 bit ------------ 8 bit| verdict</w:t>
       </w:r>
       <w:r>
         <w:br/>
@@ -9461,7 +9909,7 @@
         <w:rPr>
           <w:rStyle w:val="VerbatimChar"/>
         </w:rPr>
-        <w:t xml:space="preserve">  belge.txt        3360  4.17 |#############...........| dusuk</w:t>
+        <w:t xml:space="preserve">  uniform.txt      4096  0.00 |........................| uniform</w:t>
       </w:r>
       <w:r>
         <w:br/>
@@ -9470,7 +9918,7 @@
         <w:rPr>
           <w:rStyle w:val="VerbatimChar"/>
         </w:rPr>
-        <w:t xml:space="preserve">  kod.bin          2048  6.23 |###################.....| orta</w:t>
+        <w:t xml:space="preserve">  document.txt     3504  4.06 |############............| low</w:t>
       </w:r>
       <w:r>
         <w:br/>
@@ -9479,7 +9927,7 @@
         <w:rPr>
           <w:rStyle w:val="VerbatimChar"/>
         </w:rPr>
-        <w:t xml:space="preserve">  sifreli.bin      3376  7.95 |########################| YUKSEK</w:t>
+        <w:t xml:space="preserve">  code.bin         2048  6.23 |###################.....| medium</w:t>
       </w:r>
       <w:r>
         <w:br/>
@@ -9488,19 +9936,25 @@
         <w:rPr>
           <w:rStyle w:val="VerbatimChar"/>
         </w:rPr>
-        <w:t xml:space="preserve">  rastgele.bin     4096  7.95 |########################| YUKSEK</w:t>
+        <w:t xml:space="preserve">  encrypted.bin    3520  7.94 |########################| HIGH</w:t>
       </w:r>
       <w:r>
         <w:br/>
       </w:r>
       <w:r>
+        <w:rPr>
+          <w:rStyle w:val="VerbatimChar"/>
+        </w:rPr>
+        <w:t xml:space="preserve">  random.bin       4096  7.95 |########################| HIGH</w:t>
+      </w:r>
+      <w:r>
         <w:br/>
       </w:r>
       <w:r>
         <w:rPr>
           <w:rStyle w:val="VerbatimChar"/>
         </w:rPr>
-        <w:t xml:space="preserve">ADIM 2 — Ayni icerik uc halde: duz -&gt; makine-kodu-benzeri -&gt; sifreli</w:t>
+        <w:t xml:space="preserve">   ^ Text is low, machine-code-like is medium, encrypted/random is high.</w:t>
       </w:r>
       <w:r>
         <w:br/>
@@ -9509,7 +9963,7 @@
         <w:rPr>
           <w:rStyle w:val="VerbatimChar"/>
         </w:rPr>
-        <w:t xml:space="preserve">  belge.txt        3360  4.17 |#############...........| dusuk</w:t>
+        <w:t xml:space="preserve">--------------------------------------------------------------</w:t>
       </w:r>
       <w:r>
         <w:br/>
@@ -9518,7 +9972,7 @@
         <w:rPr>
           <w:rStyle w:val="VerbatimChar"/>
         </w:rPr>
-        <w:t xml:space="preserve">  kod.bin          2048  6.23 |###################.....| orta</w:t>
+        <w:t xml:space="preserve">STEP 2 - The same content in three forms: plain -&gt; machine-code-like -&gt; encrypted</w:t>
       </w:r>
       <w:r>
         <w:br/>
@@ -9527,7 +9981,7 @@
         <w:rPr>
           <w:rStyle w:val="VerbatimChar"/>
         </w:rPr>
-        <w:t xml:space="preserve">  sifreli.bin      3376  7.95 |########################| YUKSEK</w:t>
+        <w:t xml:space="preserve">  document.txt     3504  4.06 |############............| low</w:t>
       </w:r>
       <w:r>
         <w:br/>
@@ -9536,7 +9990,25 @@
         <w:rPr>
           <w:rStyle w:val="VerbatimChar"/>
         </w:rPr>
-        <w:t xml:space="preserve">   ^ Sifreli ve rastgele veri entropiye bakarak AYIRT EDILEMEZ.</w:t>
+        <w:t xml:space="preserve">  code.bin         2048  6.23 |###################.....| medium</w:t>
+      </w:r>
+      <w:r>
+        <w:br/>
+      </w:r>
+      <w:r>
+        <w:rPr>
+          <w:rStyle w:val="VerbatimChar"/>
+        </w:rPr>
+        <w:t xml:space="preserve">  encrypted.bin    3520  7.94 |########################| HIGH</w:t>
+      </w:r>
+      <w:r>
+        <w:br/>
+      </w:r>
+      <w:r>
+        <w:rPr>
+          <w:rStyle w:val="VerbatimChar"/>
+        </w:rPr>
+        <w:t xml:space="preserve">   ^ Encrypted and random data CANNOT BE TOLD APART by entropy alone.</w:t>
       </w:r>
     </w:p>
     <w:p>
@@ -9689,7 +10161,7 @@
         <w:rPr>
           <w:rStyle w:val="VerbatimChar"/>
         </w:rPr>
-        <w:t xml:space="preserve">    1024-  1535  4.14 |#################...............| dusuk</w:t>
+        <w:t xml:space="preserve">STEP 3 - A mixed file: an encrypted section hidden in the middle of text</w:t>
       </w:r>
       <w:r>
         <w:br/>
@@ -9698,7 +10170,7 @@
         <w:rPr>
           <w:rStyle w:val="VerbatimChar"/>
         </w:rPr>
-        <w:t xml:space="preserve">    1536-  2047  7.56 |##############################..| YUKSEK   &lt;-- gizli bölge</w:t>
+        <w:t xml:space="preserve">  mixed.bin (4608 bytes), window 512 bytes:</w:t>
       </w:r>
       <w:r>
         <w:br/>
@@ -9707,7 +10179,7 @@
         <w:rPr>
           <w:rStyle w:val="VerbatimChar"/>
         </w:rPr>
-        <w:t xml:space="preserve">    2048-  2559  7.66 |###############################.| YUKSEK</w:t>
+        <w:t xml:space="preserve">    1024-  1535  4.04 |################................| low</w:t>
       </w:r>
       <w:r>
         <w:br/>
@@ -9716,7 +10188,265 @@
         <w:rPr>
           <w:rStyle w:val="VerbatimChar"/>
         </w:rPr>
-        <w:t xml:space="preserve">    3072-  3583  4.17 |#################...............| dusuk</w:t>
+        <w:t xml:space="preserve">    1536-  2047  7.54 |##############################..| HIGH   &lt;-- gizli bölge</w:t>
+      </w:r>
+      <w:r>
+        <w:br/>
+      </w:r>
+      <w:r>
+        <w:rPr>
+          <w:rStyle w:val="VerbatimChar"/>
+        </w:rPr>
+        <w:t xml:space="preserve">    2048-  2559  7.57 |##############################..| HIGH</w:t>
+      </w:r>
+      <w:r>
+        <w:br/>
+      </w:r>
+      <w:r>
+        <w:rPr>
+          <w:rStyle w:val="VerbatimChar"/>
+        </w:rPr>
+        <w:t xml:space="preserve">    3072-  3583  4.03 |################................| low</w:t>
+      </w:r>
+      <w:r>
+        <w:br/>
+      </w:r>
+      <w:r>
+        <w:rPr>
+          <w:rStyle w:val="VerbatimChar"/>
+        </w:rPr>
+        <w:t xml:space="preserve">   ^ Packed programs show a similar 'hot spot': a small unpacking</w:t>
+      </w:r>
+      <w:r>
+        <w:br/>
+      </w:r>
+      <w:r>
+        <w:rPr>
+          <w:rStyle w:val="VerbatimChar"/>
+        </w:rPr>
+        <w:t xml:space="preserve">     stub + a high-entropy encrypted body.</w:t>
+      </w:r>
+    </w:p>
+    <w:p>
+      <w:pPr>
+        <w:pStyle w:val="FirstParagraph"/>
+      </w:pPr>
+      <w:r>
+        <w:t xml:space="preserve">Bu ölçünün kökeni Claude Shannon’ın 1948 tarihli</w:t>
+      </w:r>
+      <w:r>
+        <w:t xml:space="preserve"> </w:t>
+      </w:r>
+      <w:r>
+        <w:t xml:space="preserve">“İletişimin Matematiksel Teorisi”</w:t>
+      </w:r>
+      <w:r>
+        <w:t xml:space="preserve"> </w:t>
+      </w:r>
+      <w:r>
+        <w:t xml:space="preserve">(</w:t>
+      </w:r>
+      <w:r>
+        <w:rPr>
+          <w:i/>
+          <w:iCs/>
+        </w:rPr>
+        <w:t xml:space="preserve">A Mathematical Theory of</w:t>
+      </w:r>
+      <w:r>
+        <w:rPr>
+          <w:i/>
+          <w:iCs/>
+        </w:rPr>
+        <w:t xml:space="preserve"> </w:t>
+      </w:r>
+      <w:r>
+        <w:rPr>
+          <w:i/>
+          <w:iCs/>
+        </w:rPr>
+        <w:t xml:space="preserve">Communication</w:t>
+      </w:r>
+      <w:r>
+        <w:t xml:space="preserve">) makalesine kadar gider: bir baytın</w:t>
+      </w:r>
+      <w:r>
+        <w:t xml:space="preserve"> </w:t>
+      </w:r>
+      <w:r>
+        <w:t xml:space="preserve">“ne kadar tahmin edilemez”</w:t>
+      </w:r>
+      <w:r>
+        <w:t xml:space="preserve"> </w:t>
+      </w:r>
+      <w:r>
+        <w:t xml:space="preserve">olduğunu tek bir sayıya</w:t>
+      </w:r>
+      <w:r>
+        <w:t xml:space="preserve"> </w:t>
+      </w:r>
+      <w:r>
+        <w:t xml:space="preserve">indirger. Savunmacılar bunu yıllar sonra zararlı yazılım taramasına ödünç aldılar — şifreli/paketli gövde</w:t>
+      </w:r>
+      <w:r>
+        <w:t xml:space="preserve"> </w:t>
+      </w:r>
+      <w:r>
+        <w:t xml:space="preserve">düz metinden çok farklı bir</w:t>
+      </w:r>
+      <w:r>
+        <w:t xml:space="preserve"> </w:t>
+      </w:r>
+      <w:r>
+        <w:t xml:space="preserve">“şekil”</w:t>
+      </w:r>
+      <w:r>
+        <w:t xml:space="preserve"> </w:t>
+      </w:r>
+      <w:r>
+        <w:t xml:space="preserve">bırakır.</w:t>
+      </w:r>
+    </w:p>
+    <w:p>
+      <w:pPr>
+        <w:pStyle w:val="BodyText"/>
+      </w:pPr>
+      <w:r>
+        <w:t xml:space="preserve">Aşağıdaki animasyon</w:t>
+      </w:r>
+      <w:r>
+        <w:t xml:space="preserve"> </w:t>
+      </w:r>
+      <w:r>
+        <w:rPr>
+          <w:rStyle w:val="VerbatimChar"/>
+        </w:rPr>
+        <w:t xml:space="preserve">entropy.c</w:t>
+      </w:r>
+      <w:r>
+        <w:t xml:space="preserve">’nin pencereli tarama döngüsünü adım adım gösterir: her pencerenin histogramı</w:t>
+      </w:r>
+      <w:r>
+        <w:t xml:space="preserve"> </w:t>
+      </w:r>
+      <w:r>
+        <w:t xml:space="preserve">nasıl birikir,</w:t>
+      </w:r>
+      <w:r>
+        <w:t xml:space="preserve"> </w:t>
+      </w:r>
+      <w:r>
+        <w:rPr>
+          <w:rStyle w:val="VerbatimChar"/>
+        </w:rPr>
+        <w:t xml:space="preserve">H = -Σ p(b) log2 p(b)</w:t>
+      </w:r>
+      <w:r>
+        <w:t xml:space="preserve"> </w:t>
+      </w:r>
+      <w:r>
+        <w:t xml:space="preserve">formülü nasıl hesaplanır, ve düz metinden rastgele veriye geçişte H</w:t>
+      </w:r>
+      <w:r>
+        <w:t xml:space="preserve"> </w:t>
+      </w:r>
+      <w:r>
+        <w:t xml:space="preserve">nasıl sıçrar.</w:t>
+      </w:r>
+    </w:p>
+    <w:p>
+      <w:pPr>
+        <w:pStyle w:val="BodyText"/>
+      </w:pPr>
+      <w:r>
+        <w:drawing>
+          <wp:inline>
+            <wp:extent cx="5111999" cy="3591702"/>
+            <wp:effectExtent b="0" l="0" r="0" t="0"/>
+            <wp:docPr descr="Entropi: pencereli tarama, H nasıl hesaplanır — adım adım" title="" id="66" name="Picture"/>
+            <a:graphic>
+              <a:graphicData uri="http://schemas.openxmlformats.org/drawingml/2006/picture">
+                <pic:pic>
+                  <pic:nvPicPr>
+                    <pic:cNvPr descr="entropy.tr.png" id="67" name="Picture"/>
+                    <pic:cNvPicPr>
+                      <a:picLocks noChangeArrowheads="1" noChangeAspect="1"/>
+                    </pic:cNvPicPr>
+                  </pic:nvPicPr>
+                  <pic:blipFill>
+                    <a:blip r:embed="rId65"/>
+                    <a:stretch>
+                      <a:fillRect/>
+                    </a:stretch>
+                  </pic:blipFill>
+                  <pic:spPr bwMode="auto">
+                    <a:xfrm>
+                      <a:off x="0" y="0"/>
+                      <a:ext cx="5111999" cy="3591702"/>
+                    </a:xfrm>
+                    <a:prstGeom prst="rect">
+                      <a:avLst/>
+                    </a:prstGeom>
+                    <a:noFill/>
+                    <a:ln w="9525">
+                      <a:noFill/>
+                      <a:headEnd/>
+                      <a:tailEnd/>
+                    </a:ln>
+                  </pic:spPr>
+                </pic:pic>
+              </a:graphicData>
+            </a:graphic>
+          </wp:inline>
+        </w:drawing>
+      </w:r>
+    </w:p>
+    <w:p>
+      <w:pPr>
+        <w:pStyle w:val="BodyText"/>
+      </w:pPr>
+      <w:r>
+        <w:t xml:space="preserve">Örnek seçiciden</w:t>
+      </w:r>
+      <w:r>
+        <w:t xml:space="preserve"> </w:t>
+      </w:r>
+      <w:r>
+        <w:rPr>
+          <w:b/>
+          <w:bCs/>
+        </w:rPr>
+        <w:t xml:space="preserve">Normal: metin baştan sona tutarlı</w:t>
+      </w:r>
+      <w:r>
+        <w:t xml:space="preserve">’yı ve</w:t>
+      </w:r>
+      <w:r>
+        <w:t xml:space="preserve"> </w:t>
+      </w:r>
+      <w:r>
+        <w:rPr>
+          <w:b/>
+          <w:bCs/>
+        </w:rPr>
+        <w:t xml:space="preserve">Zor: düz metin, sonra rastgele veri — H</w:t>
+      </w:r>
+      <w:r>
+        <w:rPr>
+          <w:b/>
+          <w:bCs/>
+        </w:rPr>
+        <w:t xml:space="preserve"> </w:t>
+      </w:r>
+      <w:r>
+        <w:rPr>
+          <w:b/>
+          <w:bCs/>
+        </w:rPr>
+        <w:t xml:space="preserve">sıçrıyor</w:t>
+      </w:r>
+      <w:r>
+        <w:t xml:space="preserve">’u deneyin; pencerenin dosyayı bölmediği uç durumda son pencerenin nasıl kısaldığına dikkat edin.</w:t>
       </w:r>
     </w:p>
     <w:p>
@@ -9736,7 +10466,7 @@
         <w:pStyle w:val="BlockText"/>
       </w:pPr>
       <w:r>
-        <w:t xml:space="preserve">Bir güvenlik laboratuvarı, ikili dosyanızı bölümlere ayırıp her bölümün entropisini ölçer.</w:t>
+        <w:t xml:space="preserve">Bir güvenlik laboratuvarı, binary dosyanızı bölümlere ayırıp her bölümün entropisini ölçer.</w:t>
       </w:r>
       <w:r>
         <w:t xml:space="preserve"> </w:t>
@@ -9930,8 +10660,8 @@
         <w:t xml:space="preserve">nasıl anlar?)</w:t>
       </w:r>
     </w:p>
-    <w:bookmarkEnd w:id="59"/>
-    <w:bookmarkStart w:id="60" w:name="X9bd7b1d0305ec05c3a75eb6a12ccaad6ae268eb"/>
+    <w:bookmarkEnd w:id="68"/>
+    <w:bookmarkStart w:id="72" w:name="X9bd7b1d0305ec05c3a75eb6a12ccaad6ae268eb"/>
     <w:p>
       <w:pPr>
         <w:pStyle w:val="Heading3"/>
@@ -10048,7 +10778,7 @@
           <w:b/>
           <w:bCs/>
         </w:rPr>
-        <w:t xml:space="preserve">code/week-02/07-kural-motoru</w:t>
+        <w:t xml:space="preserve">code/week-02/07-rule-engine</w:t>
       </w:r>
       <w:r>
         <w:rPr>
@@ -10076,7 +10806,7 @@
         <w:rPr>
           <w:rStyle w:val="VerbatimChar"/>
         </w:rPr>
-        <w:t xml:space="preserve">kurallar.txt</w:t>
+        <w:t xml:space="preserve">rules.txt</w:t>
       </w:r>
       <w:r>
         <w:t xml:space="preserve">) beş kural içerir. Örneğin:</w:t>
@@ -10090,7 +10820,7 @@
         <w:rPr>
           <w:rStyle w:val="VerbatimChar"/>
         </w:rPr>
-        <w:t xml:space="preserve">kural Kelime_Baglam {</w:t>
+        <w:t xml:space="preserve">rule Word_Context {</w:t>
       </w:r>
       <w:r>
         <w:br/>
@@ -10099,7 +10829,7 @@
         <w:rPr>
           <w:rStyle w:val="VerbatimChar"/>
         </w:rPr>
-        <w:t xml:space="preserve">  dizge $a = "indir"</w:t>
+        <w:t xml:space="preserve">  string $a     = "download"</w:t>
       </w:r>
       <w:r>
         <w:br/>
@@ -10108,7 +10838,7 @@
         <w:rPr>
           <w:rStyle w:val="VerbatimChar"/>
         </w:rPr>
-        <w:t xml:space="preserve">  dizge $b = "calistir"</w:t>
+        <w:t xml:space="preserve">  string $b     = "run"</w:t>
       </w:r>
       <w:r>
         <w:br/>
@@ -10117,7 +10847,7 @@
         <w:rPr>
           <w:rStyle w:val="VerbatimChar"/>
         </w:rPr>
-        <w:t xml:space="preserve">  dizge $sihir = "KAPSUL/1"</w:t>
+        <w:t xml:space="preserve">  string $magic = "CAPSULE/1"</w:t>
       </w:r>
       <w:r>
         <w:br/>
@@ -10126,7 +10856,7 @@
         <w:rPr>
           <w:rStyle w:val="VerbatimChar"/>
         </w:rPr>
-        <w:t xml:space="preserve">  kosul ($a and $b) and $sihir</w:t>
+        <w:t xml:space="preserve">  condition ($a and $b) and $magic</w:t>
       </w:r>
       <w:r>
         <w:br/>
@@ -10247,7 +10977,7 @@
         <w:rPr>
           <w:rStyle w:val="NormalTok"/>
         </w:rPr>
-        <w:t xml:space="preserve">kural-motoru</w:t>
+        <w:t xml:space="preserve">rule-engine</w:t>
       </w:r>
       <w:r>
         <w:br/>
@@ -10303,7 +11033,7 @@
         <w:rPr>
           <w:rStyle w:val="NormalTok"/>
         </w:rPr>
-        <w:t xml:space="preserve"> code/week-02/07-kural-motoru</w:t>
+        <w:t xml:space="preserve"> code/week-02/07-rule-engine</w:t>
       </w:r>
       <w:r>
         <w:br/>
@@ -10341,7 +11071,7 @@
         <w:rPr>
           <w:rStyle w:val="VerbatimChar"/>
         </w:rPr>
-        <w:t xml:space="preserve">ADIM 2 — Bes dosyayi bes kuralla tara</w:t>
+        <w:t xml:space="preserve">STEP 2 - Scan five files with five rules</w:t>
       </w:r>
       <w:r>
         <w:br/>
@@ -10350,7 +11080,7 @@
         <w:rPr>
           <w:rStyle w:val="VerbatimChar"/>
         </w:rPr>
-        <w:t xml:space="preserve">  temiz.txt     (eslesme yok)</w:t>
+        <w:t xml:space="preserve">  5 rule(s) loaded</w:t>
       </w:r>
       <w:r>
         <w:br/>
@@ -10359,7 +11089,7 @@
         <w:rPr>
           <w:rStyle w:val="VerbatimChar"/>
         </w:rPr>
-        <w:t xml:space="preserve">  kilavuz.txt   Kelime_Cifti</w:t>
+        <w:t xml:space="preserve">  clean.txt     (no match)</w:t>
       </w:r>
       <w:r>
         <w:br/>
@@ -10368,7 +11098,7 @@
         <w:rPr>
           <w:rStyle w:val="VerbatimChar"/>
         </w:rPr>
-        <w:t xml:space="preserve">  kapsul.bin    Kapsul_Bicimi, Isaret_Hex, Kelime_Cifti, Kelime_Baglam</w:t>
+        <w:t xml:space="preserve">  guide.txt     (no match)</w:t>
       </w:r>
       <w:r>
         <w:br/>
@@ -10377,7 +11107,7 @@
         <w:rPr>
           <w:rStyle w:val="VerbatimChar"/>
         </w:rPr>
-        <w:t xml:space="preserve">  varyant.bin   Isaret_Hex</w:t>
+        <w:t xml:space="preserve">  capsule.bin   Capsule_Format, Marker_Hex, Word_Pair, Word_Context</w:t>
       </w:r>
       <w:r>
         <w:br/>
@@ -10386,28 +11116,28 @@
         <w:rPr>
           <w:rStyle w:val="VerbatimChar"/>
         </w:rPr>
-        <w:t xml:space="preserve">  notlar.txt    Cok_Tekrar</w:t>
+        <w:t xml:space="preserve">  variant.bin   Marker_Hex</w:t>
       </w:r>
       <w:r>
         <w:br/>
       </w:r>
       <w:r>
+        <w:rPr>
+          <w:rStyle w:val="VerbatimChar"/>
+        </w:rPr>
+        <w:t xml:space="preserve">  notes.txt     Many_Repeats</w:t>
+      </w:r>
+      <w:r>
         <w:br/>
       </w:r>
       <w:r>
-        <w:rPr>
-          <w:rStyle w:val="VerbatimChar"/>
-        </w:rPr>
-        <w:t xml:space="preserve">ADIM 3 — Yanlis pozitif: zararsiz kilavuz neden eslesti?</w:t>
-      </w:r>
-      <w:r>
         <w:br/>
       </w:r>
       <w:r>
         <w:rPr>
           <w:rStyle w:val="VerbatimChar"/>
         </w:rPr>
-        <w:t xml:space="preserve">    Kelime_Cifti           $a=1 $b=1 -&gt; ESLESTI</w:t>
+        <w:t xml:space="preserve">STEP 3 - False positive: why did the harmless guide match?</w:t>
       </w:r>
       <w:r>
         <w:br/>
@@ -10416,7 +11146,7 @@
         <w:rPr>
           <w:rStyle w:val="VerbatimChar"/>
         </w:rPr>
-        <w:t xml:space="preserve">    Kelime_Baglam          $a=1 $b=1 $sihir=0 -&gt; -</w:t>
+        <w:t xml:space="preserve">  guide.txt (147 bytes)</w:t>
       </w:r>
       <w:r>
         <w:br/>
@@ -10425,49 +11155,55 @@
         <w:rPr>
           <w:rStyle w:val="VerbatimChar"/>
         </w:rPr>
-        <w:t xml:space="preserve">   ^ Kelime_Cifti kelimelere bakti, BAGLAMA bakmadi: YANLIS POZITIF.</w:t>
+        <w:t xml:space="preserve">    Word_Pair              $a=0 $b=1 -&gt; -</w:t>
       </w:r>
       <w:r>
         <w:br/>
       </w:r>
       <w:r>
+        <w:rPr>
+          <w:rStyle w:val="VerbatimChar"/>
+        </w:rPr>
+        <w:t xml:space="preserve">    Word_Context           $a=0 $b=1 $magic=0 -&gt; -</w:t>
+      </w:r>
+      <w:r>
         <w:br/>
       </w:r>
       <w:r>
         <w:rPr>
           <w:rStyle w:val="VerbatimChar"/>
         </w:rPr>
-        <w:t xml:space="preserve">ADIM 4 — Degistirilmis varyant: joker (??) ne kazandirdi?</w:t>
+        <w:t xml:space="preserve">   ^ Word_Pair looked at words, not CONTEXT: a FALSE POSITIVE.</w:t>
       </w:r>
       <w:r>
         <w:br/>
       </w:r>
       <w:r>
-        <w:rPr>
-          <w:rStyle w:val="VerbatimChar"/>
-        </w:rPr>
-        <w:t xml:space="preserve">    Kapsul_Bicimi          $sihir=1 $coz=0 -&gt; -</w:t>
-      </w:r>
-      <w:r>
         <w:br/>
       </w:r>
       <w:r>
         <w:rPr>
           <w:rStyle w:val="VerbatimChar"/>
         </w:rPr>
-        <w:t xml:space="preserve">    Isaret_Hex             $h=1 -&gt; ESLESTI</w:t>
+        <w:t xml:space="preserve">STEP 4 - The modified variant: what did the wildcard (??) buy us?</w:t>
       </w:r>
       <w:r>
         <w:br/>
       </w:r>
       <w:r>
+        <w:rPr>
+          <w:rStyle w:val="VerbatimChar"/>
+        </w:rPr>
+        <w:t xml:space="preserve">  variant.bin (74 bytes)</w:t>
+      </w:r>
+      <w:r>
         <w:br/>
       </w:r>
       <w:r>
         <w:rPr>
           <w:rStyle w:val="VerbatimChar"/>
         </w:rPr>
-        <w:t xml:space="preserve">ADIM 5 — Kural dosyasi da girdidir: bozuk dosya reddedilir</w:t>
+        <w:t xml:space="preserve">    Capsule_Format         $magic=1 $decode=0 -&gt; -</w:t>
       </w:r>
       <w:r>
         <w:br/>
@@ -10476,16 +11212,37 @@
         <w:rPr>
           <w:rStyle w:val="VerbatimChar"/>
         </w:rPr>
-        <w:t xml:space="preserve">satir 4: metin bos, uzun ya da kapanmamis</w:t>
+        <w:t xml:space="preserve">    Marker_Hex             $h=1 -&gt; MATCHED</w:t>
       </w:r>
       <w:r>
         <w:br/>
       </w:r>
       <w:r>
-        <w:rPr>
-          <w:rStyle w:val="VerbatimChar"/>
-        </w:rPr>
-        <w:t xml:space="preserve">kural dosyasi REDDEDILDI (hatali ya da eksik)</w:t>
+        <w:br/>
+      </w:r>
+      <w:r>
+        <w:rPr>
+          <w:rStyle w:val="VerbatimChar"/>
+        </w:rPr>
+        <w:t xml:space="preserve">STEP 5 - The rule file is input too: a broken file is rejected</w:t>
+      </w:r>
+      <w:r>
+        <w:br/>
+      </w:r>
+      <w:r>
+        <w:rPr>
+          <w:rStyle w:val="VerbatimChar"/>
+        </w:rPr>
+        <w:t xml:space="preserve">line 4: the text is empty, too long, or unclosed</w:t>
+      </w:r>
+      <w:r>
+        <w:br/>
+      </w:r>
+      <w:r>
+        <w:rPr>
+          <w:rStyle w:val="VerbatimChar"/>
+        </w:rPr>
+        <w:t xml:space="preserve">rule file REJECTED (broken or incomplete)</w:t>
       </w:r>
     </w:p>
     <w:p>
@@ -10518,7 +11275,7 @@
         <w:rPr>
           <w:rStyle w:val="VerbatimChar"/>
         </w:rPr>
-        <w:t xml:space="preserve">Kelime_Cifti</w:t>
+        <w:t xml:space="preserve">Word_Pair</w:t>
       </w:r>
       <w:r>
         <w:t xml:space="preserve"> </w:t>
@@ -10552,7 +11309,7 @@
         <w:rPr>
           <w:rStyle w:val="VerbatimChar"/>
         </w:rPr>
-        <w:t xml:space="preserve">$sihir</w:t>
+        <w:t xml:space="preserve">$magic</w:t>
       </w:r>
       <w:r>
         <w:t xml:space="preserve">) birleştiren</w:t>
@@ -10564,7 +11321,7 @@
         <w:rPr>
           <w:rStyle w:val="VerbatimChar"/>
         </w:rPr>
-        <w:t xml:space="preserve">Kelime_Baglam</w:t>
+        <w:t xml:space="preserve">Word_Context</w:t>
       </w:r>
       <w:r>
         <w:t xml:space="preserve"> </w:t>
@@ -10595,7 +11352,7 @@
         <w:rPr>
           <w:rStyle w:val="VerbatimChar"/>
         </w:rPr>
-        <w:t xml:space="preserve">varyant.bin</w:t>
+        <w:t xml:space="preserve">variant.bin</w:t>
       </w:r>
       <w:r>
         <w:t xml:space="preserve"> </w:t>
@@ -10610,7 +11367,7 @@
         <w:rPr>
           <w:rStyle w:val="VerbatimChar"/>
         </w:rPr>
-        <w:t xml:space="preserve">Kapsul_Bicimi</w:t>
+        <w:t xml:space="preserve">Capsule_Format</w:t>
       </w:r>
       <w:r>
         <w:t xml:space="preserve"> </w:t>
@@ -10631,13 +11388,22 @@
         <w:t xml:space="preserve"> </w:t>
       </w:r>
       <w:r>
-        <w:t xml:space="preserve">ile atlayan onaltılık desen onu yine yakaladı. Polimorfizme</w:t>
-      </w:r>
-      <w:r>
-        <w:t xml:space="preserve"> </w:t>
-      </w:r>
-      <w:r>
-        <w:t xml:space="preserve">karşı kural yazarken değişmeyen iskeleti hedeflemek gerekir.</w:t>
+        <w:t xml:space="preserve">ile atlayan onaltılık desen (</w:t>
+      </w:r>
+      <w:r>
+        <w:rPr>
+          <w:rStyle w:val="VerbatimChar"/>
+        </w:rPr>
+        <w:t xml:space="preserve">Marker_Hex</w:t>
+      </w:r>
+      <w:r>
+        <w:t xml:space="preserve">) onu yine yakaladı.</w:t>
+      </w:r>
+      <w:r>
+        <w:t xml:space="preserve"> </w:t>
+      </w:r>
+      <w:r>
+        <w:t xml:space="preserve">Polimorfizme karşı kural yazarken değişmeyen iskeleti hedeflemek gerekir.</w:t>
       </w:r>
     </w:p>
     <w:p>
@@ -10718,8 +11484,414 @@
         <w:t xml:space="preserve">tabanlı tespit sezgisel ve davranış tabanlı yöntemlerle birlikte kullanılır.</w:t>
       </w:r>
     </w:p>
-    <w:bookmarkEnd w:id="60"/>
-    <w:bookmarkStart w:id="62" w:name="X3e12593d0d706adbd9a9038304dc3393c3d8038"/>
+    <w:p>
+      <w:pPr>
+        <w:pStyle w:val="FirstParagraph"/>
+      </w:pPr>
+      <w:r>
+        <w:t xml:space="preserve">Koşul dilinin kendisi (</w:t>
+      </w:r>
+      <w:r>
+        <w:rPr>
+          <w:rStyle w:val="VerbatimChar"/>
+        </w:rPr>
+        <w:t xml:space="preserve">$id</w:t>
+      </w:r>
+      <w:r>
+        <w:t xml:space="preserve">,</w:t>
+      </w:r>
+      <w:r>
+        <w:t xml:space="preserve"> </w:t>
+      </w:r>
+      <w:r>
+        <w:rPr>
+          <w:rStyle w:val="VerbatimChar"/>
+        </w:rPr>
+        <w:t xml:space="preserve">#id op n</w:t>
+      </w:r>
+      <w:r>
+        <w:t xml:space="preserve">,</w:t>
+      </w:r>
+      <w:r>
+        <w:t xml:space="preserve"> </w:t>
+      </w:r>
+      <w:r>
+        <w:rPr>
+          <w:rStyle w:val="VerbatimChar"/>
+        </w:rPr>
+        <w:t xml:space="preserve">and</w:t>
+      </w:r>
+      <w:r>
+        <w:t xml:space="preserve">/</w:t>
+      </w:r>
+      <w:r>
+        <w:rPr>
+          <w:rStyle w:val="VerbatimChar"/>
+        </w:rPr>
+        <w:t xml:space="preserve">or</w:t>
+      </w:r>
+      <w:r>
+        <w:t xml:space="preserve">/</w:t>
+      </w:r>
+      <w:r>
+        <w:rPr>
+          <w:rStyle w:val="VerbatimChar"/>
+        </w:rPr>
+        <w:t xml:space="preserve">not</w:t>
+      </w:r>
+      <w:r>
+        <w:t xml:space="preserve">,</w:t>
+      </w:r>
+      <w:r>
+        <w:t xml:space="preserve"> </w:t>
+      </w:r>
+      <w:r>
+        <w:rPr>
+          <w:rStyle w:val="VerbatimChar"/>
+        </w:rPr>
+        <w:t xml:space="preserve">"n of them"</w:t>
+      </w:r>
+      <w:r>
+        <w:t xml:space="preserve">) küçük bir özyineli-inen</w:t>
+      </w:r>
+      <w:r>
+        <w:t xml:space="preserve"> </w:t>
+      </w:r>
+      <w:r>
+        <w:t xml:space="preserve">(recursive-descent) ayrıştırıcıyla değerlendirilir (</w:t>
+      </w:r>
+      <w:r>
+        <w:rPr>
+          <w:rStyle w:val="VerbatimChar"/>
+        </w:rPr>
+        <w:t xml:space="preserve">expr()</w:t>
+      </w:r>
+      <w:r>
+        <w:t xml:space="preserve"> </w:t>
+      </w:r>
+      <w:r>
+        <w:t xml:space="preserve">→</w:t>
+      </w:r>
+      <w:r>
+        <w:t xml:space="preserve"> </w:t>
+      </w:r>
+      <w:r>
+        <w:rPr>
+          <w:rStyle w:val="VerbatimChar"/>
+        </w:rPr>
+        <w:t xml:space="preserve">and_expr()</w:t>
+      </w:r>
+      <w:r>
+        <w:t xml:space="preserve"> </w:t>
+      </w:r>
+      <w:r>
+        <w:t xml:space="preserve">→</w:t>
+      </w:r>
+      <w:r>
+        <w:t xml:space="preserve"> </w:t>
+      </w:r>
+      <w:r>
+        <w:rPr>
+          <w:rStyle w:val="VerbatimChar"/>
+        </w:rPr>
+        <w:t xml:space="preserve">not_expr()</w:t>
+      </w:r>
+      <w:r>
+        <w:t xml:space="preserve"> </w:t>
+      </w:r>
+      <w:r>
+        <w:t xml:space="preserve">→</w:t>
+      </w:r>
+      <w:r>
+        <w:t xml:space="preserve"> </w:t>
+      </w:r>
+      <w:r>
+        <w:rPr>
+          <w:rStyle w:val="VerbatimChar"/>
+        </w:rPr>
+        <w:t xml:space="preserve">primary()</w:t>
+      </w:r>
+      <w:r>
+        <w:t xml:space="preserve">,</w:t>
+      </w:r>
+      <w:r>
+        <w:t xml:space="preserve"> </w:t>
+      </w:r>
+      <w:r>
+        <w:t xml:space="preserve">her önceliğe bir gramer seviyesi). Aşağıdaki animasyon bu ayrıştırıcıyı jeton jeton yürür: parantezli bir</w:t>
+      </w:r>
+      <w:r>
+        <w:t xml:space="preserve"> </w:t>
+      </w:r>
+      <w:r>
+        <w:t xml:space="preserve">grup</w:t>
+      </w:r>
+      <w:r>
+        <w:t xml:space="preserve"> </w:t>
+      </w:r>
+      <w:r>
+        <w:rPr>
+          <w:rStyle w:val="VerbatimChar"/>
+        </w:rPr>
+        <w:t xml:space="preserve">expr()</w:t>
+      </w:r>
+      <w:r>
+        <w:t xml:space="preserve">’e nasıl yeniden girip çıkıyor,</w:t>
+      </w:r>
+      <w:r>
+        <w:t xml:space="preserve"> </w:t>
+      </w:r>
+      <w:r>
+        <w:rPr>
+          <w:rStyle w:val="VerbatimChar"/>
+        </w:rPr>
+        <w:t xml:space="preserve">and</w:t>
+      </w:r>
+      <w:r>
+        <w:t xml:space="preserve">/</w:t>
+      </w:r>
+      <w:r>
+        <w:rPr>
+          <w:rStyle w:val="VerbatimChar"/>
+        </w:rPr>
+        <w:t xml:space="preserve">or</w:t>
+      </w:r>
+      <w:r>
+        <w:t xml:space="preserve"> </w:t>
+      </w:r>
+      <w:r>
+        <w:t xml:space="preserve">neden HER ZAMAN iki tarafı da değerlendiriyor (kısa</w:t>
+      </w:r>
+      <w:r>
+        <w:t xml:space="preserve"> </w:t>
+      </w:r>
+      <w:r>
+        <w:t xml:space="preserve">devre yoktur — bkz.</w:t>
+      </w:r>
+      <w:r>
+        <w:t xml:space="preserve"> </w:t>
+      </w:r>
+      <w:r>
+        <w:rPr>
+          <w:rStyle w:val="VerbatimChar"/>
+        </w:rPr>
+        <w:t xml:space="preserve">and_expr()</w:t>
+      </w:r>
+      <w:r>
+        <w:t xml:space="preserve">’in kendi yorumu</w:t>
+      </w:r>
+      <w:r>
+        <w:t xml:space="preserve"> </w:t>
+      </w:r>
+      <w:r>
+        <w:t xml:space="preserve">“resolve both: let the syntax be checked”</w:t>
+      </w:r>
+      <w:r>
+        <w:t xml:space="preserve">), ve kırık bir</w:t>
+      </w:r>
+      <w:r>
+        <w:t xml:space="preserve"> </w:t>
+      </w:r>
+      <w:r>
+        <w:t xml:space="preserve">koşulun çökmek ya da sessizce eşleşmek yerine nasıl</w:t>
+      </w:r>
+      <w:r>
+        <w:t xml:space="preserve"> </w:t>
+      </w:r>
+      <w:r>
+        <w:rPr>
+          <w:rStyle w:val="VerbatimChar"/>
+        </w:rPr>
+        <w:t xml:space="preserve">CONDITION ERROR</w:t>
+      </w:r>
+      <w:r>
+        <w:t xml:space="preserve"> </w:t>
+      </w:r>
+      <w:r>
+        <w:t xml:space="preserve">döndürdüğü.</w:t>
+      </w:r>
+    </w:p>
+    <w:p>
+      <w:pPr>
+        <w:pStyle w:val="BodyText"/>
+      </w:pPr>
+      <w:r>
+        <w:drawing>
+          <wp:inline>
+            <wp:extent cx="5111999" cy="6100193"/>
+            <wp:effectExtent b="0" l="0" r="0" t="0"/>
+            <wp:docPr descr="Kural motoru: koşul ayrıştırıcı — adım adım" title="" id="70" name="Picture"/>
+            <a:graphic>
+              <a:graphicData uri="http://schemas.openxmlformats.org/drawingml/2006/picture">
+                <pic:pic>
+                  <pic:nvPicPr>
+                    <pic:cNvPr descr="rule-condition-eval.tr.png" id="71" name="Picture"/>
+                    <pic:cNvPicPr>
+                      <a:picLocks noChangeArrowheads="1" noChangeAspect="1"/>
+                    </pic:cNvPicPr>
+                  </pic:nvPicPr>
+                  <pic:blipFill>
+                    <a:blip r:embed="rId69"/>
+                    <a:stretch>
+                      <a:fillRect/>
+                    </a:stretch>
+                  </pic:blipFill>
+                  <pic:spPr bwMode="auto">
+                    <a:xfrm>
+                      <a:off x="0" y="0"/>
+                      <a:ext cx="5111999" cy="6100193"/>
+                    </a:xfrm>
+                    <a:prstGeom prst="rect">
+                      <a:avLst/>
+                    </a:prstGeom>
+                    <a:noFill/>
+                    <a:ln w="9525">
+                      <a:noFill/>
+                      <a:headEnd/>
+                      <a:tailEnd/>
+                    </a:ln>
+                  </pic:spPr>
+                </pic:pic>
+              </a:graphicData>
+            </a:graphic>
+          </wp:inline>
+        </w:drawing>
+      </w:r>
+    </w:p>
+    <w:p>
+      <w:pPr>
+        <w:pStyle w:val="BodyText"/>
+      </w:pPr>
+      <w:r>
+        <w:t xml:space="preserve">Örnek seçiciden</w:t>
+      </w:r>
+      <w:r>
+        <w:t xml:space="preserve"> </w:t>
+      </w:r>
+      <w:r>
+        <w:rPr>
+          <w:b/>
+          <w:bCs/>
+        </w:rPr>
+        <w:t xml:space="preserve">Normal: parantez + zincirlenmiş</w:t>
+      </w:r>
+      <w:r>
+        <w:rPr>
+          <w:b/>
+          <w:bCs/>
+        </w:rPr>
+        <w:t xml:space="preserve"> </w:t>
+      </w:r>
+      <w:r>
+        <w:rPr>
+          <w:b/>
+          <w:bCs/>
+        </w:rPr>
+        <w:t xml:space="preserve">“and”</w:t>
+      </w:r>
+      <w:r>
+        <w:rPr>
+          <w:b/>
+          <w:bCs/>
+        </w:rPr>
+        <w:t xml:space="preserve"> </w:t>
+      </w:r>
+      <w:r>
+        <w:rPr>
+          <w:b/>
+          <w:bCs/>
+        </w:rPr>
+        <w:t xml:space="preserve">(Word_Context kuralı gibi)</w:t>
+      </w:r>
+      <w:r>
+        <w:t xml:space="preserve">’yi ve</w:t>
+      </w:r>
+      <w:r>
+        <w:t xml:space="preserve"> </w:t>
+      </w:r>
+      <w:r>
+        <w:rPr>
+          <w:b/>
+          <w:bCs/>
+        </w:rPr>
+        <w:t xml:space="preserve">Zor:</w:t>
+      </w:r>
+      <w:r>
+        <w:rPr>
+          <w:b/>
+          <w:bCs/>
+        </w:rPr>
+        <w:t xml:space="preserve"> </w:t>
+      </w:r>
+      <w:r>
+        <w:rPr>
+          <w:b/>
+          <w:bCs/>
+        </w:rPr>
+        <w:t xml:space="preserve">“not”</w:t>
+      </w:r>
+      <w:r>
+        <w:rPr>
+          <w:b/>
+          <w:bCs/>
+        </w:rPr>
+        <w:t xml:space="preserve">,</w:t>
+      </w:r>
+      <w:r>
+        <w:rPr>
+          <w:b/>
+          <w:bCs/>
+        </w:rPr>
+        <w:t xml:space="preserve"> </w:t>
+      </w:r>
+      <w:r>
+        <w:rPr>
+          <w:b/>
+          <w:bCs/>
+        </w:rPr>
+        <w:t xml:space="preserve">“or”</w:t>
+      </w:r>
+      <w:r>
+        <w:rPr>
+          <w:b/>
+          <w:bCs/>
+        </w:rPr>
+        <w:t xml:space="preserve"> </w:t>
+      </w:r>
+      <w:r>
+        <w:rPr>
+          <w:b/>
+          <w:bCs/>
+        </w:rPr>
+        <w:t xml:space="preserve">ve bir #say karşılaştırması bir arada</w:t>
+      </w:r>
+      <w:r>
+        <w:t xml:space="preserve">’yı deneyin; eksik bir koşulun</w:t>
+      </w:r>
+      <w:r>
+        <w:t xml:space="preserve"> </w:t>
+      </w:r>
+      <w:r>
+        <w:rPr>
+          <w:rStyle w:val="VerbatimChar"/>
+        </w:rPr>
+        <w:t xml:space="preserve">CONDITION ERROR</w:t>
+      </w:r>
+      <w:r>
+        <w:t xml:space="preserve"> </w:t>
+      </w:r>
+      <w:r>
+        <w:t xml:space="preserve">ürettiği uç</w:t>
+      </w:r>
+      <w:r>
+        <w:t xml:space="preserve"> </w:t>
+      </w:r>
+      <w:r>
+        <w:t xml:space="preserve">duruma da bakın.</w:t>
+      </w:r>
+    </w:p>
+    <w:bookmarkEnd w:id="72"/>
+    <w:bookmarkStart w:id="74" w:name="X3e12593d0d706adbd9a9038304dc3393c3d8038"/>
     <w:p>
       <w:pPr>
         <w:pStyle w:val="Heading3"/>
@@ -10834,7 +12006,7 @@
           <w:b/>
           <w:bCs/>
         </w:rPr>
-        <w:t xml:space="preserve">code/week-02/08-butunluk-izleme</w:t>
+        <w:t xml:space="preserve">code/week-02/08-integrity-monitoring</w:t>
       </w:r>
       <w:r>
         <w:rPr>
@@ -10887,7 +12059,7 @@
         <w:rPr>
           <w:rStyle w:val="VerbatimChar"/>
         </w:rPr>
-        <w:t xml:space="preserve">TAMAM</w:t>
+        <w:t xml:space="preserve">OK</w:t>
       </w:r>
       <w:r>
         <w:t xml:space="preserve">,</w:t>
@@ -10899,7 +12071,7 @@
         <w:rPr>
           <w:rStyle w:val="VerbatimChar"/>
         </w:rPr>
-        <w:t xml:space="preserve">DEGISTI</w:t>
+        <w:t xml:space="preserve">CHANGED</w:t>
       </w:r>
       <w:r>
         <w:t xml:space="preserve">,</w:t>
@@ -10911,7 +12083,7 @@
         <w:rPr>
           <w:rStyle w:val="VerbatimChar"/>
         </w:rPr>
-        <w:t xml:space="preserve">SILINDI</w:t>
+        <w:t xml:space="preserve">DELETED</w:t>
       </w:r>
       <w:r>
         <w:t xml:space="preserve">,</w:t>
@@ -10923,7 +12095,7 @@
         <w:rPr>
           <w:rStyle w:val="VerbatimChar"/>
         </w:rPr>
-        <w:t xml:space="preserve">YENI</w:t>
+        <w:t xml:space="preserve">NEW</w:t>
       </w:r>
       <w:r>
         <w:t xml:space="preserve"> </w:t>
@@ -10938,7 +12110,7 @@
         <w:rPr>
           <w:rStyle w:val="VerbatimChar"/>
         </w:rPr>
-        <w:t xml:space="preserve">code/common/cen429_kripto.h</w:t>
+        <w:t xml:space="preserve">code/common/cen429_crypto.h</w:t>
       </w:r>
       <w:r>
         <w:t xml:space="preserve"> </w:t>
@@ -10997,7 +12169,7 @@
         <w:rPr>
           <w:rStyle w:val="NormalTok"/>
         </w:rPr>
-        <w:t xml:space="preserve">butunluk-izleme</w:t>
+        <w:t xml:space="preserve">integrity-monitoring</w:t>
       </w:r>
       <w:r>
         <w:br/>
@@ -11053,7 +12225,7 @@
         <w:rPr>
           <w:rStyle w:val="NormalTok"/>
         </w:rPr>
-        <w:t xml:space="preserve"> code/week-02/08-butunluk-izleme</w:t>
+        <w:t xml:space="preserve"> code/week-02/08-integrity-monitoring</w:t>
       </w:r>
       <w:r>
         <w:br/>
@@ -11091,7 +12263,7 @@
         <w:rPr>
           <w:rStyle w:val="VerbatimChar"/>
         </w:rPr>
-        <w:t xml:space="preserve">ADIM 4 — Benzetim: bir 'saldirgan' dosyalara dokunur</w:t>
+        <w:t xml:space="preserve">STEP 4 - Simulation: an 'attacker' touches the files</w:t>
       </w:r>
       <w:r>
         <w:br/>
@@ -11100,7 +12272,7 @@
         <w:rPr>
           <w:rStyle w:val="VerbatimChar"/>
         </w:rPr>
-        <w:t xml:space="preserve">  TAMAM    ayar.conf        fa747caed81475dc...</w:t>
+        <w:t xml:space="preserve">  a line was added to library.bin, data.txt was removed, hidden.bin was dropped</w:t>
       </w:r>
       <w:r>
         <w:br/>
@@ -11109,7 +12281,7 @@
         <w:rPr>
           <w:rStyle w:val="VerbatimChar"/>
         </w:rPr>
-        <w:t xml:space="preserve">  DEGISTI  kutuphane.bin    c603d7c61459... -&gt; 64b8f2b2c00e... (49-&gt;65 B)</w:t>
+        <w:t xml:space="preserve">  OK       config.conf      9b1741bb66d862e8...</w:t>
       </w:r>
       <w:r>
         <w:br/>
@@ -11118,7 +12290,7 @@
         <w:rPr>
           <w:rStyle w:val="VerbatimChar"/>
         </w:rPr>
-        <w:t xml:space="preserve">  SILINDI  veri.txt         (manifestte var, klasorde yok)</w:t>
+        <w:t xml:space="preserve">  DELETED  data.txt         (in the manifest, not in the folder)</w:t>
       </w:r>
       <w:r>
         <w:br/>
@@ -11127,7 +12299,7 @@
         <w:rPr>
           <w:rStyle w:val="VerbatimChar"/>
         </w:rPr>
-        <w:t xml:space="preserve">  YENI     gizli.bin        6eb16b9b1e293479... (taban cizgisinde yok)</w:t>
+        <w:t xml:space="preserve">  CHANGED  library.bin      5ab02b714a50... -&gt; 12c5803ffe5b... (48-&gt;62 B)</w:t>
       </w:r>
       <w:r>
         <w:br/>
@@ -11136,37 +12308,37 @@
         <w:rPr>
           <w:rStyle w:val="VerbatimChar"/>
         </w:rPr>
-        <w:t xml:space="preserve">  SONUC: 3 sapma bulundu -&gt; incele!</w:t>
+        <w:t xml:space="preserve">  OK       start.txt        56d6b8da7f680093...</w:t>
       </w:r>
       <w:r>
         <w:br/>
       </w:r>
       <w:r>
+        <w:rPr>
+          <w:rStyle w:val="VerbatimChar"/>
+        </w:rPr>
+        <w:t xml:space="preserve">  NEW      hidden.bin       28262e242da3d683... (not in the baseline)</w:t>
+      </w:r>
+      <w:r>
         <w:br/>
       </w:r>
       <w:r>
         <w:rPr>
           <w:rStyle w:val="VerbatimChar"/>
         </w:rPr>
-        <w:t xml:space="preserve">ADIM 5 — Saldirgan izini ortmek icin manifesti de yeniden yazar</w:t>
+        <w:t xml:space="preserve">  RESULT: 3 deviation(s) found -&gt; investigate!</w:t>
       </w:r>
       <w:r>
         <w:br/>
       </w:r>
       <w:r>
-        <w:rPr>
-          <w:rStyle w:val="VerbatimChar"/>
-        </w:rPr>
-        <w:t xml:space="preserve">  TAMAM    gizli.bin        6eb16b9b1e293479...</w:t>
-      </w:r>
-      <w:r>
         <w:br/>
       </w:r>
       <w:r>
         <w:rPr>
           <w:rStyle w:val="VerbatimChar"/>
         </w:rPr>
-        <w:t xml:space="preserve">  TAMAM    kutuphane.bin    64b8f2b2c00effa2...</w:t>
+        <w:t xml:space="preserve">STEP 5 - To cover their tracks, the attacker rewrites the manifest too</w:t>
       </w:r>
       <w:r>
         <w:br/>
@@ -11175,7 +12347,7 @@
         <w:rPr>
           <w:rStyle w:val="VerbatimChar"/>
         </w:rPr>
-        <w:t xml:space="preserve">  SONUC: butunluk korunmus (4 dosya)</w:t>
+        <w:t xml:space="preserve">  OK       config.conf      9b1741bb66d862e8...</w:t>
       </w:r>
       <w:r>
         <w:br/>
@@ -11184,19 +12356,25 @@
         <w:rPr>
           <w:rStyle w:val="VerbatimChar"/>
         </w:rPr>
-        <w:t xml:space="preserve">   ^ Manifest korunmazsa izleyici KANDIRILIR: hepsi TAMAM gorunuyor.</w:t>
+        <w:t xml:space="preserve">  OK       hidden.bin       28262e242da3d683...</w:t>
       </w:r>
       <w:r>
         <w:br/>
       </w:r>
       <w:r>
+        <w:rPr>
+          <w:rStyle w:val="VerbatimChar"/>
+        </w:rPr>
+        <w:t xml:space="preserve">  OK       library.bin      12c5803ffe5bb001...</w:t>
+      </w:r>
+      <w:r>
         <w:br/>
       </w:r>
       <w:r>
         <w:rPr>
           <w:rStyle w:val="VerbatimChar"/>
         </w:rPr>
-        <w:t xml:space="preserve">ADIM 6 — Ama muhur (HMAC) anahtarsiz yeniden uretilemez</w:t>
+        <w:t xml:space="preserve">  OK       start.txt        56d6b8da7f680093...</w:t>
       </w:r>
       <w:r>
         <w:br/>
@@ -11205,7 +12383,7 @@
         <w:rPr>
           <w:rStyle w:val="VerbatimChar"/>
         </w:rPr>
-        <w:t xml:space="preserve">  MUHUR GECERSIZ: manifest anahtarsiz biri tarafindan</w:t>
+        <w:t xml:space="preserve">  RESULT: integrity preserved (4 file(s))</w:t>
       </w:r>
       <w:r>
         <w:br/>
@@ -11214,7 +12392,37 @@
         <w:rPr>
           <w:rStyle w:val="VerbatimChar"/>
         </w:rPr>
-        <w:t xml:space="preserve">  degistirilmis -&gt; manifeste GUVENME</w:t>
+        <w:t xml:space="preserve">   ^ If the manifest isn't protected, the monitor is FOOLED: everything looks OK.</w:t>
+      </w:r>
+      <w:r>
+        <w:br/>
+      </w:r>
+      <w:r>
+        <w:br/>
+      </w:r>
+      <w:r>
+        <w:rPr>
+          <w:rStyle w:val="VerbatimChar"/>
+        </w:rPr>
+        <w:t xml:space="preserve">STEP 6 - But the seal (HMAC) cannot be regenerated without the key</w:t>
+      </w:r>
+      <w:r>
+        <w:br/>
+      </w:r>
+      <w:r>
+        <w:rPr>
+          <w:rStyle w:val="VerbatimChar"/>
+        </w:rPr>
+        <w:t xml:space="preserve">  SEAL INVALID: the manifest was changed by someone without</w:t>
+      </w:r>
+      <w:r>
+        <w:br/>
+      </w:r>
+      <w:r>
+        <w:rPr>
+          <w:rStyle w:val="VerbatimChar"/>
+        </w:rPr>
+        <w:t xml:space="preserve">  the key -&gt; DO NOT TRUST the manifest</w:t>
       </w:r>
     </w:p>
     <w:p>
@@ -11301,7 +12509,7 @@
       <w:r>
         <w:t xml:space="preserve"> </w:t>
       </w:r>
-      <w:hyperlink r:id="rId61">
+      <w:hyperlink r:id="rId73">
         <w:r>
           <w:rPr>
             <w:rStyle w:val="Hyperlink"/>
@@ -11370,9 +12578,9 @@
         <w:t xml:space="preserve">test geçilemiyorsa bütünlük denetimi yalnız kazaya karşı koruyordur, saldırgana karşı değil.</w:t>
       </w:r>
     </w:p>
-    <w:bookmarkEnd w:id="62"/>
-    <w:bookmarkEnd w:id="63"/>
-    <w:bookmarkStart w:id="70" w:name="Xc1b5b1a9ef5d99dd8a28d5f8b6771d463e3b8f6"/>
+    <w:bookmarkEnd w:id="74"/>
+    <w:bookmarkEnd w:id="75"/>
+    <w:bookmarkStart w:id="82" w:name="Xc1b5b1a9ef5d99dd8a28d5f8b6771d463e3b8f6"/>
     <w:p>
       <w:pPr>
         <w:pStyle w:val="Heading2"/>
@@ -11436,18 +12644,18 @@
           <wp:inline>
             <wp:extent cx="5759999" cy="1711867"/>
             <wp:effectExtent b="0" l="0" r="0" t="0"/>
-            <wp:docPr descr="Olay incelemelerinin ortak iskeleti" title="" id="65" name="Picture"/>
+            <wp:docPr descr="Olay incelemelerinin ortak iskeleti" title="" id="77" name="Picture"/>
             <a:graphic>
               <a:graphicData uri="http://schemas.openxmlformats.org/drawingml/2006/picture">
                 <pic:pic>
                   <pic:nvPicPr>
-                    <pic:cNvPr descr="h02-11-olay-iskeleti.png" id="66" name="Picture"/>
+                    <pic:cNvPr descr="h02-11-olay-iskeleti.png" id="78" name="Picture"/>
                     <pic:cNvPicPr>
                       <a:picLocks noChangeArrowheads="1" noChangeAspect="1"/>
                     </pic:cNvPicPr>
                   </pic:nvPicPr>
                   <pic:blipFill>
-                    <a:blip r:embed="rId64"/>
+                    <a:blip r:embed="rId76"/>
                     <a:stretch>
                       <a:fillRect/>
                     </a:stretch>
@@ -12037,7 +13245,7 @@
             <w:r>
               <w:t xml:space="preserve">Derleme ortamını korumak, tekrarlanabilir derleme, derleme çıktısını kaynakla karşılaştırmak (</w:t>
             </w:r>
-            <w:hyperlink r:id="rId67">
+            <w:hyperlink r:id="rId79">
               <w:r>
                 <w:rPr>
                   <w:rStyle w:val="Hyperlink"/>
@@ -12131,7 +13339,7 @@
       <w:r>
         <w:t xml:space="preserve"> </w:t>
       </w:r>
-      <w:hyperlink r:id="rId68">
+      <w:hyperlink r:id="rId80">
         <w:r>
           <w:rPr>
             <w:rStyle w:val="Hyperlink"/>
@@ -12151,7 +13359,7 @@
       <w:r>
         <w:t xml:space="preserve"> </w:t>
       </w:r>
-      <w:hyperlink r:id="rId69">
+      <w:hyperlink r:id="rId81">
         <w:r>
           <w:rPr>
             <w:rStyle w:val="Hyperlink"/>
@@ -12240,8 +13448,8 @@
         </w:pict>
       </w:r>
     </w:p>
-    <w:bookmarkEnd w:id="70"/>
-    <w:bookmarkStart w:id="75" w:name="saldırı-ağaçları"/>
+    <w:bookmarkEnd w:id="82"/>
+    <w:bookmarkStart w:id="90" w:name="saldırı-ağaçları"/>
     <w:p>
       <w:pPr>
         <w:pStyle w:val="Heading2"/>
@@ -12376,18 +13584,18 @@
           <wp:inline>
             <wp:extent cx="5759999" cy="2957545"/>
             <wp:effectExtent b="0" l="0" r="0" t="0"/>
-            <wp:docPr descr="Saldırı ağacı kurmanın altı adımı" title="" id="72" name="Picture"/>
+            <wp:docPr descr="Saldırı ağacı kurmanın altı adımı" title="" id="84" name="Picture"/>
             <a:graphic>
               <a:graphicData uri="http://schemas.openxmlformats.org/drawingml/2006/picture">
                 <pic:pic>
                   <pic:nvPicPr>
-                    <pic:cNvPr descr="h02-12-saldiri-agaci-kurulum.png" id="73" name="Picture"/>
+                    <pic:cNvPr descr="h02-12-saldiri-agaci-kurulum.png" id="85" name="Picture"/>
                     <pic:cNvPicPr>
                       <a:picLocks noChangeArrowheads="1" noChangeAspect="1"/>
                     </pic:cNvPicPr>
                   </pic:nvPicPr>
                   <pic:blipFill>
-                    <a:blip r:embed="rId71"/>
+                    <a:blip r:embed="rId83"/>
                     <a:stretch>
                       <a:fillRect/>
                     </a:stretch>
@@ -12470,7 +13678,7 @@
         <w:t xml:space="preserve">(hepsi gerektiği için).</w:t>
       </w:r>
     </w:p>
-    <w:bookmarkStart w:id="74" w:name="X64d4efa7fc5f353e6750cf0ca9dad5b5e409d49"/>
+    <w:bookmarkStart w:id="89" w:name="X64d4efa7fc5f353e6750cf0ca9dad5b5e409d49"/>
     <w:p>
       <w:pPr>
         <w:pStyle w:val="Heading3"/>
@@ -12503,7 +13711,7 @@
           <w:b/>
           <w:bCs/>
         </w:rPr>
-        <w:t xml:space="preserve">code/week-02/04-saldiri-agaci</w:t>
+        <w:t xml:space="preserve">code/week-02/04-attack-tree</w:t>
       </w:r>
     </w:p>
     <w:p>
@@ -12534,7 +13742,7 @@
         <w:rPr>
           <w:rStyle w:val="VerbatimChar"/>
         </w:rPr>
-        <w:t xml:space="preserve">cd code\week-02\04-saldiri-agaci ; .\demo.ps1</w:t>
+        <w:t xml:space="preserve">cd code\week-02\04-attack-tree ; .\demo.ps1</w:t>
       </w:r>
       <w:r>
         <w:t xml:space="preserve"> </w:t>
@@ -12549,7 +13757,7 @@
         <w:rPr>
           <w:rStyle w:val="VerbatimChar"/>
         </w:rPr>
-        <w:t xml:space="preserve">cd code/week-02/04-saldiri-agaci &amp;&amp; sh demo.sh</w:t>
+        <w:t xml:space="preserve">cd code/week-02/04-attack-tree &amp;&amp; sh demo.sh</w:t>
       </w:r>
       <w:r>
         <w:t xml:space="preserve"> </w:t>
@@ -12593,7 +13801,7 @@
         <w:rPr>
           <w:rStyle w:val="VerbatimChar"/>
         </w:rPr>
-        <w:t xml:space="preserve">  [VEYA] Odeme anahtarini ele gecir  (maliyet=2)</w:t>
+        <w:t xml:space="preserve">  [OR] Obtain the payment key  (cost=2)</w:t>
       </w:r>
       <w:r>
         <w:br/>
@@ -12602,7 +13810,7 @@
         <w:rPr>
           <w:rStyle w:val="VerbatimChar"/>
         </w:rPr>
-        <w:t xml:space="preserve">    [VE] Yerel veritabanini kopyala ve coz [hepsi gerekir]  (maliyet=9)</w:t>
+        <w:t xml:space="preserve">    [AND] Copy and decrypt the local database [all required]  (cost=9)</w:t>
       </w:r>
       <w:r>
         <w:br/>
@@ -12611,7 +13819,7 @@
         <w:rPr>
           <w:rStyle w:val="VerbatimChar"/>
         </w:rPr>
-        <w:t xml:space="preserve">    [VEYA] Kullanim aninda bellekten oku [biri yeter]  (maliyet=2)</w:t>
+        <w:t xml:space="preserve">    [OR] Read it from memory during use [one is enough]  (cost=2)</w:t>
       </w:r>
       <w:r>
         <w:br/>
@@ -12620,7 +13828,7 @@
         <w:rPr>
           <w:rStyle w:val="VerbatimChar"/>
         </w:rPr>
-        <w:t xml:space="preserve">      Hata ayiklayici ile bellekten oku  (maliyet=2)</w:t>
+        <w:t xml:space="preserve">      Read memory with a debugger  (cost=2)</w:t>
       </w:r>
       <w:r>
         <w:br/>
@@ -12629,7 +13837,7 @@
         <w:rPr>
           <w:rStyle w:val="VerbatimChar"/>
         </w:rPr>
-        <w:t xml:space="preserve">    [VE] Sunucu ile telefon arasinda dinle [hepsi gerekir]  (maliyet=15)</w:t>
+        <w:t xml:space="preserve">    [AND] Eavesdrop between the server and the phone [all required]  (cost=15)</w:t>
       </w:r>
       <w:r>
         <w:br/>
@@ -12641,7 +13849,7 @@
         <w:rPr>
           <w:rStyle w:val="VerbatimChar"/>
         </w:rPr>
-        <w:t xml:space="preserve">  EN UCUZ SALDIRI = 2 birim. ... en zayif nokta:</w:t>
+        <w:t xml:space="preserve">  CHEAPEST ATTACK = 2 unit(s). ... the weakest point:</w:t>
       </w:r>
       <w:r>
         <w:br/>
@@ -12650,7 +13858,7 @@
         <w:rPr>
           <w:rStyle w:val="VerbatimChar"/>
         </w:rPr>
-        <w:t xml:space="preserve">  -&gt; Kullanim aninda bellekten oku -&gt; Hata ayiklayici ile bellekten oku</w:t>
+        <w:t xml:space="preserve">  -&gt; Read it from memory during use -&gt; Read memory with a debugger</w:t>
       </w:r>
     </w:p>
     <w:p>
@@ -12698,7 +13906,7 @@
       <w:r>
         <w:t xml:space="preserve"> </w:t>
       </w:r>
-      <w:hyperlink r:id="rId61">
+      <w:hyperlink r:id="rId73">
         <w:r>
           <w:rPr>
             <w:rStyle w:val="Hyperlink"/>
@@ -12730,7 +13938,7 @@
         <w:rPr>
           <w:rStyle w:val="VerbatimChar"/>
         </w:rPr>
-        <w:t xml:space="preserve">  [VEYA] Odeme anahtarini ele gecir  (maliyet=8)</w:t>
+        <w:t xml:space="preserve">  [OR] Obtain the payment key  (cost=8)</w:t>
       </w:r>
       <w:r>
         <w:br/>
@@ -12739,7 +13947,7 @@
         <w:rPr>
           <w:rStyle w:val="VerbatimChar"/>
         </w:rPr>
-        <w:t xml:space="preserve">    [VEYA] Kullanim aninda bellekten oku [biri yeter]  (maliyet=8)</w:t>
+        <w:t xml:space="preserve">    [OR] Read it from memory during use [one is enough]  (cost=8)</w:t>
       </w:r>
       <w:r>
         <w:br/>
@@ -12748,7 +13956,7 @@
         <w:rPr>
           <w:rStyle w:val="VerbatimChar"/>
         </w:rPr>
-        <w:t xml:space="preserve">      Bellek dokumu (rastgele silme'yi as)  (maliyet=8)</w:t>
+        <w:t xml:space="preserve">      Memory dump (defeat random wiping)  (cost=8)</w:t>
       </w:r>
       <w:r>
         <w:br/>
@@ -12757,7 +13965,7 @@
         <w:rPr>
           <w:rStyle w:val="VerbatimChar"/>
         </w:rPr>
-        <w:t xml:space="preserve">  EN UCUZ SALDIRI = 8 birim.</w:t>
+        <w:t xml:space="preserve">  CHEAPEST ATTACK = 8 unit(s).</w:t>
       </w:r>
     </w:p>
     <w:p>
@@ -12820,121 +14028,68 @@
     </w:p>
     <w:p>
       <w:pPr>
-        <w:pStyle w:val="BlockText"/>
-      </w:pPr>
-      <w:r>
-        <w:rPr>
-          <w:b/>
-          <w:bCs/>
-        </w:rPr>
-        <w:t xml:space="preserve">Projeye bağlantı</w:t>
-      </w:r>
-    </w:p>
-    <w:p>
-      <w:pPr>
-        <w:pStyle w:val="BlockText"/>
-      </w:pPr>
-      <w:r>
-        <w:t xml:space="preserve">Dönem projenizin</w:t>
-      </w:r>
-      <w:r>
-        <w:t xml:space="preserve"> </w:t>
-      </w:r>
-      <w:r>
-        <w:rPr>
-          <w:b/>
-          <w:bCs/>
-        </w:rPr>
-        <w:t xml:space="preserve">S4</w:t>
-      </w:r>
-      <w:r>
-        <w:t xml:space="preserve"> </w:t>
-      </w:r>
-      <w:r>
-        <w:t xml:space="preserve">bölümünde bir saldırı ağacı çizeceksiniz. Bu demonun girdi biçimini kullanıp kendi</w:t>
-      </w:r>
-      <w:r>
-        <w:t xml:space="preserve"> </w:t>
-      </w:r>
-      <w:r>
-        <w:t xml:space="preserve">ağacınızı yazın; en ucuz yolu bulun ve oraya hangi önlemin en çok maliyet eklediğini gösterin.</w:t>
-      </w:r>
-    </w:p>
-    <w:bookmarkEnd w:id="74"/>
-    <w:bookmarkEnd w:id="75"/>
-    <w:bookmarkStart w:id="83" w:name="X0f2c5021951b8cdcb92fc29bfa75d2091bd13a4"/>
-    <w:p>
-      <w:pPr>
-        <w:pStyle w:val="Heading2"/>
-      </w:pPr>
-      <w:r>
-        <w:t xml:space="preserve">9. Güvenlik denetim kaydı: kanıt olarak günlük</w:t>
-      </w:r>
-    </w:p>
-    <w:p>
-      <w:pPr>
-        <w:pStyle w:val="FirstParagraph"/>
-      </w:pPr>
-      <w:r>
-        <w:t xml:space="preserve">Saldırı ağacı</w:t>
-      </w:r>
-      <w:r>
-        <w:t xml:space="preserve"> </w:t>
-      </w:r>
-      <w:r>
-        <w:t xml:space="preserve">“saldırgan nereden gelir?”</w:t>
-      </w:r>
-      <w:r>
-        <w:t xml:space="preserve"> </w:t>
-      </w:r>
-      <w:r>
-        <w:t xml:space="preserve">sorusunu sorar;</w:t>
-      </w:r>
-      <w:r>
-        <w:t xml:space="preserve"> </w:t>
-      </w:r>
-      <w:r>
-        <w:rPr>
-          <w:b/>
-          <w:bCs/>
-        </w:rPr>
-        <w:t xml:space="preserve">denetim kaydı</w:t>
-      </w:r>
-      <w:r>
-        <w:t xml:space="preserve"> </w:t>
-      </w:r>
-      <w:r>
-        <w:t xml:space="preserve">(audit log) ise</w:t>
-      </w:r>
-      <w:r>
-        <w:t xml:space="preserve"> </w:t>
-      </w:r>
-      <w:r>
-        <w:t xml:space="preserve">“geldi mi, ne</w:t>
-      </w:r>
-      <w:r>
-        <w:t xml:space="preserve"> </w:t>
-      </w:r>
-      <w:r>
-        <w:t xml:space="preserve">yaptı?”</w:t>
-      </w:r>
-      <w:r>
-        <w:t xml:space="preserve"> </w:t>
-      </w:r>
-      <w:r>
-        <w:t xml:space="preserve">sorusunu cevaplar. Bir olaydan sonra neyin olduğunu anlamanın, sorumluyu bulmanın ve bir daha</w:t>
-      </w:r>
-      <w:r>
-        <w:t xml:space="preserve"> </w:t>
-      </w:r>
-      <w:r>
-        <w:t xml:space="preserve">olmasını önlemenin tek yolu güvenilir kayıttır. Kitap bu konuyu Tarif 13.11’de işler; oradaki öneriler</w:t>
-      </w:r>
-      <w:r>
-        <w:t xml:space="preserve"> </w:t>
-      </w:r>
-      <w:r>
-        <w:t xml:space="preserve">bugün de geçerlidir, yalnız araçlar güncellenmiştir.</w:t>
+        <w:pStyle w:val="BodyText"/>
+      </w:pPr>
+      <w:r>
+        <w:t xml:space="preserve">1999’da Bruce Schneier’in</w:t>
+      </w:r>
+      <w:r>
+        <w:t xml:space="preserve"> </w:t>
+      </w:r>
+      <w:r>
+        <w:t xml:space="preserve">“Attack Trees”</w:t>
+      </w:r>
+      <w:r>
+        <w:t xml:space="preserve"> </w:t>
+      </w:r>
+      <w:r>
+        <w:t xml:space="preserve">makalesi, bu VE/VEYA yapısını güvenlik camiasına tanıttı: her</w:t>
+      </w:r>
+      <w:r>
+        <w:t xml:space="preserve"> </w:t>
+      </w:r>
+      <w:r>
+        <w:t xml:space="preserve">düğüme bir maliyet ya da olasılık koyup en ucuz yolu</w:t>
+      </w:r>
+      <w:r>
+        <w:t xml:space="preserve"> </w:t>
+      </w:r>
+      <w:r>
+        <w:rPr>
+          <w:b/>
+          <w:bCs/>
+        </w:rPr>
+        <w:t xml:space="preserve">hesaplayarak</w:t>
+      </w:r>
+      <w:r>
+        <w:t xml:space="preserve"> </w:t>
+      </w:r>
+      <w:r>
+        <w:t xml:space="preserve">bulmak, sezgiyle tartışmaktan daha</w:t>
+      </w:r>
+      <w:r>
+        <w:t xml:space="preserve"> </w:t>
+      </w:r>
+      <w:r>
+        <w:t xml:space="preserve">güvenilirdir. Aşağıdaki animasyon</w:t>
+      </w:r>
+      <w:r>
+        <w:t xml:space="preserve"> </w:t>
+      </w:r>
+      <w:r>
+        <w:rPr>
+          <w:rStyle w:val="VerbatimChar"/>
+        </w:rPr>
+        <w:t xml:space="preserve">tree.c</w:t>
+      </w:r>
+      <w:r>
+        <w:t xml:space="preserve">’nin maliyet hesaplamasını aşağıdan yukarı, düğüm düğüm gösterir:</w:t>
+      </w:r>
+      <w:r>
+        <w:t xml:space="preserve"> </w:t>
+      </w:r>
+      <w:r>
+        <w:t xml:space="preserve">VE düğümünde maliyetler toplanır, VEYA düğümünde en ucuz dal seçilir.</w:t>
       </w:r>
     </w:p>
     <w:p>
@@ -12944,20 +14099,234 @@
       <w:r>
         <w:drawing>
           <wp:inline>
-            <wp:extent cx="5759999" cy="2253784"/>
+            <wp:extent cx="5111999" cy="1981137"/>
             <wp:effectExtent b="0" l="0" r="0" t="0"/>
-            <wp:docPr descr="Denetim kaydı: ne yazılır, ne yazılmaz, nasıl korunur" title="" id="77" name="Picture"/>
+            <wp:docPr descr="Saldırı ağacı: en ucuz yol — adım adım" title="" id="87" name="Picture"/>
             <a:graphic>
               <a:graphicData uri="http://schemas.openxmlformats.org/drawingml/2006/picture">
                 <pic:pic>
                   <pic:nvPicPr>
-                    <pic:cNvPr descr="h02-13-denetim-kaydi.png" id="78" name="Picture"/>
+                    <pic:cNvPr descr="attack-tree-eval.tr.png" id="88" name="Picture"/>
                     <pic:cNvPicPr>
                       <a:picLocks noChangeArrowheads="1" noChangeAspect="1"/>
                     </pic:cNvPicPr>
                   </pic:nvPicPr>
                   <pic:blipFill>
-                    <a:blip r:embed="rId76"/>
+                    <a:blip r:embed="rId86"/>
+                    <a:stretch>
+                      <a:fillRect/>
+                    </a:stretch>
+                  </pic:blipFill>
+                  <pic:spPr bwMode="auto">
+                    <a:xfrm>
+                      <a:off x="0" y="0"/>
+                      <a:ext cx="5111999" cy="1981137"/>
+                    </a:xfrm>
+                    <a:prstGeom prst="rect">
+                      <a:avLst/>
+                    </a:prstGeom>
+                    <a:noFill/>
+                    <a:ln w="9525">
+                      <a:noFill/>
+                      <a:headEnd/>
+                      <a:tailEnd/>
+                    </a:ln>
+                  </pic:spPr>
+                </pic:pic>
+              </a:graphicData>
+            </a:graphic>
+          </wp:inline>
+        </w:drawing>
+      </w:r>
+    </w:p>
+    <w:p>
+      <w:pPr>
+        <w:pStyle w:val="BodyText"/>
+      </w:pPr>
+      <w:r>
+        <w:t xml:space="preserve">Örnek seçiciden</w:t>
+      </w:r>
+      <w:r>
+        <w:t xml:space="preserve"> </w:t>
+      </w:r>
+      <w:r>
+        <w:rPr>
+          <w:b/>
+          <w:bCs/>
+        </w:rPr>
+        <w:t xml:space="preserve">Normal: kök OR, üç seçenekten en ucuzu kazanıyor</w:t>
+      </w:r>
+      <w:r>
+        <w:t xml:space="preserve">’u ve</w:t>
+      </w:r>
+      <w:r>
+        <w:t xml:space="preserve"> </w:t>
+      </w:r>
+      <w:r>
+        <w:rPr>
+          <w:b/>
+          <w:bCs/>
+        </w:rPr>
+        <w:t xml:space="preserve">Zor: beş AND grubu, aralarındaki</w:t>
+      </w:r>
+      <w:r>
+        <w:rPr>
+          <w:b/>
+          <w:bCs/>
+        </w:rPr>
+        <w:t xml:space="preserve"> </w:t>
+      </w:r>
+      <w:r>
+        <w:rPr>
+          <w:b/>
+          <w:bCs/>
+        </w:rPr>
+        <w:t xml:space="preserve">fark küçük</w:t>
+      </w:r>
+      <w:r>
+        <w:t xml:space="preserve">’ü deneyin; kökün tek bir yaprak olduğu uç duruma da bakın.</w:t>
+      </w:r>
+    </w:p>
+    <w:p>
+      <w:pPr>
+        <w:pStyle w:val="BlockText"/>
+      </w:pPr>
+      <w:r>
+        <w:rPr>
+          <w:b/>
+          <w:bCs/>
+        </w:rPr>
+        <w:t xml:space="preserve">Projeye bağlantı</w:t>
+      </w:r>
+    </w:p>
+    <w:p>
+      <w:pPr>
+        <w:pStyle w:val="BlockText"/>
+      </w:pPr>
+      <w:r>
+        <w:t xml:space="preserve">Dönem projenizin</w:t>
+      </w:r>
+      <w:r>
+        <w:t xml:space="preserve"> </w:t>
+      </w:r>
+      <w:r>
+        <w:rPr>
+          <w:b/>
+          <w:bCs/>
+        </w:rPr>
+        <w:t xml:space="preserve">S4</w:t>
+      </w:r>
+      <w:r>
+        <w:t xml:space="preserve"> </w:t>
+      </w:r>
+      <w:r>
+        <w:t xml:space="preserve">bölümünde bir saldırı ağacı çizeceksiniz. Bu demonun girdi biçimini kullanıp kendi</w:t>
+      </w:r>
+      <w:r>
+        <w:t xml:space="preserve"> </w:t>
+      </w:r>
+      <w:r>
+        <w:t xml:space="preserve">ağacınızı yazın; en ucuz yolu bulun ve oraya hangi önlemin en çok maliyet eklediğini gösterin.</w:t>
+      </w:r>
+    </w:p>
+    <w:bookmarkEnd w:id="89"/>
+    <w:bookmarkEnd w:id="90"/>
+    <w:bookmarkStart w:id="104" w:name="X0f2c5021951b8cdcb92fc29bfa75d2091bd13a4"/>
+    <w:p>
+      <w:pPr>
+        <w:pStyle w:val="Heading2"/>
+      </w:pPr>
+      <w:r>
+        <w:t xml:space="preserve">9. Güvenlik denetim kaydı: kanıt olarak günlük</w:t>
+      </w:r>
+    </w:p>
+    <w:p>
+      <w:pPr>
+        <w:pStyle w:val="FirstParagraph"/>
+      </w:pPr>
+      <w:r>
+        <w:t xml:space="preserve">Saldırı ağacı</w:t>
+      </w:r>
+      <w:r>
+        <w:t xml:space="preserve"> </w:t>
+      </w:r>
+      <w:r>
+        <w:t xml:space="preserve">“saldırgan nereden gelir?”</w:t>
+      </w:r>
+      <w:r>
+        <w:t xml:space="preserve"> </w:t>
+      </w:r>
+      <w:r>
+        <w:t xml:space="preserve">sorusunu sorar;</w:t>
+      </w:r>
+      <w:r>
+        <w:t xml:space="preserve"> </w:t>
+      </w:r>
+      <w:r>
+        <w:rPr>
+          <w:b/>
+          <w:bCs/>
+        </w:rPr>
+        <w:t xml:space="preserve">denetim kaydı</w:t>
+      </w:r>
+      <w:r>
+        <w:t xml:space="preserve"> </w:t>
+      </w:r>
+      <w:r>
+        <w:t xml:space="preserve">(audit log) ise</w:t>
+      </w:r>
+      <w:r>
+        <w:t xml:space="preserve"> </w:t>
+      </w:r>
+      <w:r>
+        <w:t xml:space="preserve">“geldi mi, ne</w:t>
+      </w:r>
+      <w:r>
+        <w:t xml:space="preserve"> </w:t>
+      </w:r>
+      <w:r>
+        <w:t xml:space="preserve">yaptı?”</w:t>
+      </w:r>
+      <w:r>
+        <w:t xml:space="preserve"> </w:t>
+      </w:r>
+      <w:r>
+        <w:t xml:space="preserve">sorusunu cevaplar. Bir olaydan sonra neyin olduğunu anlamanın, sorumluyu bulmanın ve bir daha</w:t>
+      </w:r>
+      <w:r>
+        <w:t xml:space="preserve"> </w:t>
+      </w:r>
+      <w:r>
+        <w:t xml:space="preserve">olmasını önlemenin tek yolu güvenilir kayıttır. Kitap bu konuyu Tarif 13.11’de işler; oradaki öneriler</w:t>
+      </w:r>
+      <w:r>
+        <w:t xml:space="preserve"> </w:t>
+      </w:r>
+      <w:r>
+        <w:t xml:space="preserve">bugün de geçerlidir, yalnız araçlar güncellenmiştir.</w:t>
+      </w:r>
+    </w:p>
+    <w:p>
+      <w:pPr>
+        <w:pStyle w:val="BodyText"/>
+      </w:pPr>
+      <w:r>
+        <w:drawing>
+          <wp:inline>
+            <wp:extent cx="5759999" cy="2253784"/>
+            <wp:effectExtent b="0" l="0" r="0" t="0"/>
+            <wp:docPr descr="Denetim kaydı: ne yazılır, ne yazılmaz, nasıl korunur" title="" id="92" name="Picture"/>
+            <a:graphic>
+              <a:graphicData uri="http://schemas.openxmlformats.org/drawingml/2006/picture">
+                <pic:pic>
+                  <pic:nvPicPr>
+                    <pic:cNvPr descr="h02-13-denetim-kaydi.png" id="93" name="Picture"/>
+                    <pic:cNvPicPr>
+                      <a:picLocks noChangeArrowheads="1" noChangeAspect="1"/>
+                    </pic:cNvPicPr>
+                  </pic:nvPicPr>
+                  <pic:blipFill>
+                    <a:blip r:embed="rId91"/>
                     <a:stretch>
                       <a:fillRect/>
                     </a:stretch>
@@ -12984,7 +14353,7 @@
         </w:drawing>
       </w:r>
     </w:p>
-    <w:bookmarkStart w:id="79" w:name="ne-kaydedilir-ne-asla-kaydedilmez"/>
+    <w:bookmarkStart w:id="94" w:name="ne-kaydedilir-ne-asla-kaydedilmez"/>
     <w:p>
       <w:pPr>
         <w:pStyle w:val="Heading3"/>
@@ -13151,11 +14520,11 @@
         <w:t xml:space="preserve"> </w:t>
       </w:r>
       <w:r>
-        <w:t xml:space="preserve">kodu ikili dosyada kalır ve hem dizeleriyle bilgi sızdırır hem de yeniden açılabilir.</w:t>
-      </w:r>
-    </w:p>
-    <w:bookmarkEnd w:id="79"/>
-    <w:bookmarkStart w:id="80" w:name="demo-10-günlük-enjeksiyonu-cwe-117"/>
+        <w:t xml:space="preserve">kodu binary dosyada kalır ve hem dizeleriyle bilgi sızdırır hem de yeniden açılabilir.</w:t>
+      </w:r>
+    </w:p>
+    <w:bookmarkEnd w:id="94"/>
+    <w:bookmarkStart w:id="98" w:name="demo-10-günlük-enjeksiyonu-cwe-117"/>
     <w:p>
       <w:pPr>
         <w:pStyle w:val="Heading3"/>
@@ -13255,7 +14624,7 @@
           <w:b/>
           <w:bCs/>
         </w:rPr>
-        <w:t xml:space="preserve">code/week-02/10-gunluk-enjeksiyonu</w:t>
+        <w:t xml:space="preserve">code/week-02/10-log-injection</w:t>
       </w:r>
       <w:r>
         <w:rPr>
@@ -13292,7 +14661,7 @@
         <w:rPr>
           <w:rStyle w:val="VerbatimChar"/>
         </w:rPr>
-        <w:t xml:space="preserve">admin ... BASARILI</w:t>
+        <w:t xml:space="preserve">admin ... SUCCESS</w:t>
       </w:r>
       <w:r>
         <w:t xml:space="preserve"> </w:t>
@@ -13313,7 +14682,7 @@
         <w:rPr>
           <w:rStyle w:val="VerbatimChar"/>
         </w:rPr>
-        <w:t xml:space="preserve">calisma/</w:t>
+        <w:t xml:space="preserve">work/</w:t>
       </w:r>
       <w:r>
         <w:t xml:space="preserve"> </w:t>
@@ -13366,7 +14735,7 @@
         <w:rPr>
           <w:rStyle w:val="NormalTok"/>
         </w:rPr>
-        <w:t xml:space="preserve">gunluk-enjeksiyonu</w:t>
+        <w:t xml:space="preserve">log-injection</w:t>
       </w:r>
       <w:r>
         <w:br/>
@@ -13422,7 +14791,7 @@
         <w:rPr>
           <w:rStyle w:val="NormalTok"/>
         </w:rPr>
-        <w:t xml:space="preserve"> code/week-02/10-gunluk-enjeksiyonu</w:t>
+        <w:t xml:space="preserve"> code/week-02/10-log-injection</w:t>
       </w:r>
       <w:r>
         <w:br/>
@@ -13460,7 +14829,7 @@
         <w:rPr>
           <w:rStyle w:val="VerbatimChar"/>
         </w:rPr>
-        <w:t xml:space="preserve">ADIM 1 - GUVENSIZ gunluk: alan denetlenmeden yaziliyor</w:t>
+        <w:t xml:space="preserve">STEP 1 - UNSAFE log: the field is written without any check</w:t>
       </w:r>
       <w:r>
         <w:br/>
@@ -13469,7 +14838,7 @@
         <w:rPr>
           <w:rStyle w:val="VerbatimChar"/>
         </w:rPr>
-        <w:t xml:space="preserve">  DENETIM giris kullanici=ayse sonuc=BASARISIZ</w:t>
+        <w:t xml:space="preserve">  AUDIT login user=alice result=FAILURE</w:t>
       </w:r>
       <w:r>
         <w:br/>
@@ -13478,7 +14847,7 @@
         <w:rPr>
           <w:rStyle w:val="VerbatimChar"/>
         </w:rPr>
-        <w:t xml:space="preserve">  DENETIM giris kullanici=kayra</w:t>
+        <w:t xml:space="preserve">  AUDIT login user=bob</w:t>
       </w:r>
       <w:r>
         <w:br/>
@@ -13487,7 +14856,7 @@
         <w:rPr>
           <w:rStyle w:val="VerbatimChar"/>
         </w:rPr>
-        <w:t xml:space="preserve">  DENETIM giris kullanici=admin sonuc=BASARILI sonuc=BASARISIZ</w:t>
+        <w:t xml:space="preserve">  AUDIT login user=admin result=SUCCESS result=FAILURE</w:t>
       </w:r>
       <w:r>
         <w:br/>
@@ -13496,7 +14865,7 @@
         <w:rPr>
           <w:rStyle w:val="VerbatimChar"/>
         </w:rPr>
-        <w:t xml:space="preserve">  DENETIM giris kullanici=deniz^[[2K^Mgizli sonuc=BASARISIZ</w:t>
+        <w:t xml:space="preserve">  AUDIT login user=carol^[[2K^Mhidden result=FAILURE</w:t>
       </w:r>
       <w:r>
         <w:br/>
@@ -13505,7 +14874,7 @@
         <w:rPr>
           <w:rStyle w:val="VerbatimChar"/>
         </w:rPr>
-        <w:t xml:space="preserve">ADIM 2 - Sahte satiri say:</w:t>
+        <w:t xml:space="preserve">STEP 2 - Count the forged line:</w:t>
       </w:r>
       <w:r>
         <w:br/>
@@ -13514,7 +14883,7 @@
         <w:rPr>
           <w:rStyle w:val="VerbatimChar"/>
         </w:rPr>
-        <w:t xml:space="preserve">  Gunluk: 4 satir; sahte 'admin BASARILI' satiri: 1</w:t>
+        <w:t xml:space="preserve">  Log: 4 line(s); forged 'admin SUCCESS' line(s): 1</w:t>
       </w:r>
       <w:r>
         <w:br/>
@@ -13523,7 +14892,7 @@
         <w:rPr>
           <w:rStyle w:val="VerbatimChar"/>
         </w:rPr>
-        <w:t xml:space="preserve">ADIM 3 - GUVENLI gunluk: kacislama + sinir + sabit bicim dizgesi</w:t>
+        <w:t xml:space="preserve">STEP 3 - SAFE log: escaping + a length limit + a fixed format string</w:t>
       </w:r>
       <w:r>
         <w:br/>
@@ -13532,7 +14901,7 @@
         <w:rPr>
           <w:rStyle w:val="VerbatimChar"/>
         </w:rPr>
-        <w:t xml:space="preserve">  DENETIM giris kullanici=kayra\x0A2026-... kullanici=admin ...</w:t>
+        <w:t xml:space="preserve">  AUDIT login user=bob\x0A2026-... user=admin ...</w:t>
       </w:r>
       <w:r>
         <w:br/>
@@ -13541,7 +14910,7 @@
         <w:rPr>
           <w:rStyle w:val="VerbatimChar"/>
         </w:rPr>
-        <w:t xml:space="preserve">  DENETIM giris kullanici=deniz\x1B[2K\x0Dgizli sonuc=BASARISIZ</w:t>
+        <w:t xml:space="preserve">  AUDIT login user=carol\x1B[2K\x0Dhidden result=FAILURE</w:t>
       </w:r>
       <w:r>
         <w:br/>
@@ -13550,7 +14919,7 @@
         <w:rPr>
           <w:rStyle w:val="VerbatimChar"/>
         </w:rPr>
-        <w:t xml:space="preserve">  DENETIM giris kullanici=AAAAAAAAAAAAAAAA... sonuc=BASARISIZ</w:t>
+        <w:t xml:space="preserve">  AUDIT login user=AAAAAAAAAAAAAAAA... result=FAILURE</w:t>
       </w:r>
       <w:r>
         <w:br/>
@@ -13559,7 +14928,7 @@
         <w:rPr>
           <w:rStyle w:val="VerbatimChar"/>
         </w:rPr>
-        <w:t xml:space="preserve">ADIM 4 - Sahte satiri say (guvenli):</w:t>
+        <w:t xml:space="preserve">STEP 4 - Count the forged line (safe):</w:t>
       </w:r>
       <w:r>
         <w:br/>
@@ -13568,7 +14937,7 @@
         <w:rPr>
           <w:rStyle w:val="VerbatimChar"/>
         </w:rPr>
-        <w:t xml:space="preserve">  Gunluk: 4 satir; sahte 'admin BASARILI' satiri: 0</w:t>
+        <w:t xml:space="preserve">  Log: 4 line(s); forged 'admin SUCCESS' line(s): 0</w:t>
       </w:r>
     </w:p>
     <w:p>
@@ -13585,7 +14954,7 @@
         <w:rPr>
           <w:rStyle w:val="VerbatimChar"/>
         </w:rPr>
-        <w:t xml:space="preserve">kayra</w:t>
+        <w:t xml:space="preserve">bob</w:t>
       </w:r>
       <w:r>
         <w:t xml:space="preserve"> </w:t>
@@ -13774,7 +15143,7 @@
         <w:rPr>
           <w:rStyle w:val="VerbatimChar"/>
         </w:rPr>
-        <w:t xml:space="preserve">syslog(LOG_INFO, kullanici_girdisi)</w:t>
+        <w:t xml:space="preserve">syslog(LOG_INFO, user_input)</w:t>
       </w:r>
       <w:r>
         <w:t xml:space="preserve"> </w:t>
@@ -13801,7 +15170,7 @@
       <w:r>
         <w:t xml:space="preserve"> </w:t>
       </w:r>
-      <w:hyperlink r:id="rId68">
+      <w:hyperlink r:id="rId80">
         <w:r>
           <w:rPr>
             <w:rStyle w:val="Hyperlink"/>
@@ -13822,7 +15191,7 @@
         <w:rPr>
           <w:rStyle w:val="VerbatimChar"/>
         </w:rPr>
-        <w:t xml:space="preserve">syslog(LOG_INFO, "%s", kullanici_girdisi)</w:t>
+        <w:t xml:space="preserve">syslog(LOG_INFO, "%s", user_input)</w:t>
       </w:r>
       <w:r>
         <w:t xml:space="preserve">.</w:t>
@@ -13830,6 +15199,127 @@
     </w:p>
     <w:p>
       <w:pPr>
+        <w:pStyle w:val="FirstParagraph"/>
+      </w:pPr>
+      <w:r>
+        <w:t xml:space="preserve">Aşağıdaki animasyon</w:t>
+      </w:r>
+      <w:r>
+        <w:t xml:space="preserve"> </w:t>
+      </w:r>
+      <w:r>
+        <w:rPr>
+          <w:rStyle w:val="VerbatimChar"/>
+        </w:rPr>
+        <w:t xml:space="preserve">logtool.c</w:t>
+      </w:r>
+      <w:r>
+        <w:t xml:space="preserve">’nin güvensiz ve güvenli yazma yollarını yan yana gösterir: kaçışlama</w:t>
+      </w:r>
+      <w:r>
+        <w:t xml:space="preserve"> </w:t>
+      </w:r>
+      <w:r>
+        <w:t xml:space="preserve">döngüsünün her baytı nasıl işlediğini, sınırın nerede devreye girdiğini.</w:t>
+      </w:r>
+    </w:p>
+    <w:p>
+      <w:pPr>
+        <w:pStyle w:val="BodyText"/>
+      </w:pPr>
+      <w:r>
+        <w:drawing>
+          <wp:inline>
+            <wp:extent cx="5111999" cy="3525189"/>
+            <wp:effectExtent b="0" l="0" r="0" t="0"/>
+            <wp:docPr descr="Günlük enjeksiyonu: güvensiz vs güvenli yazım — adım adım" title="" id="96" name="Picture"/>
+            <a:graphic>
+              <a:graphicData uri="http://schemas.openxmlformats.org/drawingml/2006/picture">
+                <pic:pic>
+                  <pic:nvPicPr>
+                    <pic:cNvPr descr="log-injection.tr.png" id="97" name="Picture"/>
+                    <pic:cNvPicPr>
+                      <a:picLocks noChangeArrowheads="1" noChangeAspect="1"/>
+                    </pic:cNvPicPr>
+                  </pic:nvPicPr>
+                  <pic:blipFill>
+                    <a:blip r:embed="rId95"/>
+                    <a:stretch>
+                      <a:fillRect/>
+                    </a:stretch>
+                  </pic:blipFill>
+                  <pic:spPr bwMode="auto">
+                    <a:xfrm>
+                      <a:off x="0" y="0"/>
+                      <a:ext cx="5111999" cy="3525189"/>
+                    </a:xfrm>
+                    <a:prstGeom prst="rect">
+                      <a:avLst/>
+                    </a:prstGeom>
+                    <a:noFill/>
+                    <a:ln w="9525">
+                      <a:noFill/>
+                      <a:headEnd/>
+                      <a:tailEnd/>
+                    </a:ln>
+                  </pic:spPr>
+                </pic:pic>
+              </a:graphicData>
+            </a:graphic>
+          </wp:inline>
+        </w:drawing>
+      </w:r>
+    </w:p>
+    <w:p>
+      <w:pPr>
+        <w:pStyle w:val="BodyText"/>
+      </w:pPr>
+      <w:r>
+        <w:t xml:space="preserve">Örnek seçiciden</w:t>
+      </w:r>
+      <w:r>
+        <w:t xml:space="preserve"> </w:t>
+      </w:r>
+      <w:r>
+        <w:rPr>
+          <w:b/>
+          <w:bCs/>
+        </w:rPr>
+        <w:t xml:space="preserve">Normal: UNSAFE — satır sonu sahte bir kayıt oluşturuyor</w:t>
+      </w:r>
+      <w:r>
+        <w:t xml:space="preserve">’u ve</w:t>
+      </w:r>
+      <w:r>
+        <w:t xml:space="preserve"> </w:t>
+      </w:r>
+      <w:r>
+        <w:rPr>
+          <w:b/>
+          <w:bCs/>
+        </w:rPr>
+        <w:t xml:space="preserve">Zor: SAFE — AYNI saldırı,</w:t>
+      </w:r>
+      <w:r>
+        <w:rPr>
+          <w:b/>
+          <w:bCs/>
+        </w:rPr>
+        <w:t xml:space="preserve"> </w:t>
+      </w:r>
+      <w:r>
+        <w:rPr>
+          <w:b/>
+          <w:bCs/>
+        </w:rPr>
+        <w:t xml:space="preserve">kaçışlanınca zararsız</w:t>
+      </w:r>
+      <w:r>
+        <w:t xml:space="preserve">’ı deneyin; ANSI kaçış dizisi + satırbaşı içeren uç duruma da bakın.</w:t>
+      </w:r>
+    </w:p>
+    <w:p>
+      <w:pPr>
         <w:pStyle w:val="BlockText"/>
       </w:pPr>
       <w:r>
@@ -13884,8 +15374,8 @@
         <w:t xml:space="preserve">çöktüğüne bakar. Ayrıca günlük dosyalarında parola, anahtar ve kişisel veri arar.</w:t>
       </w:r>
     </w:p>
-    <w:bookmarkEnd w:id="80"/>
-    <w:bookmarkStart w:id="81" w:name="kurcalamaya-dayanıklı-günlük"/>
+    <w:bookmarkEnd w:id="98"/>
+    <w:bookmarkStart w:id="99" w:name="kurcalamaya-dayanıklı-günlük"/>
     <w:p>
       <w:pPr>
         <w:pStyle w:val="Heading3"/>
@@ -13981,13 +15471,82 @@
         <w:t xml:space="preserve"> </w:t>
       </w:r>
       <w:r>
-        <w:t xml:space="preserve">her kayıt bir önceki kaydın özetini içerir. Ortadan bir kaydı değiştirmek, sonraki</w:t>
-      </w:r>
-      <w:r>
-        <w:t xml:space="preserve"> </w:t>
-      </w:r>
-      <w:r>
-        <w:t xml:space="preserve">bütün kayıtların zincirini bozar. Ancak saldırgan bütün zinciri baştan hesaplayabilir; anahtar yoktur.</w:t>
+        <w:t xml:space="preserve">her kayıt bir önceki kaydın özetini içerir. Bir saldırgan bir kaydın içeriğini, ondan</w:t>
+      </w:r>
+      <w:r>
+        <w:t xml:space="preserve"> </w:t>
+      </w:r>
+      <w:r>
+        <w:t xml:space="preserve">sonraki özetleri de yeniden hesaplamadan değiştirirse, yalnızca</w:t>
+      </w:r>
+      <w:r>
+        <w:t xml:space="preserve"> </w:t>
+      </w:r>
+      <w:r>
+        <w:rPr>
+          <w:b/>
+          <w:bCs/>
+        </w:rPr>
+        <w:t xml:space="preserve">o tek kayıt</w:t>
+      </w:r>
+      <w:r>
+        <w:t xml:space="preserve"> </w:t>
+      </w:r>
+      <w:r>
+        <w:t xml:space="preserve">doğrulanamaz —</w:t>
+      </w:r>
+      <w:r>
+        <w:t xml:space="preserve"> </w:t>
+      </w:r>
+      <w:r>
+        <w:t xml:space="preserve">doğrulayıcı her zaman her kaydın kendi</w:t>
+      </w:r>
+      <w:r>
+        <w:t xml:space="preserve"> </w:t>
+      </w:r>
+      <w:r>
+        <w:rPr>
+          <w:b/>
+          <w:bCs/>
+        </w:rPr>
+        <w:t xml:space="preserve">saklanan</w:t>
+      </w:r>
+      <w:r>
+        <w:t xml:space="preserve"> </w:t>
+      </w:r>
+      <w:r>
+        <w:t xml:space="preserve">özetiyle karşılaştırır, bu yüzden sonraki kayıtlar</w:t>
+      </w:r>
+      <w:r>
+        <w:t xml:space="preserve"> </w:t>
+      </w:r>
+      <w:r>
+        <w:t xml:space="preserve">(kendi değişmemiş içerikleri ve değişmemiş önceki özetle) yine geçer. Asıl zayıflık anahtar</w:t>
+      </w:r>
+      <w:r>
+        <w:t xml:space="preserve"> </w:t>
+      </w:r>
+      <w:r>
+        <w:t xml:space="preserve">olmamasıdır: dosyayı yeniden yazabilen bir saldırgan, kurcalama noktasından itibaren her özeti yeniden</w:t>
+      </w:r>
+      <w:r>
+        <w:t xml:space="preserve"> </w:t>
+      </w:r>
+      <w:r>
+        <w:t xml:space="preserve">hesaplayıp bütün zinciri yine tutarlı gösterebilir — kurcalamayı tamamen</w:t>
+      </w:r>
+      <w:r>
+        <w:t xml:space="preserve"> </w:t>
+      </w:r>
+      <w:r>
+        <w:rPr>
+          <w:b/>
+          <w:bCs/>
+        </w:rPr>
+        <w:t xml:space="preserve">gizleyebilir</w:t>
+      </w:r>
+      <w:r>
+        <w:t xml:space="preserve">.</w:t>
       </w:r>
     </w:p>
     <w:p>
@@ -14076,8 +15635,8 @@
         <w:t xml:space="preserve">yeniden hesaplayarak her kaydı doğrular.</w:t>
       </w:r>
     </w:p>
-    <w:bookmarkEnd w:id="81"/>
-    <w:bookmarkStart w:id="82" w:name="X9bb94e73f756cd62e97abf012277ee21838a3ec"/>
+    <w:bookmarkEnd w:id="99"/>
+    <w:bookmarkStart w:id="103" w:name="X9bb94e73f756cd62e97abf012277ee21838a3ec"/>
     <w:p>
       <w:pPr>
         <w:pStyle w:val="Heading3"/>
@@ -14110,7 +15669,7 @@
           <w:b/>
           <w:bCs/>
         </w:rPr>
-        <w:t xml:space="preserve">code/week-02/11-kurcalamaya-dayanikli-gunluk</w:t>
+        <w:t xml:space="preserve">code/week-02/11-tamper-evident-log</w:t>
       </w:r>
       <w:r>
         <w:rPr>
@@ -14170,7 +15729,7 @@
         <w:rPr>
           <w:rStyle w:val="VerbatimChar"/>
         </w:rPr>
-        <w:t xml:space="preserve">code/common/cen429_kripto.h</w:t>
+        <w:t xml:space="preserve">code/common/cen429_crypto.h</w:t>
       </w:r>
       <w:r>
         <w:t xml:space="preserve">). Ardından dört saldırı</w:t>
@@ -14232,7 +15791,7 @@
         <w:rPr>
           <w:rStyle w:val="NormalTok"/>
         </w:rPr>
-        <w:t xml:space="preserve">kurcalamaya-dayanikli-gunluk</w:t>
+        <w:t xml:space="preserve">tamper-evident-log</w:t>
       </w:r>
       <w:r>
         <w:br/>
@@ -14288,7 +15847,7 @@
         <w:rPr>
           <w:rStyle w:val="NormalTok"/>
         </w:rPr>
-        <w:t xml:space="preserve"> code/week-02/11-kurcalamaya-dayanikli-gunluk</w:t>
+        <w:t xml:space="preserve"> code/week-02/11-tamper-evident-log</w:t>
       </w:r>
       <w:r>
         <w:br/>
@@ -14326,7 +15885,7 @@
         <w:rPr>
           <w:rStyle w:val="VerbatimChar"/>
         </w:rPr>
-        <w:t xml:space="preserve">ADIM 2 - Saglam gunlugu dogrula (evrim):</w:t>
+        <w:t xml:space="preserve">STEP 2 - Verify the sound log (evolve):</w:t>
       </w:r>
       <w:r>
         <w:br/>
@@ -14335,7 +15894,7 @@
         <w:rPr>
           <w:rStyle w:val="VerbatimChar"/>
         </w:rPr>
-        <w:t xml:space="preserve">  #1 seq=1 "cuzdan acildi"  MAC:OK</w:t>
+        <w:t xml:space="preserve">  #1 seq=1 "wallet opened"  MAC:OK</w:t>
       </w:r>
       <w:r>
         <w:br/>
@@ -14353,7 +15912,7 @@
         <w:rPr>
           <w:rStyle w:val="VerbatimChar"/>
         </w:rPr>
-        <w:t xml:space="preserve">  &gt;&gt;&gt; SONUC: gunluk BUTUNLUKLU (tum kayitlar dogrulandi).</w:t>
+        <w:t xml:space="preserve">  &gt;&gt;&gt; RESULT: the log is INTACT (every record verified).</w:t>
       </w:r>
       <w:r>
         <w:br/>
@@ -14362,7 +15921,7 @@
         <w:rPr>
           <w:rStyle w:val="VerbatimChar"/>
         </w:rPr>
-        <w:t xml:space="preserve">ADIM 3 - Ham kurcalama: seq=4 mesajini degistir (MAC eski)</w:t>
+        <w:t xml:space="preserve">STEP 3 - Raw tampering: change seq=4's message (the MAC is left stale)</w:t>
       </w:r>
       <w:r>
         <w:br/>
@@ -14371,7 +15930,7 @@
         <w:rPr>
           <w:rStyle w:val="VerbatimChar"/>
         </w:rPr>
-        <w:t xml:space="preserve">  #4 seq=4 "odeme onaylandi tutar=9999"  MAC:BOZUK</w:t>
+        <w:t xml:space="preserve">  #4 seq=4 "payment approved amount=9999"  MAC:BROKEN</w:t>
       </w:r>
       <w:r>
         <w:br/>
@@ -14380,7 +15939,7 @@
         <w:rPr>
           <w:rStyle w:val="VerbatimChar"/>
         </w:rPr>
-        <w:t xml:space="preserve">  &gt;&gt;&gt; SONUC: gunluk KURCALANMIS (dogrulama basarisiz).</w:t>
+        <w:t xml:space="preserve">  &gt;&gt;&gt; RESULT: the log has been TAMPERED WITH (verification failed).</w:t>
       </w:r>
       <w:r>
         <w:br/>
@@ -14389,7 +15948,7 @@
         <w:rPr>
           <w:rStyle w:val="VerbatimChar"/>
         </w:rPr>
-        <w:t xml:space="preserve">ADIM 4 - Kayit SILME: seq=5 silinir</w:t>
+        <w:t xml:space="preserve">STEP 4 - DELETING a record: seq=5 is deleted</w:t>
       </w:r>
       <w:r>
         <w:br/>
@@ -14398,7 +15957,7 @@
         <w:rPr>
           <w:rStyle w:val="VerbatimChar"/>
         </w:rPr>
-        <w:t xml:space="preserve">  #5 seq=6 "oturum kapandi"  MAC:BOZUK  SIRA:BOZUK</w:t>
+        <w:t xml:space="preserve">  #5 seq=6 "session closed"  MAC:BROKEN  ORDER:BROKEN</w:t>
       </w:r>
     </w:p>
     <w:p>
@@ -14461,6 +16020,219 @@
     </w:p>
     <w:p>
       <w:pPr>
+        <w:pStyle w:val="BodyText"/>
+      </w:pPr>
+      <w:r>
+        <w:t xml:space="preserve">Aşağıdaki animasyon</w:t>
+      </w:r>
+      <w:r>
+        <w:t xml:space="preserve"> </w:t>
+      </w:r>
+      <w:r>
+        <w:rPr>
+          <w:rStyle w:val="VerbatimChar"/>
+        </w:rPr>
+        <w:t xml:space="preserve">log_chain.c</w:t>
+      </w:r>
+      <w:r>
+        <w:t xml:space="preserve">’nin HMAC zincirini gösterir: her kaydın özeti bir öncekinin özetini nasıl</w:t>
+      </w:r>
+      <w:r>
+        <w:t xml:space="preserve"> </w:t>
+      </w:r>
+      <w:r>
+        <w:t xml:space="preserve">içerir, ve bir kaydın mesajını değiştirmenin yalnız</w:t>
+      </w:r>
+      <w:r>
+        <w:t xml:space="preserve"> </w:t>
+      </w:r>
+      <w:r>
+        <w:rPr>
+          <w:b/>
+          <w:bCs/>
+        </w:rPr>
+        <w:t xml:space="preserve">o</w:t>
+      </w:r>
+      <w:r>
+        <w:t xml:space="preserve"> </w:t>
+      </w:r>
+      <w:r>
+        <w:t xml:space="preserve">kaydı nasıl</w:t>
+      </w:r>
+      <w:r>
+        <w:t xml:space="preserve"> </w:t>
+      </w:r>
+      <w:r>
+        <w:t xml:space="preserve">“BROKEN”</w:t>
+      </w:r>
+      <w:r>
+        <w:t xml:space="preserve"> </w:t>
+      </w:r>
+      <w:r>
+        <w:t xml:space="preserve">yaptığı — sonraki kayıtlar</w:t>
+      </w:r>
+      <w:r>
+        <w:t xml:space="preserve"> </w:t>
+      </w:r>
+      <w:r>
+        <w:t xml:space="preserve">yine doğrulanır, çünkü zincir her zaman</w:t>
+      </w:r>
+      <w:r>
+        <w:t xml:space="preserve"> </w:t>
+      </w:r>
+      <w:r>
+        <w:rPr>
+          <w:b/>
+          <w:bCs/>
+        </w:rPr>
+        <w:t xml:space="preserve">saklanan</w:t>
+      </w:r>
+      <w:r>
+        <w:t xml:space="preserve"> </w:t>
+      </w:r>
+      <w:r>
+        <w:t xml:space="preserve">özetleri izler, asla yeniden hesaplanmış birini değil</w:t>
+      </w:r>
+      <w:r>
+        <w:t xml:space="preserve"> </w:t>
+      </w:r>
+      <w:r>
+        <w:t xml:space="preserve">(gerçek</w:t>
+      </w:r>
+      <w:r>
+        <w:t xml:space="preserve"> </w:t>
+      </w:r>
+      <w:r>
+        <w:rPr>
+          <w:rStyle w:val="VerbatimChar"/>
+        </w:rPr>
+        <w:t xml:space="preserve">log_chain.exe</w:t>
+      </w:r>
+      <w:r>
+        <w:t xml:space="preserve"> </w:t>
+      </w:r>
+      <w:r>
+        <w:t xml:space="preserve">ile doğrulandı: yalnız seq=4’ü değiştirmek seq=5 ve seq=6’yı</w:t>
+      </w:r>
+      <w:r>
+        <w:t xml:space="preserve"> </w:t>
+      </w:r>
+      <w:r>
+        <w:rPr>
+          <w:rStyle w:val="VerbatimChar"/>
+        </w:rPr>
+        <w:t xml:space="preserve">MAC:OK</w:t>
+      </w:r>
+      <w:r>
+        <w:t xml:space="preserve"> </w:t>
+      </w:r>
+      <w:r>
+        <w:t xml:space="preserve">bırakıyor).</w:t>
+      </w:r>
+    </w:p>
+    <w:p>
+      <w:pPr>
+        <w:pStyle w:val="BodyText"/>
+      </w:pPr>
+      <w:r>
+        <w:drawing>
+          <wp:inline>
+            <wp:extent cx="5111999" cy="726892"/>
+            <wp:effectExtent b="0" l="0" r="0" t="0"/>
+            <wp:docPr descr="Kurcalamaya dayanıklı günlük: HMAC zinciri — adım adım" title="" id="101" name="Picture"/>
+            <a:graphic>
+              <a:graphicData uri="http://schemas.openxmlformats.org/drawingml/2006/picture">
+                <pic:pic>
+                  <pic:nvPicPr>
+                    <pic:cNvPr descr="tamper-evident-log-chain.tr.png" id="102" name="Picture"/>
+                    <pic:cNvPicPr>
+                      <a:picLocks noChangeArrowheads="1" noChangeAspect="1"/>
+                    </pic:cNvPicPr>
+                  </pic:nvPicPr>
+                  <pic:blipFill>
+                    <a:blip r:embed="rId100"/>
+                    <a:stretch>
+                      <a:fillRect/>
+                    </a:stretch>
+                  </pic:blipFill>
+                  <pic:spPr bwMode="auto">
+                    <a:xfrm>
+                      <a:off x="0" y="0"/>
+                      <a:ext cx="5111999" cy="726892"/>
+                    </a:xfrm>
+                    <a:prstGeom prst="rect">
+                      <a:avLst/>
+                    </a:prstGeom>
+                    <a:noFill/>
+                    <a:ln w="9525">
+                      <a:noFill/>
+                      <a:headEnd/>
+                      <a:tailEnd/>
+                    </a:ln>
+                  </pic:spPr>
+                </pic:pic>
+              </a:graphicData>
+            </a:graphic>
+          </wp:inline>
+        </w:drawing>
+      </w:r>
+    </w:p>
+    <w:p>
+      <w:pPr>
+        <w:pStyle w:val="BodyText"/>
+      </w:pPr>
+      <w:r>
+        <w:t xml:space="preserve">Örnek seçiciden</w:t>
+      </w:r>
+      <w:r>
+        <w:t xml:space="preserve"> </w:t>
+      </w:r>
+      <w:r>
+        <w:rPr>
+          <w:b/>
+          <w:bCs/>
+        </w:rPr>
+        <w:t xml:space="preserve">Normal: sağlam zincir, anahtar evrimi açık</w:t>
+      </w:r>
+      <w:r>
+        <w:t xml:space="preserve">’ı ve</w:t>
+      </w:r>
+      <w:r>
+        <w:t xml:space="preserve"> </w:t>
+      </w:r>
+      <w:r>
+        <w:rPr>
+          <w:b/>
+          <w:bCs/>
+        </w:rPr>
+        <w:t xml:space="preserve">Zor: EN BAŞTAKİ kayıt değiştiriliyor —</w:t>
+      </w:r>
+      <w:r>
+        <w:rPr>
+          <w:b/>
+          <w:bCs/>
+        </w:rPr>
+        <w:t xml:space="preserve"> </w:t>
+      </w:r>
+      <w:r>
+        <w:rPr>
+          <w:b/>
+          <w:bCs/>
+        </w:rPr>
+        <w:t xml:space="preserve">yine de yalnızca o kayıt bozuluyor</w:t>
+      </w:r>
+      <w:r>
+        <w:t xml:space="preserve">’u deneyin; sabit anahtarla (evrim kapalı) aynı saldırının neden</w:t>
+      </w:r>
+      <w:r>
+        <w:t xml:space="preserve"> </w:t>
+      </w:r>
+      <w:r>
+        <w:t xml:space="preserve">yakalanmadığını gösteren uç duruma da bakın.</w:t>
+      </w:r>
+    </w:p>
+    <w:p>
+      <w:pPr>
         <w:pStyle w:val="BlockText"/>
       </w:pPr>
       <w:r>
@@ -14525,7 +16297,7 @@
       <w:r>
         <w:t xml:space="preserve"> </w:t>
       </w:r>
-      <w:hyperlink r:id="rId61">
+      <w:hyperlink r:id="rId73">
         <w:r>
           <w:rPr>
             <w:rStyle w:val="Hyperlink"/>
@@ -14565,9 +16337,9 @@
         </w:pict>
       </w:r>
     </w:p>
-    <w:bookmarkEnd w:id="82"/>
-    <w:bookmarkEnd w:id="83"/>
-    <w:bookmarkStart w:id="90" w:name="erişim-denetimi-kim-neye-ne-yapabilir"/>
+    <w:bookmarkEnd w:id="103"/>
+    <w:bookmarkEnd w:id="104"/>
+    <w:bookmarkStart w:id="111" w:name="erişim-denetimi-kim-neye-ne-yapabilir"/>
     <w:p>
       <w:pPr>
         <w:pStyle w:val="Heading2"/>
@@ -14623,18 +16395,18 @@
           <wp:inline>
             <wp:extent cx="5759999" cy="2245732"/>
             <wp:effectExtent b="0" l="0" r="0" t="0"/>
-            <wp:docPr descr="İsteğe bağlı ve zorunlu erişim denetimi" title="" id="85" name="Picture"/>
+            <wp:docPr descr="İsteğe bağlı ve zorunlu erişim denetimi" title="" id="106" name="Picture"/>
             <a:graphic>
               <a:graphicData uri="http://schemas.openxmlformats.org/drawingml/2006/picture">
                 <pic:pic>
                   <pic:nvPicPr>
-                    <pic:cNvPr descr="h02-14-dac-mac.png" id="86" name="Picture"/>
+                    <pic:cNvPr descr="h02-14-dac-mac.png" id="107" name="Picture"/>
                     <pic:cNvPicPr>
                       <a:picLocks noChangeArrowheads="1" noChangeAspect="1"/>
                     </pic:cNvPicPr>
                   </pic:nvPicPr>
                   <pic:blipFill>
-                    <a:blip r:embed="rId84"/>
+                    <a:blip r:embed="rId105"/>
                     <a:stretch>
                       <a:fillRect/>
                     </a:stretch>
@@ -14727,7 +16499,7 @@
         <w:t xml:space="preserve">yapılabilen işlem (oku, yaz, çalıştır).</w:t>
       </w:r>
     </w:p>
-    <w:bookmarkStart w:id="87" w:name="erişim-denetim-matrisi"/>
+    <w:bookmarkStart w:id="108" w:name="erişim-denetim-matrisi"/>
     <w:p>
       <w:pPr>
         <w:pStyle w:val="Heading3"/>
@@ -14790,7 +16562,7 @@
               <w:rPr>
                 <w:rStyle w:val="VerbatimChar"/>
               </w:rPr>
-              <w:t xml:space="preserve">odeme_anahtari</w:t>
+              <w:t xml:space="preserve">payment_key</w:t>
             </w:r>
           </w:p>
         </w:tc>
@@ -14804,7 +16576,7 @@
               <w:rPr>
                 <w:rStyle w:val="VerbatimChar"/>
               </w:rPr>
-              <w:t xml:space="preserve">gunluk</w:t>
+              <w:t xml:space="preserve">log</w:t>
             </w:r>
           </w:p>
         </w:tc>
@@ -14821,7 +16593,7 @@
                 <w:b/>
                 <w:bCs/>
               </w:rPr>
-              <w:t xml:space="preserve">uygulama</w:t>
+              <w:t xml:space="preserve">application</w:t>
             </w:r>
           </w:p>
         </w:tc>
@@ -14860,7 +16632,7 @@
                 <w:b/>
                 <w:bCs/>
               </w:rPr>
-              <w:t xml:space="preserve">kutuphane</w:t>
+              <w:t xml:space="preserve">library</w:t>
             </w:r>
           </w:p>
         </w:tc>
@@ -14899,7 +16671,7 @@
                 <w:b/>
                 <w:bCs/>
               </w:rPr>
-              <w:t xml:space="preserve">saldirgan</w:t>
+              <w:t xml:space="preserve">attacker</w:t>
             </w:r>
           </w:p>
         </w:tc>
@@ -15035,8 +16807,8 @@
         <w:t xml:space="preserve">biletlerini tutar.</w:t>
       </w:r>
     </w:p>
-    <w:bookmarkEnd w:id="87"/>
-    <w:bookmarkStart w:id="88" w:name="dac-mac-rbac"/>
+    <w:bookmarkEnd w:id="108"/>
+    <w:bookmarkStart w:id="109" w:name="dac-mac-rbac"/>
     <w:p>
       <w:pPr>
         <w:pStyle w:val="Heading3"/>
@@ -15394,8 +17166,8 @@
         <w:t xml:space="preserve">).</w:t>
       </w:r>
     </w:p>
-    <w:bookmarkEnd w:id="88"/>
-    <w:bookmarkStart w:id="89" w:name="Xae42aed72673f13bbf7fb9a4a553e1e2ff0c64c"/>
+    <w:bookmarkEnd w:id="109"/>
+    <w:bookmarkStart w:id="110" w:name="Xae42aed72673f13bbf7fb9a4a553e1e2ff0c64c"/>
     <w:p>
       <w:pPr>
         <w:pStyle w:val="Heading3"/>
@@ -15439,7 +17211,7 @@
         <w:rPr>
           <w:rStyle w:val="VerbatimChar"/>
         </w:rPr>
-        <w:t xml:space="preserve">cd code\week-02\03-erisim-modeli ; .\demo.ps1</w:t>
+        <w:t xml:space="preserve">cd code\week-02\03-access-model ; .\demo.ps1</w:t>
       </w:r>
       <w:r>
         <w:t xml:space="preserve"> </w:t>
@@ -15454,7 +17226,7 @@
         <w:rPr>
           <w:rStyle w:val="VerbatimChar"/>
         </w:rPr>
-        <w:t xml:space="preserve">cd code/week-02/03-erisim-modeli &amp;&amp; sh demo.sh</w:t>
+        <w:t xml:space="preserve">cd code/week-02/03-access-model &amp;&amp; sh demo.sh</w:t>
       </w:r>
       <w:r>
         <w:t xml:space="preserve">.</w:t>
@@ -15480,7 +17252,7 @@
         <w:rPr>
           <w:rStyle w:val="VerbatimChar"/>
         </w:rPr>
-        <w:t xml:space="preserve">ADIM 0 — Salt DAC (erisim denetim matrisi): karar sahibin izninde</w:t>
+        <w:t xml:space="preserve">STEP 0 - Pure DAC (access control matrix): the owner's permission decides</w:t>
       </w:r>
       <w:r>
         <w:br/>
@@ -15489,7 +17261,7 @@
         <w:rPr>
           <w:rStyle w:val="VerbatimChar"/>
         </w:rPr>
-        <w:t xml:space="preserve">  kutuphane(D   ) OKU odeme_anahtari(D   )  DAC:VAR ...  =&gt; IZIN</w:t>
+        <w:t xml:space="preserve">  library(D   ) R   payment_key (D   ) DAC:YES BLP:OK  BIBA:OK   =&gt; ALLOW</w:t>
       </w:r>
       <w:r>
         <w:br/>
@@ -15498,7 +17270,7 @@
         <w:rPr>
           <w:rStyle w:val="VerbatimChar"/>
         </w:rPr>
-        <w:t xml:space="preserve">  uygulama(D   ) OKU odeme_anahtari(D   )  DAC:yok ...  =&gt; RED</w:t>
+        <w:t xml:space="preserve">  app    (D   ) R   payment_key (D   ) DAC:no  BLP:OK  BIBA:OK   =&gt; DENY</w:t>
       </w:r>
       <w:r>
         <w:br/>
@@ -15507,7 +17279,7 @@
         <w:rPr>
           <w:rStyle w:val="VerbatimChar"/>
         </w:rPr>
-        <w:t xml:space="preserve">  saldirgan(D   ) OKU odeme_anahtari(D   )  DAC:yok ...  =&gt; RED</w:t>
+        <w:t xml:space="preserve">  attacker(D   ) R   payment_key (D   ) DAC:no  BLP:OK  BIBA:OK   =&gt; DENY</w:t>
       </w:r>
       <w:r>
         <w:br/>
@@ -15516,7 +17288,7 @@
         <w:rPr>
           <w:rStyle w:val="VerbatimChar"/>
         </w:rPr>
-        <w:t xml:space="preserve">   ^ uygulama OKU odeme_anahtari: matriste yok -&gt; RED (en az ayricalik)</w:t>
+        <w:t xml:space="preserve">   ^ app READ payment_key: not in the matrix -&gt; DENY (least privilege)</w:t>
       </w:r>
     </w:p>
     <w:p>
@@ -15556,9 +17328,9 @@
         </w:pict>
       </w:r>
     </w:p>
-    <w:bookmarkEnd w:id="89"/>
-    <w:bookmarkEnd w:id="90"/>
-    <w:bookmarkStart w:id="98" w:name="biçimsel-güvenlik-modelleri"/>
+    <w:bookmarkEnd w:id="110"/>
+    <w:bookmarkEnd w:id="111"/>
+    <w:bookmarkStart w:id="122" w:name="biçimsel-güvenlik-modelleri"/>
     <w:p>
       <w:pPr>
         <w:pStyle w:val="Heading2"/>
@@ -15639,7 +17411,7 @@
         <w:t xml:space="preserve">modeller tam bu boşluğu kapatır. Üç klasik modeli göreceğiz.</w:t>
       </w:r>
     </w:p>
-    <w:bookmarkStart w:id="91" w:name="belllapadula-blp-gizlilik"/>
+    <w:bookmarkStart w:id="112" w:name="belllapadula-blp-gizlilik"/>
     <w:p>
       <w:pPr>
         <w:pStyle w:val="Heading3"/>
@@ -15848,8 +17620,8 @@
         <w:t xml:space="preserve">korumaktır.</w:t>
       </w:r>
     </w:p>
-    <w:bookmarkEnd w:id="91"/>
-    <w:bookmarkStart w:id="95" w:name="biba-bütünlük"/>
+    <w:bookmarkEnd w:id="112"/>
+    <w:bookmarkStart w:id="116" w:name="biba-bütünlük"/>
     <w:p>
       <w:pPr>
         <w:pStyle w:val="Heading3"/>
@@ -16078,18 +17850,18 @@
           <wp:inline>
             <wp:extent cx="5759999" cy="2873904"/>
             <wp:effectExtent b="0" l="0" r="0" t="0"/>
-            <wp:docPr descr="Bell-LaPadula ve Biba modellerinin ters okuma/yazma kuralları" title="" id="93" name="Picture"/>
+            <wp:docPr descr="Bell-LaPadula ve Biba modellerinin ters okuma/yazma kuralları" title="" id="114" name="Picture"/>
             <a:graphic>
               <a:graphicData uri="http://schemas.openxmlformats.org/drawingml/2006/picture">
                 <pic:pic>
                   <pic:nvPicPr>
-                    <pic:cNvPr descr="h02-05-blp-biba.png" id="94" name="Picture"/>
+                    <pic:cNvPr descr="h02-05-blp-biba.png" id="115" name="Picture"/>
                     <pic:cNvPicPr>
                       <a:picLocks noChangeArrowheads="1" noChangeAspect="1"/>
                     </pic:cNvPicPr>
                   </pic:nvPicPr>
                   <pic:blipFill>
-                    <a:blip r:embed="rId92"/>
+                    <a:blip r:embed="rId113"/>
                     <a:stretch>
                       <a:fillRect/>
                     </a:stretch>
@@ -16188,8 +17960,8 @@
         <w:t xml:space="preserve">işlenebilir — bu, çoğu pratik tasarımın vardığı sonuçtur.</w:t>
       </w:r>
     </w:p>
-    <w:bookmarkEnd w:id="95"/>
-    <w:bookmarkStart w:id="96" w:name="clarkwilson-ticari-bütünlük"/>
+    <w:bookmarkEnd w:id="116"/>
+    <w:bookmarkStart w:id="117" w:name="clarkwilson-ticari-bütünlük"/>
     <w:p>
       <w:pPr>
         <w:pStyle w:val="Heading3"/>
@@ -16936,8 +18708,8 @@
         </w:tc>
       </w:tr>
     </w:tbl>
-    <w:bookmarkEnd w:id="96"/>
-    <w:bookmarkStart w:id="97" w:name="demo-03-modelleri-karşılaştır"/>
+    <w:bookmarkEnd w:id="117"/>
+    <w:bookmarkStart w:id="121" w:name="demo-03-modelleri-karşılaştır"/>
     <w:p>
       <w:pPr>
         <w:pStyle w:val="Heading3"/>
@@ -16966,7 +18738,7 @@
         <w:rPr>
           <w:rStyle w:val="VerbatimChar"/>
         </w:rPr>
-        <w:t xml:space="preserve">  memur  (Gene) OKU operasyon(CokG)  DAC:VAR BLP:RED ...  =&gt; RED</w:t>
+        <w:t xml:space="preserve">  clerk  (Publ) R   operation   (TopS) DAC:YES BLP:DENY BIBA:OK   =&gt; DENY</w:t>
       </w:r>
       <w:r>
         <w:br/>
@@ -16975,7 +18747,7 @@
         <w:rPr>
           <w:rStyle w:val="VerbatimChar"/>
         </w:rPr>
-        <w:t xml:space="preserve">  general(CokG) YAZ ilan     (Gene)  DAC:VAR BLP:RED ...  =&gt; RED</w:t>
+        <w:t xml:space="preserve">  general(TopS) W   notice      (Publ) DAC:YES BLP:DENY BIBA:OK   =&gt; DENY</w:t>
       </w:r>
       <w:r>
         <w:br/>
@@ -16984,7 +18756,7 @@
         <w:rPr>
           <w:rStyle w:val="VerbatimChar"/>
         </w:rPr>
-        <w:t xml:space="preserve">   ^ memur OKU operasyon: yukari okuma -&gt; RED (gizli bilgiyi goremez)</w:t>
+        <w:t xml:space="preserve">   ^ clerk READ operation: reading up -&gt; DENY (cannot see secret information)</w:t>
       </w:r>
       <w:r>
         <w:br/>
@@ -16993,7 +18765,7 @@
         <w:rPr>
           <w:rStyle w:val="VerbatimChar"/>
         </w:rPr>
-        <w:t xml:space="preserve">     general YAZ ilan: asagi yazma -&gt; RED (sizinti onlenir)</w:t>
+        <w:t xml:space="preserve">     general WRITE notice: writing down -&gt; DENY (a leak is prevented)</w:t>
       </w:r>
     </w:p>
     <w:p>
@@ -17016,7 +18788,7 @@
         <w:rPr>
           <w:rStyle w:val="VerbatimChar"/>
         </w:rPr>
-        <w:t xml:space="preserve">  aglayici(Dis ) YAZ kayit    (Uygu)  ... BIBA:RED  =&gt; RED</w:t>
+        <w:t xml:space="preserve">  listener(Exte) W   record      (Appl) DAC:YES BLP:OK  BIBA:DENY  =&gt; DENY</w:t>
       </w:r>
       <w:r>
         <w:br/>
@@ -17025,7 +18797,7 @@
         <w:rPr>
           <w:rStyle w:val="VerbatimChar"/>
         </w:rPr>
-        <w:t xml:space="preserve">  islemci(Uygu) OKU gelen    (Dis )  ... BIBA:RED  =&gt; RED</w:t>
+        <w:t xml:space="preserve">  processor(Appl) R   incoming    (Exte) DAC:YES BLP:OK  BIBA:DENY  =&gt; DENY</w:t>
       </w:r>
       <w:r>
         <w:br/>
@@ -17034,7 +18806,7 @@
         <w:rPr>
           <w:rStyle w:val="VerbatimChar"/>
         </w:rPr>
-        <w:t xml:space="preserve">   ^ aglayici YAZ kayit: yukari yazma -&gt; RED (kirli veri temizi bozmasin)</w:t>
+        <w:t xml:space="preserve">   ^ listener WRITE record: writing up -&gt; DENY (dirty data must not corrupt clean data)</w:t>
       </w:r>
       <w:r>
         <w:br/>
@@ -17043,7 +18815,7 @@
         <w:rPr>
           <w:rStyle w:val="VerbatimChar"/>
         </w:rPr>
-        <w:t xml:space="preserve">     islemci OKU gelen: asagi okuma -&gt; RED (guvenilmez girdiye guvenme)</w:t>
+        <w:t xml:space="preserve">     processor READ incoming: reading down -&gt; DENY (don't trust untrusted input)</w:t>
       </w:r>
     </w:p>
     <w:p>
@@ -17061,7 +18833,7 @@
           <w:b/>
           <w:bCs/>
         </w:rPr>
-        <w:t xml:space="preserve">VAR</w:t>
+        <w:t xml:space="preserve">YES</w:t>
       </w:r>
       <w:r>
         <w:t xml:space="preserve"> </w:t>
@@ -17113,7 +18885,7 @@
         <w:rPr>
           <w:rStyle w:val="VerbatimChar"/>
         </w:rPr>
-        <w:t xml:space="preserve">politika-gizlilik.txt</w:t>
+        <w:t xml:space="preserve">policy-confidentiality.txt</w:t>
       </w:r>
       <w:r>
         <w:t xml:space="preserve">,</w:t>
@@ -17125,10 +18897,367 @@
         <w:rPr>
           <w:rStyle w:val="VerbatimChar"/>
         </w:rPr>
-        <w:t xml:space="preserve">politika-butunluk.txt</w:t>
+        <w:t xml:space="preserve">policy-lwm.txt</w:t>
       </w:r>
       <w:r>
         <w:t xml:space="preserve">) açıp kendi kurallarınızı yazabilirsiniz.</w:t>
+      </w:r>
+    </w:p>
+    <w:p>
+      <w:pPr>
+        <w:pStyle w:val="BodyText"/>
+      </w:pPr>
+      <w:r>
+        <w:t xml:space="preserve">Aşağıdaki animasyon</w:t>
+      </w:r>
+      <w:r>
+        <w:t xml:space="preserve"> </w:t>
+      </w:r>
+      <w:r>
+        <w:rPr>
+          <w:rStyle w:val="VerbatimChar"/>
+        </w:rPr>
+        <w:t xml:space="preserve">access.c</w:t>
+      </w:r>
+      <w:r>
+        <w:t xml:space="preserve">’nin</w:t>
+      </w:r>
+      <w:r>
+        <w:t xml:space="preserve"> </w:t>
+      </w:r>
+      <w:r>
+        <w:rPr>
+          <w:rStyle w:val="VerbatimChar"/>
+        </w:rPr>
+        <w:t xml:space="preserve">dominates()</w:t>
+      </w:r>
+      <w:r>
+        <w:t xml:space="preserve"> </w:t>
+      </w:r>
+      <w:r>
+        <w:t xml:space="preserve">fonksiyonunu adım adım gösterir: BLP ve Biba’nın aynı</w:t>
+      </w:r>
+      <w:r>
+        <w:t xml:space="preserve"> </w:t>
+      </w:r>
+      <w:r>
+        <w:t xml:space="preserve">etiket karşılaştırmasını nasıl</w:t>
+      </w:r>
+      <w:r>
+        <w:t xml:space="preserve"> </w:t>
+      </w:r>
+      <w:r>
+        <w:rPr>
+          <w:b/>
+          <w:bCs/>
+        </w:rPr>
+        <w:t xml:space="preserve">ters yönde</w:t>
+      </w:r>
+      <w:r>
+        <w:t xml:space="preserve"> </w:t>
+      </w:r>
+      <w:r>
+        <w:t xml:space="preserve">kullandığını,</w:t>
+      </w:r>
+      <w:r>
+        <w:t xml:space="preserve"> </w:t>
+      </w:r>
+      <w:r>
+        <w:t xml:space="preserve">“yukarı okuma”</w:t>
+      </w:r>
+      <w:r>
+        <w:t xml:space="preserve"> </w:t>
+      </w:r>
+      <w:r>
+        <w:t xml:space="preserve">ile</w:t>
+      </w:r>
+      <w:r>
+        <w:t xml:space="preserve"> </w:t>
+      </w:r>
+      <w:r>
+        <w:t xml:space="preserve">“aşağı yazma”</w:t>
+      </w:r>
+      <w:r>
+        <w:t xml:space="preserve">nın tam olarak</w:t>
+      </w:r>
+      <w:r>
+        <w:t xml:space="preserve"> </w:t>
+      </w:r>
+      <w:r>
+        <w:t xml:space="preserve">hangi karşılaştırmaya karşılık geldiğini.</w:t>
+      </w:r>
+    </w:p>
+    <w:p>
+      <w:pPr>
+        <w:pStyle w:val="BodyText"/>
+      </w:pPr>
+      <w:r>
+        <w:drawing>
+          <wp:inline>
+            <wp:extent cx="5111999" cy="2118914"/>
+            <wp:effectExtent b="0" l="0" r="0" t="0"/>
+            <wp:docPr descr="Erişim matrisi: DAC + BLP + Biba + Chinese Wall — adım adım" title="" id="119" name="Picture"/>
+            <a:graphic>
+              <a:graphicData uri="http://schemas.openxmlformats.org/drawingml/2006/picture">
+                <pic:pic>
+                  <pic:nvPicPr>
+                    <pic:cNvPr descr="access-matrix.tr.png" id="120" name="Picture"/>
+                    <pic:cNvPicPr>
+                      <a:picLocks noChangeArrowheads="1" noChangeAspect="1"/>
+                    </pic:cNvPicPr>
+                  </pic:nvPicPr>
+                  <pic:blipFill>
+                    <a:blip r:embed="rId118"/>
+                    <a:stretch>
+                      <a:fillRect/>
+                    </a:stretch>
+                  </pic:blipFill>
+                  <pic:spPr bwMode="auto">
+                    <a:xfrm>
+                      <a:off x="0" y="0"/>
+                      <a:ext cx="5111999" cy="2118914"/>
+                    </a:xfrm>
+                    <a:prstGeom prst="rect">
+                      <a:avLst/>
+                    </a:prstGeom>
+                    <a:noFill/>
+                    <a:ln w="9525">
+                      <a:noFill/>
+                      <a:headEnd/>
+                      <a:tailEnd/>
+                    </a:ln>
+                  </pic:spPr>
+                </pic:pic>
+              </a:graphicData>
+            </a:graphic>
+          </wp:inline>
+        </w:drawing>
+      </w:r>
+    </w:p>
+    <w:p>
+      <w:pPr>
+        <w:pStyle w:val="BodyText"/>
+      </w:pPr>
+      <w:r>
+        <w:t xml:space="preserve">Örnek seçiciden</w:t>
+      </w:r>
+      <w:r>
+        <w:t xml:space="preserve"> </w:t>
+      </w:r>
+      <w:r>
+        <w:rPr>
+          <w:b/>
+          <w:bCs/>
+        </w:rPr>
+        <w:t xml:space="preserve">Normal: BLP, yukarı okuma reddediliyor</w:t>
+      </w:r>
+      <w:r>
+        <w:t xml:space="preserve">’u ve</w:t>
+      </w:r>
+      <w:r>
+        <w:t xml:space="preserve"> </w:t>
+      </w:r>
+      <w:r>
+        <w:rPr>
+          <w:b/>
+          <w:bCs/>
+        </w:rPr>
+        <w:t xml:space="preserve">Zor: Biba, seviye tutuyor ama kategori</w:t>
+      </w:r>
+      <w:r>
+        <w:rPr>
+          <w:b/>
+          <w:bCs/>
+        </w:rPr>
+        <w:t xml:space="preserve"> </w:t>
+      </w:r>
+      <w:r>
+        <w:rPr>
+          <w:b/>
+          <w:bCs/>
+        </w:rPr>
+        <w:t xml:space="preserve">kümesi tutmuyor</w:t>
+      </w:r>
+      <w:r>
+        <w:t xml:space="preserve">’u deneyin; eşit etiketlerin her zaman izin verdiği uç duruma da bakın.</w:t>
+      </w:r>
+    </w:p>
+    <w:p>
+      <w:pPr>
+        <w:pStyle w:val="BodyText"/>
+      </w:pPr>
+      <w:r>
+        <w:rPr>
+          <w:b/>
+          <w:bCs/>
+        </w:rPr>
+        <w:t xml:space="preserve">Bir üçüncü model: Chinese Wall (Brewer–Nash, 1989).</w:t>
+      </w:r>
+      <w:r>
+        <w:t xml:space="preserve"> </w:t>
+      </w:r>
+      <w:r>
+        <w:t xml:space="preserve">BLP ve Biba sabit bir hiyerarşiye dayanır; ama bir</w:t>
+      </w:r>
+      <w:r>
+        <w:t xml:space="preserve"> </w:t>
+      </w:r>
+      <w:r>
+        <w:t xml:space="preserve">danışmanlık firmasında asıl risk</w:t>
+      </w:r>
+      <w:r>
+        <w:t xml:space="preserve"> </w:t>
+      </w:r>
+      <w:r>
+        <w:rPr>
+          <w:b/>
+          <w:bCs/>
+        </w:rPr>
+        <w:t xml:space="preserve">çıkar çatışmasıdır</w:t>
+      </w:r>
+      <w:r>
+        <w:t xml:space="preserve"> </w:t>
+      </w:r>
+      <w:r>
+        <w:t xml:space="preserve">— aynı danışman hem BankA hem rakibi BankB için</w:t>
+      </w:r>
+      <w:r>
+        <w:t xml:space="preserve"> </w:t>
+      </w:r>
+      <w:r>
+        <w:t xml:space="preserve">çalışırsa, birinin gizli verisi ötekine sızabilir. David Brewer ve Michael Nash’in 1989 modeli bunu</w:t>
+      </w:r>
+      <w:r>
+        <w:t xml:space="preserve"> </w:t>
+      </w:r>
+      <w:r>
+        <w:rPr>
+          <w:b/>
+          <w:bCs/>
+        </w:rPr>
+        <w:t xml:space="preserve">geçmişe</w:t>
+      </w:r>
+      <w:r>
+        <w:rPr>
+          <w:b/>
+          <w:bCs/>
+        </w:rPr>
+        <w:t xml:space="preserve"> </w:t>
+      </w:r>
+      <w:r>
+        <w:rPr>
+          <w:b/>
+          <w:bCs/>
+        </w:rPr>
+        <w:t xml:space="preserve">bağlı</w:t>
+      </w:r>
+      <w:r>
+        <w:t xml:space="preserve"> </w:t>
+      </w:r>
+      <w:r>
+        <w:t xml:space="preserve">bir kuralla çözer: bir özne bir şirketin verisini okuduktan sonra, aynı çıkar grubundaki</w:t>
+      </w:r>
+      <w:r>
+        <w:t xml:space="preserve"> </w:t>
+      </w:r>
+      <w:r>
+        <w:rPr>
+          <w:b/>
+          <w:bCs/>
+        </w:rPr>
+        <w:t xml:space="preserve">rakip</w:t>
+      </w:r>
+      <w:r>
+        <w:t xml:space="preserve"> </w:t>
+      </w:r>
+      <w:r>
+        <w:t xml:space="preserve">şirketlerin verisi ona kapanır.</w:t>
+      </w:r>
+    </w:p>
+    <w:p>
+      <w:pPr>
+        <w:pStyle w:val="BodyText"/>
+      </w:pPr>
+      <w:r>
+        <w:rPr>
+          <w:b/>
+          <w:bCs/>
+        </w:rPr>
+        <w:t xml:space="preserve">demo — Adım 5 (Chinese Wall)</w:t>
+      </w:r>
+    </w:p>
+    <w:p>
+      <w:pPr>
+        <w:pStyle w:val="SourceCode"/>
+      </w:pPr>
+      <w:r>
+        <w:rPr>
+          <w:rStyle w:val="VerbatimChar"/>
+        </w:rPr>
+        <w:t xml:space="preserve">  consultant1 R   a_balance_sheet  DAC:YES CW:OK   =&gt; ALLOW</w:t>
+      </w:r>
+      <w:r>
+        <w:br/>
+      </w:r>
+      <w:r>
+        <w:rPr>
+          <w:rStyle w:val="VerbatimChar"/>
+        </w:rPr>
+        <w:t xml:space="preserve">  consultant1 R   b_balance_sheet  DAC:YES CW:DENY  =&gt; DENY</w:t>
+      </w:r>
+      <w:r>
+        <w:br/>
+      </w:r>
+      <w:r>
+        <w:rPr>
+          <w:rStyle w:val="VerbatimChar"/>
+        </w:rPr>
+        <w:t xml:space="preserve">     ^ BankA already read; BankB is in the same class (bank)</w:t>
+      </w:r>
+      <w:r>
+        <w:br/>
+      </w:r>
+      <w:r>
+        <w:rPr>
+          <w:rStyle w:val="VerbatimChar"/>
+        </w:rPr>
+        <w:t xml:space="preserve">  consultant2 W   market_summary  DAC:YES CW:DENY  =&gt; DENY</w:t>
+      </w:r>
+      <w:r>
+        <w:br/>
+      </w:r>
+      <w:r>
+        <w:rPr>
+          <w:rStyle w:val="VerbatimChar"/>
+        </w:rPr>
+        <w:t xml:space="preserve">     ^ BankB's data could leak into a public object</w:t>
+      </w:r>
+    </w:p>
+    <w:p>
+      <w:pPr>
+        <w:pStyle w:val="FirstParagraph"/>
+      </w:pPr>
+      <w:r>
+        <w:t xml:space="preserve">BLP/Biba’dan farklı olarak karar burada</w:t>
+      </w:r>
+      <w:r>
+        <w:t xml:space="preserve"> </w:t>
+      </w:r>
+      <w:r>
+        <w:rPr>
+          <w:b/>
+          <w:bCs/>
+        </w:rPr>
+        <w:t xml:space="preserve">geçmişe bağlıdır</w:t>
+      </w:r>
+      <w:r>
+        <w:t xml:space="preserve">: aynı istek, danışman daha önce hangi şirketi</w:t>
+      </w:r>
+      <w:r>
+        <w:t xml:space="preserve"> </w:t>
+      </w:r>
+      <w:r>
+        <w:t xml:space="preserve">okuduğuna göre bir kez İZİN, bir kez RED alabilir.</w:t>
       </w:r>
     </w:p>
     <w:p>
@@ -17244,9 +19373,9 @@
         </w:pict>
       </w:r>
     </w:p>
-    <w:bookmarkEnd w:id="97"/>
-    <w:bookmarkEnd w:id="98"/>
-    <w:bookmarkStart w:id="108" w:name="X9163e2e81fd4af9d4c493b6550130bc1b0830cd"/>
+    <w:bookmarkEnd w:id="121"/>
+    <w:bookmarkEnd w:id="122"/>
+    <w:bookmarkStart w:id="144" w:name="X9163e2e81fd4af9d4c493b6550130bc1b0830cd"/>
     <w:p>
       <w:pPr>
         <w:pStyle w:val="Heading2"/>
@@ -17263,7 +19392,7 @@
         <w:t xml:space="preserve">Bu klasik modeller kâğıt üzerinde kalmadı; işletim sistemlerinin izin mimarisi onların pratik halidir.</w:t>
       </w:r>
     </w:p>
-    <w:bookmarkStart w:id="102" w:name="unix-modeli-tarif-2.1"/>
+    <w:bookmarkStart w:id="126" w:name="unix-modeli-tarif-2.1"/>
     <w:p>
       <w:pPr>
         <w:pStyle w:val="Heading3"/>
@@ -17375,18 +19504,18 @@
           <wp:inline>
             <wp:extent cx="5759999" cy="2315359"/>
             <wp:effectExtent b="0" l="0" r="0" t="0"/>
-            <wp:docPr descr="Unix izin bitlerinin sahip, grup ve diğerleri olarak okunuşu" title="" id="100" name="Picture"/>
+            <wp:docPr descr="Unix izin bitlerinin sahip, grup ve diğerleri olarak okunuşu" title="" id="124" name="Picture"/>
             <a:graphic>
               <a:graphicData uri="http://schemas.openxmlformats.org/drawingml/2006/picture">
                 <pic:pic>
                   <pic:nvPicPr>
-                    <pic:cNvPr descr="h02-08-unix-izinleri.png" id="101" name="Picture"/>
+                    <pic:cNvPr descr="h02-08-unix-izinleri.png" id="125" name="Picture"/>
                     <pic:cNvPicPr>
                       <a:picLocks noChangeArrowheads="1" noChangeAspect="1"/>
                     </pic:cNvPicPr>
                   </pic:nvPicPr>
                   <pic:blipFill>
-                    <a:blip r:embed="rId99"/>
+                    <a:blip r:embed="rId123"/>
                     <a:stretch>
                       <a:fillRect/>
                     </a:stretch>
@@ -17620,8 +19749,8 @@
         <w:t xml:space="preserve">bunu güvenle göreceğiz.</w:t>
       </w:r>
     </w:p>
-    <w:bookmarkEnd w:id="102"/>
-    <w:bookmarkStart w:id="103" w:name="windows-modeli-tarif-2.2"/>
+    <w:bookmarkEnd w:id="126"/>
+    <w:bookmarkStart w:id="127" w:name="windows-modeli-tarif-2.2"/>
     <w:p>
       <w:pPr>
         <w:pStyle w:val="Heading3"/>
@@ -18129,8 +20258,8 @@
         <w:t xml:space="preserve">benzer zorunlu sınırlar ekler — yani biçimsel modeller pratikte hâlâ yaşıyor.</w:t>
       </w:r>
     </w:p>
-    <w:bookmarkEnd w:id="103"/>
-    <w:bookmarkStart w:id="104" w:name="demo-06-toctou-yarış-durumu"/>
+    <w:bookmarkEnd w:id="127"/>
+    <w:bookmarkStart w:id="131" w:name="demo-06-toctou-yarış-durumu"/>
     <w:p>
       <w:pPr>
         <w:pStyle w:val="Heading3"/>
@@ -18298,7 +20427,7 @@
         <w:rPr>
           <w:rStyle w:val="VerbatimChar"/>
         </w:rPr>
-        <w:t xml:space="preserve">calisma/</w:t>
+        <w:t xml:space="preserve">work/</w:t>
       </w:r>
       <w:r>
         <w:t xml:space="preserve"> </w:t>
@@ -18392,7 +20521,7 @@
         <w:rPr>
           <w:rStyle w:val="VerbatimChar"/>
         </w:rPr>
-        <w:t xml:space="preserve">ADIM 1 — GUVENSIZ surum: once denetle, sonra ac (yaris acigi)</w:t>
+        <w:t xml:space="preserve">STEP 1 - UNSAFE version: check first, then open (the race window)</w:t>
       </w:r>
       <w:r>
         <w:br/>
@@ -18401,7 +20530,7 @@
         <w:rPr>
           <w:rStyle w:val="VerbatimChar"/>
         </w:rPr>
-        <w:t xml:space="preserve">  guvensiz: 'SAHTE-KAYIT-...' -&gt; calisma/gunluk.txt (yazildi)</w:t>
+        <w:t xml:space="preserve">  unsafe: 'FORGED-RECORD-added-by-us' -&gt; work/log.txt (written)</w:t>
       </w:r>
       <w:r>
         <w:br/>
@@ -18410,7 +20539,7 @@
         <w:rPr>
           <w:rStyle w:val="VerbatimChar"/>
         </w:rPr>
-        <w:t xml:space="preserve">  --- Sonuc: gizli_hedef.txt icerigi ---</w:t>
+        <w:t xml:space="preserve">  --- Result: contents of secret_target.txt ---</w:t>
       </w:r>
       <w:r>
         <w:br/>
@@ -18419,7 +20548,7 @@
         <w:rPr>
           <w:rStyle w:val="VerbatimChar"/>
         </w:rPr>
-        <w:t xml:space="preserve">    iceride onemli veri var</w:t>
+        <w:t xml:space="preserve">    important data lives in here</w:t>
       </w:r>
       <w:r>
         <w:br/>
@@ -18428,7 +20557,7 @@
         <w:rPr>
           <w:rStyle w:val="VerbatimChar"/>
         </w:rPr>
-        <w:t xml:space="preserve">    SAHTE-KAYIT-tarafimizca-eklendi</w:t>
+        <w:t xml:space="preserve">    FORGED-RECORD-added-by-us</w:t>
       </w:r>
       <w:r>
         <w:br/>
@@ -18437,7 +20566,7 @@
         <w:rPr>
           <w:rStyle w:val="VerbatimChar"/>
         </w:rPr>
-        <w:t xml:space="preserve">  &gt;&gt;&gt; SALDIRI BASARILI: yaziyi baska dosyaya yonlendirdik!</w:t>
+        <w:t xml:space="preserve">  &gt;&gt;&gt; ATTACK SUCCEEDED: we redirected the write to another file!</w:t>
       </w:r>
       <w:r>
         <w:br/>
@@ -18449,7 +20578,7 @@
         <w:rPr>
           <w:rStyle w:val="VerbatimChar"/>
         </w:rPr>
-        <w:t xml:space="preserve">ADIM 2 — GUVENLI surum: O_NOFOLLOW ile tek adimda ac</w:t>
+        <w:t xml:space="preserve">STEP 2 - SAFE version: opens in one step with O_NOFOLLOW</w:t>
       </w:r>
       <w:r>
         <w:br/>
@@ -18458,7 +20587,7 @@
         <w:rPr>
           <w:rStyle w:val="VerbatimChar"/>
         </w:rPr>
-        <w:t xml:space="preserve">  reddedildi: hedef sembolik bag (O_NOFOLLOW)</w:t>
+        <w:t xml:space="preserve">  rejected: the target is a symbolic link (O_NOFOLLOW)</w:t>
       </w:r>
       <w:r>
         <w:br/>
@@ -18467,7 +20596,193 @@
         <w:rPr>
           <w:rStyle w:val="VerbatimChar"/>
         </w:rPr>
-        <w:t xml:space="preserve">  &gt;&gt;&gt; Saldiri engellendi: gizli_hedef.txt bozulmadi.</w:t>
+        <w:t xml:space="preserve">  &gt;&gt;&gt; Attack blocked: secret_target.txt was not corrupted.</w:t>
+      </w:r>
+    </w:p>
+    <w:p>
+      <w:pPr>
+        <w:pStyle w:val="FirstParagraph"/>
+      </w:pPr>
+      <w:r>
+        <w:t xml:space="preserve">1988’de Ken Thompson’ın</w:t>
+      </w:r>
+      <w:r>
+        <w:t xml:space="preserve"> </w:t>
+      </w:r>
+      <w:r>
+        <w:t xml:space="preserve">“Reflections on Trusting Trust”</w:t>
+      </w:r>
+      <w:r>
+        <w:t xml:space="preserve"> </w:t>
+      </w:r>
+      <w:r>
+        <w:t xml:space="preserve">(Turing ödülü konuşması) ve aynı dönemin</w:t>
+      </w:r>
+      <w:r>
+        <w:t xml:space="preserve"> </w:t>
+      </w:r>
+      <w:r>
+        <w:rPr>
+          <w:rStyle w:val="VerbatimChar"/>
+        </w:rPr>
+        <w:t xml:space="preserve">/tmp</w:t>
+      </w:r>
+      <w:r>
+        <w:t xml:space="preserve"> </w:t>
+      </w:r>
+      <w:r>
+        <w:t xml:space="preserve">yarış saldırıları, denetim ile kullanım arasındaki</w:t>
+      </w:r>
+      <w:r>
+        <w:t xml:space="preserve"> </w:t>
+      </w:r>
+      <w:r>
+        <w:rPr>
+          <w:b/>
+          <w:bCs/>
+        </w:rPr>
+        <w:t xml:space="preserve">zaman aralığının</w:t>
+      </w:r>
+      <w:r>
+        <w:t xml:space="preserve"> </w:t>
+      </w:r>
+      <w:r>
+        <w:t xml:space="preserve">kendi başına bir açık olduğunu</w:t>
+      </w:r>
+      <w:r>
+        <w:t xml:space="preserve"> </w:t>
+      </w:r>
+      <w:r>
+        <w:t xml:space="preserve">gösterdi; MITRE bu sınıfa daha sonra</w:t>
+      </w:r>
+      <w:r>
+        <w:t xml:space="preserve"> </w:t>
+      </w:r>
+      <w:r>
+        <w:rPr>
+          <w:b/>
+          <w:bCs/>
+        </w:rPr>
+        <w:t xml:space="preserve">CWE-367</w:t>
+      </w:r>
+      <w:r>
+        <w:t xml:space="preserve"> </w:t>
+      </w:r>
+      <w:r>
+        <w:t xml:space="preserve">(TOCTOU Race Condition) numarasını verdi. Aşağıdaki animasyon</w:t>
+      </w:r>
+      <w:r>
+        <w:t xml:space="preserve"> </w:t>
+      </w:r>
+      <w:r>
+        <w:rPr>
+          <w:rStyle w:val="VerbatimChar"/>
+        </w:rPr>
+        <w:t xml:space="preserve">logwriter.c</w:t>
+      </w:r>
+      <w:r>
+        <w:t xml:space="preserve">’nin güvensiz ve güvenli sürümlerini aynı zaman çizelgesinde, saldırganın sembolik bağı tam ne</w:t>
+      </w:r>
+      <w:r>
+        <w:t xml:space="preserve"> </w:t>
+      </w:r>
+      <w:r>
+        <w:t xml:space="preserve">zaman değiştirdiğini göstererek karşılaştırır.</w:t>
+      </w:r>
+    </w:p>
+    <w:p>
+      <w:pPr>
+        <w:pStyle w:val="BodyText"/>
+      </w:pPr>
+      <w:r>
+        <w:drawing>
+          <wp:inline>
+            <wp:extent cx="5111999" cy="3734230"/>
+            <wp:effectExtent b="0" l="0" r="0" t="0"/>
+            <wp:docPr descr="TOCTOU yarışı: denetim ile kullanım arasındaki pencere — adım adım" title="" id="129" name="Picture"/>
+            <a:graphic>
+              <a:graphicData uri="http://schemas.openxmlformats.org/drawingml/2006/picture">
+                <pic:pic>
+                  <pic:nvPicPr>
+                    <pic:cNvPr descr="toctou-race-timeline.tr.png" id="130" name="Picture"/>
+                    <pic:cNvPicPr>
+                      <a:picLocks noChangeArrowheads="1" noChangeAspect="1"/>
+                    </pic:cNvPicPr>
+                  </pic:nvPicPr>
+                  <pic:blipFill>
+                    <a:blip r:embed="rId128"/>
+                    <a:stretch>
+                      <a:fillRect/>
+                    </a:stretch>
+                  </pic:blipFill>
+                  <pic:spPr bwMode="auto">
+                    <a:xfrm>
+                      <a:off x="0" y="0"/>
+                      <a:ext cx="5111999" cy="3734230"/>
+                    </a:xfrm>
+                    <a:prstGeom prst="rect">
+                      <a:avLst/>
+                    </a:prstGeom>
+                    <a:noFill/>
+                    <a:ln w="9525">
+                      <a:noFill/>
+                      <a:headEnd/>
+                      <a:tailEnd/>
+                    </a:ln>
+                  </pic:spPr>
+                </pic:pic>
+              </a:graphicData>
+            </a:graphic>
+          </wp:inline>
+        </w:drawing>
+      </w:r>
+    </w:p>
+    <w:p>
+      <w:pPr>
+        <w:pStyle w:val="BodyText"/>
+      </w:pPr>
+      <w:r>
+        <w:t xml:space="preserve">Örnek seçiciden</w:t>
+      </w:r>
+      <w:r>
+        <w:t xml:space="preserve"> </w:t>
+      </w:r>
+      <w:r>
+        <w:rPr>
+          <w:b/>
+          <w:bCs/>
+        </w:rPr>
+        <w:t xml:space="preserve">Normal: UNSAFE + saldırgan araya giriyor — saldırı başarılı</w:t>
+      </w:r>
+      <w:r>
+        <w:t xml:space="preserve">’yı ve</w:t>
+      </w:r>
+      <w:r>
+        <w:t xml:space="preserve"> </w:t>
+      </w:r>
+      <w:r>
+        <w:rPr>
+          <w:b/>
+          <w:bCs/>
+        </w:rPr>
+        <w:t xml:space="preserve">Zor: SAFE + AYNI</w:t>
+      </w:r>
+      <w:r>
+        <w:rPr>
+          <w:b/>
+          <w:bCs/>
+        </w:rPr>
+        <w:t xml:space="preserve"> </w:t>
+      </w:r>
+      <w:r>
+        <w:rPr>
+          <w:b/>
+          <w:bCs/>
+        </w:rPr>
+        <w:t xml:space="preserve">saldırgan — O_NOFOLLOW engelliyor</w:t>
+      </w:r>
+      <w:r>
+        <w:t xml:space="preserve">’u deneyin.</w:t>
       </w:r>
     </w:p>
     <w:p>
@@ -18614,8 +20929,8 @@
         <w:t xml:space="preserve">kalıbının yerine geçer.</w:t>
       </w:r>
     </w:p>
-    <w:bookmarkEnd w:id="104"/>
-    <w:bookmarkStart w:id="105" w:name="Xb229a82dada25dcc9a3af9011891e8e16b136e9"/>
+    <w:bookmarkEnd w:id="131"/>
+    <w:bookmarkStart w:id="135" w:name="Xb229a82dada25dcc9a3af9011891e8e16b136e9"/>
     <w:p>
       <w:pPr>
         <w:pStyle w:val="Heading3"/>
@@ -18885,7 +21200,7 @@
           <w:b/>
           <w:bCs/>
         </w:rPr>
-        <w:t xml:space="preserve">code/week-02/12-ace-degerlendirme</w:t>
+        <w:t xml:space="preserve">code/week-02/12-ace-evaluation</w:t>
       </w:r>
       <w:r>
         <w:rPr>
@@ -19012,7 +21327,7 @@
         <w:rPr>
           <w:rStyle w:val="NormalTok"/>
         </w:rPr>
-        <w:t xml:space="preserve">ace-degerlendirme</w:t>
+        <w:t xml:space="preserve">ace-evaluation</w:t>
       </w:r>
       <w:r>
         <w:br/>
@@ -19068,7 +21383,7 @@
         <w:rPr>
           <w:rStyle w:val="NormalTok"/>
         </w:rPr>
-        <w:t xml:space="preserve"> code/week-02/12-ace-degerlendirme</w:t>
+        <w:t xml:space="preserve"> code/week-02/12-ace-evaluation</w:t>
       </w:r>
       <w:r>
         <w:br/>
@@ -19106,7 +21421,7 @@
         <w:rPr>
           <w:rStyle w:val="VerbatimChar"/>
         </w:rPr>
-        <w:t xml:space="preserve">== SENARYO: 1a - kitaptaki DACL, ayse Pazarlama uyesi ==</w:t>
+        <w:t xml:space="preserve">== SCENARIO: 1a - the book's DACL, alice is a Marketing member ==</w:t>
       </w:r>
       <w:r>
         <w:br/>
@@ -19115,7 +21430,7 @@
         <w:rPr>
           <w:rStyle w:val="VerbatimChar"/>
         </w:rPr>
-        <w:t xml:space="preserve">    1. RET  Herkes         TAM</w:t>
+        <w:t xml:space="preserve">    1. DENY  Everyone       FULL</w:t>
       </w:r>
       <w:r>
         <w:br/>
@@ -19124,7 +21439,7 @@
         <w:rPr>
           <w:rStyle w:val="VerbatimChar"/>
         </w:rPr>
-        <w:t xml:space="preserve">    2. IZIN Pazarlama      YAZ</w:t>
+        <w:t xml:space="preserve">    2. ALLOW Marketing      WRITE</w:t>
       </w:r>
       <w:r>
         <w:br/>
@@ -19133,7 +21448,7 @@
         <w:rPr>
           <w:rStyle w:val="VerbatimChar"/>
         </w:rPr>
-        <w:t xml:space="preserve">    3. IZIN Herkes         OKU</w:t>
+        <w:t xml:space="preserve">    3. ALLOW Everyone       READ</w:t>
       </w:r>
       <w:r>
         <w:br/>
@@ -19142,7 +21457,7 @@
         <w:rPr>
           <w:rStyle w:val="VerbatimChar"/>
         </w:rPr>
-        <w:t xml:space="preserve">  Istek YAZ:</w:t>
+        <w:t xml:space="preserve">  Request WRITE:</w:t>
       </w:r>
       <w:r>
         <w:br/>
@@ -19151,7 +21466,7 @@
         <w:rPr>
           <w:rStyle w:val="VerbatimChar"/>
         </w:rPr>
-        <w:t xml:space="preserve">    ACE 1 RET  Herkes        -&gt; eslesti; YAZ reddedildi</w:t>
+        <w:t xml:space="preserve">    ACE 1 DENY  Everyone      -&gt; matched; WRITE denied</w:t>
       </w:r>
       <w:r>
         <w:br/>
@@ -19160,7 +21475,7 @@
         <w:rPr>
           <w:rStyle w:val="VerbatimChar"/>
         </w:rPr>
-        <w:t xml:space="preserve">  =&gt; RED  (ACE 1: sonraki ACE'lere bakilmaz)</w:t>
+        <w:t xml:space="preserve">  =&gt; DENY  (ACE 1: later ACEs are never consulted)</w:t>
       </w:r>
       <w:r>
         <w:br/>
@@ -19169,7 +21484,7 @@
         <w:rPr>
           <w:rStyle w:val="VerbatimChar"/>
         </w:rPr>
-        <w:t xml:space="preserve">== SENARYO: 1b - ayni ACE'ler, IZIN once (kanonik degil) ==</w:t>
+        <w:t xml:space="preserve">== SCENARIO: 1b - the same ACEs, ALLOW first (not canonical) ==</w:t>
       </w:r>
       <w:r>
         <w:br/>
@@ -19178,7 +21493,7 @@
         <w:rPr>
           <w:rStyle w:val="VerbatimChar"/>
         </w:rPr>
-        <w:t xml:space="preserve">    ACE 1 IZIN Pazarlama     -&gt; verildi YAZ (eksik: -)</w:t>
+        <w:t xml:space="preserve">    ACE 1 ALLOW Marketing     -&gt; granted WRITE (missing: -)</w:t>
       </w:r>
       <w:r>
         <w:br/>
@@ -19187,7 +21502,7 @@
         <w:rPr>
           <w:rStyle w:val="VerbatimChar"/>
         </w:rPr>
-        <w:t xml:space="preserve">  =&gt; IZIN  (tum istenen haklar verildi)</w:t>
+        <w:t xml:space="preserve">  =&gt; ALLOW  (every requested right was granted)</w:t>
       </w:r>
       <w:r>
         <w:br/>
@@ -19196,7 +21511,7 @@
         <w:rPr>
           <w:rStyle w:val="VerbatimChar"/>
         </w:rPr>
-        <w:t xml:space="preserve">== SENARYO: 2a - NULL DACL, istegi yapan yabanci bir hesap ==</w:t>
+        <w:t xml:space="preserve">== SCENARIO: 2a - a NULL DACL, the requester is an unrelated account ==</w:t>
       </w:r>
       <w:r>
         <w:br/>
@@ -19205,7 +21520,7 @@
         <w:rPr>
           <w:rStyle w:val="VerbatimChar"/>
         </w:rPr>
-        <w:t xml:space="preserve">  =&gt; IZIN  (TEHLIKE: SAHIP_AL ve IZIN_YAZ dahil!)</w:t>
+        <w:t xml:space="preserve">  =&gt; ALLOW  (DANGER: including TAKE_OWNER and WRITE_DAC!)</w:t>
       </w:r>
       <w:r>
         <w:br/>
@@ -19214,7 +21529,7 @@
         <w:rPr>
           <w:rStyle w:val="VerbatimChar"/>
         </w:rPr>
-        <w:t xml:space="preserve">== SENARYO: 2b - BOS DACL, ayni yabanci hesap ==</w:t>
+        <w:t xml:space="preserve">== SCENARIO: 2b - an EMPTY DACL, the same unrelated account ==</w:t>
       </w:r>
       <w:r>
         <w:br/>
@@ -19223,7 +21538,7 @@
         <w:rPr>
           <w:rStyle w:val="VerbatimChar"/>
         </w:rPr>
-        <w:t xml:space="preserve">  =&gt; RED  (eksik: OKU)</w:t>
+        <w:t xml:space="preserve">  =&gt; DENY  (missing: READ)</w:t>
       </w:r>
       <w:r>
         <w:br/>
@@ -19232,7 +21547,7 @@
         <w:rPr>
           <w:rStyle w:val="VerbatimChar"/>
         </w:rPr>
-        <w:t xml:space="preserve">== SENARYO: 3b - kalitim kesildi (sil) ==</w:t>
+        <w:t xml:space="preserve">== SCENARIO: 3b - inheritance broken (removed) ==</w:t>
       </w:r>
       <w:r>
         <w:br/>
@@ -19241,7 +21556,7 @@
         <w:rPr>
           <w:rStyle w:val="VerbatimChar"/>
         </w:rPr>
-        <w:t xml:space="preserve">  =&gt; RED  (liste bitti; eksik: OKU)</w:t>
+        <w:t xml:space="preserve">  =&gt; DENY  (the list ended; missing: READ)</w:t>
       </w:r>
     </w:p>
     <w:p>
@@ -19271,7 +21586,7 @@
         <w:rPr>
           <w:rStyle w:val="VerbatimChar"/>
         </w:rPr>
-        <w:t xml:space="preserve">ayse</w:t>
+        <w:t xml:space="preserve">alice</w:t>
       </w:r>
       <w:r>
         <w:t xml:space="preserve"> </w:t>
@@ -19355,6 +21670,127 @@
     </w:p>
     <w:p>
       <w:pPr>
+        <w:pStyle w:val="BodyText"/>
+      </w:pPr>
+      <w:r>
+        <w:t xml:space="preserve">Aşağıdaki animasyon</w:t>
+      </w:r>
+      <w:r>
+        <w:t xml:space="preserve"> </w:t>
+      </w:r>
+      <w:r>
+        <w:rPr>
+          <w:rStyle w:val="VerbatimChar"/>
+        </w:rPr>
+        <w:t xml:space="preserve">ace.c</w:t>
+      </w:r>
+      <w:r>
+        <w:t xml:space="preserve">’nin ACE değerlendirme döngüsünü adım adım gösterir: her ACE’nin belirteçteki</w:t>
+      </w:r>
+      <w:r>
+        <w:t xml:space="preserve"> </w:t>
+      </w:r>
+      <w:r>
+        <w:t xml:space="preserve">SID’lerle karşılaştırılmasını, ilk eşleşen RET’in listeyi neden hemen durdurduğunu.</w:t>
+      </w:r>
+    </w:p>
+    <w:p>
+      <w:pPr>
+        <w:pStyle w:val="BodyText"/>
+      </w:pPr>
+      <w:r>
+        <w:drawing>
+          <wp:inline>
+            <wp:extent cx="5111999" cy="7373442"/>
+            <wp:effectExtent b="0" l="0" r="0" t="0"/>
+            <wp:docPr descr="Windows ACE değerlendirme sırası — adım adım" title="" id="133" name="Picture"/>
+            <a:graphic>
+              <a:graphicData uri="http://schemas.openxmlformats.org/drawingml/2006/picture">
+                <pic:pic>
+                  <pic:nvPicPr>
+                    <pic:cNvPr descr="windows-ace-evaluation-order.tr.png" id="134" name="Picture"/>
+                    <pic:cNvPicPr>
+                      <a:picLocks noChangeArrowheads="1" noChangeAspect="1"/>
+                    </pic:cNvPicPr>
+                  </pic:nvPicPr>
+                  <pic:blipFill>
+                    <a:blip r:embed="rId132"/>
+                    <a:stretch>
+                      <a:fillRect/>
+                    </a:stretch>
+                  </pic:blipFill>
+                  <pic:spPr bwMode="auto">
+                    <a:xfrm>
+                      <a:off x="0" y="0"/>
+                      <a:ext cx="5111999" cy="7373442"/>
+                    </a:xfrm>
+                    <a:prstGeom prst="rect">
+                      <a:avLst/>
+                    </a:prstGeom>
+                    <a:noFill/>
+                    <a:ln w="9525">
+                      <a:noFill/>
+                      <a:headEnd/>
+                      <a:tailEnd/>
+                    </a:ln>
+                  </pic:spPr>
+                </pic:pic>
+              </a:graphicData>
+            </a:graphic>
+          </wp:inline>
+        </w:drawing>
+      </w:r>
+    </w:p>
+    <w:p>
+      <w:pPr>
+        <w:pStyle w:val="BodyText"/>
+      </w:pPr>
+      <w:r>
+        <w:t xml:space="preserve">Örnek seçiciden</w:t>
+      </w:r>
+      <w:r>
+        <w:t xml:space="preserve"> </w:t>
+      </w:r>
+      <w:r>
+        <w:rPr>
+          <w:b/>
+          <w:bCs/>
+        </w:rPr>
+        <w:t xml:space="preserve">Normal: iki ALLOW ACE birlikte tam izni oluşturuyor</w:t>
+      </w:r>
+      <w:r>
+        <w:t xml:space="preserve">’u ve</w:t>
+      </w:r>
+      <w:r>
+        <w:t xml:space="preserve"> </w:t>
+      </w:r>
+      <w:r>
+        <w:rPr>
+          <w:b/>
+          <w:bCs/>
+        </w:rPr>
+        <w:t xml:space="preserve">Zor: ALLOW önce gelirse DENY</w:t>
+      </w:r>
+      <w:r>
+        <w:rPr>
+          <w:b/>
+          <w:bCs/>
+        </w:rPr>
+        <w:t xml:space="preserve"> </w:t>
+      </w:r>
+      <w:r>
+        <w:rPr>
+          <w:b/>
+          <w:bCs/>
+        </w:rPr>
+        <w:t xml:space="preserve">hiç görülmeyebilir (kurallı olmayan sıra)</w:t>
+      </w:r>
+      <w:r>
+        <w:t xml:space="preserve">’yı deneyin.</w:t>
+      </w:r>
+    </w:p>
+    <w:p>
+      <w:pPr>
         <w:pStyle w:val="BlockText"/>
       </w:pPr>
       <w:r>
@@ -19433,8 +21869,8 @@
         <w:t xml:space="preserve">hakkı, NULL DACL ve kanonik olmayan sıra arar.</w:t>
       </w:r>
     </w:p>
-    <w:bookmarkEnd w:id="105"/>
-    <w:bookmarkStart w:id="106" w:name="Xbf1f876cad9fdb68fae97466dfd91a89e441f03"/>
+    <w:bookmarkEnd w:id="135"/>
+    <w:bookmarkStart w:id="139" w:name="Xbf1f876cad9fdb68fae97466dfd91a89e441f03"/>
     <w:p>
       <w:pPr>
         <w:pStyle w:val="Heading3"/>
@@ -19720,7 +22156,7 @@
           <w:b/>
           <w:bCs/>
         </w:rPr>
-        <w:t xml:space="preserve">code/week-02/13-unix-izin-umask</w:t>
+        <w:t xml:space="preserve">code/week-02/13-unix-permissions-umask</w:t>
       </w:r>
       <w:r>
         <w:rPr>
@@ -19779,7 +22215,7 @@
         <w:rPr>
           <w:rStyle w:val="VerbatimChar"/>
         </w:rPr>
-        <w:t xml:space="preserve">cikti/</w:t>
+        <w:t xml:space="preserve">output/</w:t>
       </w:r>
       <w:r>
         <w:t xml:space="preserve"> </w:t>
@@ -19888,7 +22324,7 @@
         <w:rPr>
           <w:rStyle w:val="NormalTok"/>
         </w:rPr>
-        <w:t xml:space="preserve">unix-izin-umask</w:t>
+        <w:t xml:space="preserve">unix-permissions-umask</w:t>
       </w:r>
       <w:r>
         <w:br/>
@@ -19944,7 +22380,7 @@
         <w:rPr>
           <w:rStyle w:val="NormalTok"/>
         </w:rPr>
-        <w:t xml:space="preserve"> code/week-02/13-unix-izin-umask</w:t>
+        <w:t xml:space="preserve"> code/week-02/13-unix-permissions-umask</w:t>
       </w:r>
       <w:r>
         <w:br/>
@@ -19982,7 +22418,7 @@
         <w:rPr>
           <w:rStyle w:val="VerbatimChar"/>
         </w:rPr>
-        <w:t xml:space="preserve">A) Cekirdek izin denetimi: ilk eslesen sinif karar verir</w:t>
+        <w:t xml:space="preserve">A) Kernel permission check: the first matching class decides</w:t>
       </w:r>
       <w:r>
         <w:br/>
@@ -19991,7 +22427,7 @@
         <w:rPr>
           <w:rStyle w:val="VerbatimChar"/>
         </w:rPr>
-        <w:t xml:space="preserve">  surec   istek dosya         sahip:grup     izinler     sinif -&gt; karar</w:t>
+        <w:t xml:space="preserve">  process request  file          owner:group    perms       class -&gt; decision</w:t>
       </w:r>
       <w:r>
         <w:br/>
@@ -20000,7 +22436,7 @@
         <w:rPr>
           <w:rStyle w:val="VerbatimChar"/>
         </w:rPr>
-        <w:t xml:space="preserve">  mehmet  yaz   rapor.txt     ayse:muhasebe  rw-r-----   grup -&gt; RED</w:t>
+        <w:t xml:space="preserve">  mark    write    report.txt    alice:accounting rw-r-----   group -&gt; DENY</w:t>
       </w:r>
       <w:r>
         <w:br/>
@@ -20009,7 +22445,7 @@
         <w:rPr>
           <w:rStyle w:val="VerbatimChar"/>
         </w:rPr>
-        <w:t xml:space="preserve">  ayse    oku   paradoks.txt  ayse:muhasebe  ---rwxrwx   sahip -&gt; RED</w:t>
+        <w:t xml:space="preserve">  alice   read     paradox.txt   alice:accounting ---rwxrwx   owner -&gt; DENY</w:t>
       </w:r>
       <w:r>
         <w:br/>
@@ -20018,7 +22454,7 @@
         <w:rPr>
           <w:rStyle w:val="VerbatimChar"/>
         </w:rPr>
-        <w:t xml:space="preserve">  zeynep  oku   paradoks.txt  ayse:muhasebe  ---rwxrwx   diger -&gt; IZIN</w:t>
+        <w:t xml:space="preserve">  zoe     read     paradox.txt   alice:accounting ---rwxrwx   other -&gt; ALLOW</w:t>
       </w:r>
       <w:r>
         <w:br/>
@@ -20027,7 +22463,7 @@
         <w:rPr>
           <w:rStyle w:val="VerbatimChar"/>
         </w:rPr>
-        <w:t xml:space="preserve">   ^ ayse paradoks.txt'yi OKUYAMAZ: sahip sinifi secildi ve</w:t>
+        <w:t xml:space="preserve">   ^ alice CANNOT READ paradox.txt: the owner class was picked and</w:t>
       </w:r>
       <w:r>
         <w:br/>
@@ -20036,7 +22472,7 @@
         <w:rPr>
           <w:rStyle w:val="VerbatimChar"/>
         </w:rPr>
-        <w:t xml:space="preserve">     sahip bitleri '---'; grup/diger bitlerine hic bakilmaz.</w:t>
+        <w:t xml:space="preserve">     the owner bits are '---'; the group/other bits are never consulted.</w:t>
       </w:r>
       <w:r>
         <w:br/>
@@ -20045,7 +22481,7 @@
         <w:rPr>
           <w:rStyle w:val="VerbatimChar"/>
         </w:rPr>
-        <w:t xml:space="preserve">B) umask: gercek izin = istenen &amp; ~umask (Tarif 2.7)</w:t>
+        <w:t xml:space="preserve">B) umask: the real permission = requested &amp; ~umask (Recipe 2.7)</w:t>
       </w:r>
       <w:r>
         <w:br/>
@@ -20054,7 +22490,7 @@
         <w:rPr>
           <w:rStyle w:val="VerbatimChar"/>
         </w:rPr>
-        <w:t xml:space="preserve">  istenen   umask 000    umask 022    umask 077</w:t>
+        <w:t xml:space="preserve">  requested umask 000    umask 022    umask 077</w:t>
       </w:r>
       <w:r>
         <w:br/>
@@ -20072,7 +22508,7 @@
         <w:rPr>
           <w:rStyle w:val="VerbatimChar"/>
         </w:rPr>
-        <w:t xml:space="preserve">C) setuid benzetimi: sahibi root olan setuid bir programi</w:t>
+        <w:t xml:space="preserve">C) setuid simulation: alice (uid 1001) runs a setuid program</w:t>
       </w:r>
       <w:r>
         <w:br/>
@@ -20081,7 +22517,7 @@
         <w:rPr>
           <w:rStyle w:val="VerbatimChar"/>
         </w:rPr>
-        <w:t xml:space="preserve">   ayse (uid 1001) calistiriyor. exec: etkin=sakli=0 olur.</w:t>
+        <w:t xml:space="preserve">   owned by root. After exec: effective=saved=0.</w:t>
       </w:r>
       <w:r>
         <w:br/>
@@ -20090,7 +22526,7 @@
         <w:rPr>
           <w:rStyle w:val="VerbatimChar"/>
         </w:rPr>
-        <w:t xml:space="preserve">    seteuid(1001)                  r/e/s=1001/1001/0 g=1001 tamam</w:t>
+        <w:t xml:space="preserve">    seteuid(1001)                  r/e/s=1001/1001/0 g=1001 ok</w:t>
       </w:r>
     </w:p>
     <w:p>
@@ -20101,7 +22537,7 @@
         <w:rPr>
           <w:rStyle w:val="VerbatimChar"/>
         </w:rPr>
-        <w:t xml:space="preserve">paradoks.txt</w:t>
+        <w:t xml:space="preserve">paradox.txt</w:t>
       </w:r>
       <w:r>
         <w:t xml:space="preserve"> </w:t>
@@ -20116,7 +22552,7 @@
         <w:rPr>
           <w:rStyle w:val="VerbatimChar"/>
         </w:rPr>
-        <w:t xml:space="preserve">ayse</w:t>
+        <w:t xml:space="preserve">alice</w:t>
       </w:r>
       <w:r>
         <w:t xml:space="preserve"> </w:t>
@@ -20137,7 +22573,7 @@
         <w:rPr>
           <w:rStyle w:val="VerbatimChar"/>
         </w:rPr>
-        <w:t xml:space="preserve">zeynep</w:t>
+        <w:t xml:space="preserve">zoe</w:t>
       </w:r>
       <w:r>
         <w:t xml:space="preserve"> </w:t>
@@ -20221,8 +22657,187 @@
         <w:t xml:space="preserve">sonucun doğrulanması gerekir.</w:t>
       </w:r>
     </w:p>
-    <w:bookmarkEnd w:id="106"/>
-    <w:bookmarkStart w:id="107" w:name="X46071e9da5d4d6f1016bbcef6fd8515a696336d"/>
+    <w:p>
+      <w:pPr>
+        <w:pStyle w:val="BodyText"/>
+      </w:pPr>
+      <w:r>
+        <w:t xml:space="preserve">Aşağıdaki animasyon</w:t>
+      </w:r>
+      <w:r>
+        <w:t xml:space="preserve"> </w:t>
+      </w:r>
+      <w:r>
+        <w:rPr>
+          <w:rStyle w:val="VerbatimChar"/>
+        </w:rPr>
+        <w:t xml:space="preserve">permissions.c</w:t>
+      </w:r>
+      <w:r>
+        <w:t xml:space="preserve">’nin izin denetim algoritmasını ve</w:t>
+      </w:r>
+      <w:r>
+        <w:t xml:space="preserve"> </w:t>
+      </w:r>
+      <w:r>
+        <w:rPr>
+          <w:rStyle w:val="VerbatimChar"/>
+        </w:rPr>
+        <w:t xml:space="preserve">umask</w:t>
+      </w:r>
+      <w:r>
+        <w:t xml:space="preserve"> </w:t>
+      </w:r>
+      <w:r>
+        <w:t xml:space="preserve">hesaplamasını adım adım</w:t>
+      </w:r>
+      <w:r>
+        <w:t xml:space="preserve"> </w:t>
+      </w:r>
+      <w:r>
+        <w:t xml:space="preserve">gösterir: root/owner/group/other sınıfının nasıl seçildiğini,</w:t>
+      </w:r>
+      <w:r>
+        <w:t xml:space="preserve"> </w:t>
+      </w:r>
+      <w:r>
+        <w:rPr>
+          <w:rStyle w:val="VerbatimChar"/>
+        </w:rPr>
+        <w:t xml:space="preserve">istenen &amp; ~umask</w:t>
+      </w:r>
+      <w:r>
+        <w:t xml:space="preserve"> </w:t>
+      </w:r>
+      <w:r>
+        <w:t xml:space="preserve">bit işlemini.</w:t>
+      </w:r>
+    </w:p>
+    <w:p>
+      <w:pPr>
+        <w:pStyle w:val="BodyText"/>
+      </w:pPr>
+      <w:r>
+        <w:drawing>
+          <wp:inline>
+            <wp:extent cx="5111999" cy="1957382"/>
+            <wp:effectExtent b="0" l="0" r="0" t="0"/>
+            <wp:docPr descr="Unix izin denetimi ve umask — adım adım" title="" id="137" name="Picture"/>
+            <a:graphic>
+              <a:graphicData uri="http://schemas.openxmlformats.org/drawingml/2006/picture">
+                <pic:pic>
+                  <pic:nvPicPr>
+                    <pic:cNvPr descr="unix-permission-check.tr.png" id="138" name="Picture"/>
+                    <pic:cNvPicPr>
+                      <a:picLocks noChangeArrowheads="1" noChangeAspect="1"/>
+                    </pic:cNvPicPr>
+                  </pic:nvPicPr>
+                  <pic:blipFill>
+                    <a:blip r:embed="rId136"/>
+                    <a:stretch>
+                      <a:fillRect/>
+                    </a:stretch>
+                  </pic:blipFill>
+                  <pic:spPr bwMode="auto">
+                    <a:xfrm>
+                      <a:off x="0" y="0"/>
+                      <a:ext cx="5111999" cy="1957382"/>
+                    </a:xfrm>
+                    <a:prstGeom prst="rect">
+                      <a:avLst/>
+                    </a:prstGeom>
+                    <a:noFill/>
+                    <a:ln w="9525">
+                      <a:noFill/>
+                      <a:headEnd/>
+                      <a:tailEnd/>
+                    </a:ln>
+                  </pic:spPr>
+                </pic:pic>
+              </a:graphicData>
+            </a:graphic>
+          </wp:inline>
+        </w:drawing>
+      </w:r>
+    </w:p>
+    <w:p>
+      <w:pPr>
+        <w:pStyle w:val="BodyText"/>
+      </w:pPr>
+      <w:r>
+        <w:t xml:space="preserve">Örnek seçiciden</w:t>
+      </w:r>
+      <w:r>
+        <w:t xml:space="preserve"> </w:t>
+      </w:r>
+      <w:r>
+        <w:rPr>
+          <w:b/>
+          <w:bCs/>
+        </w:rPr>
+        <w:t xml:space="preserve">Normal: sahip okuyor, izin var</w:t>
+      </w:r>
+      <w:r>
+        <w:t xml:space="preserve">’ı ve</w:t>
+      </w:r>
+      <w:r>
+        <w:t xml:space="preserve"> </w:t>
+      </w:r>
+      <w:r>
+        <w:rPr>
+          <w:b/>
+          <w:bCs/>
+        </w:rPr>
+        <w:t xml:space="preserve">Zor:</w:t>
+      </w:r>
+      <w:r>
+        <w:rPr>
+          <w:b/>
+          <w:bCs/>
+        </w:rPr>
+        <w:t xml:space="preserve"> </w:t>
+      </w:r>
+      <w:r>
+        <w:rPr>
+          <w:b/>
+          <w:bCs/>
+        </w:rPr>
+        <w:t xml:space="preserve">“sahip okuyamaz”</w:t>
+      </w:r>
+      <w:r>
+        <w:rPr>
+          <w:b/>
+          <w:bCs/>
+        </w:rPr>
+        <w:t xml:space="preserve"> </w:t>
+      </w:r>
+      <w:r>
+        <w:rPr>
+          <w:b/>
+          <w:bCs/>
+        </w:rPr>
+        <w:t xml:space="preserve">paradoksu (owner bitleri</w:t>
+      </w:r>
+      <w:r>
+        <w:rPr>
+          <w:b/>
+          <w:bCs/>
+        </w:rPr>
+        <w:t xml:space="preserve"> </w:t>
+      </w:r>
+      <w:r>
+        <w:rPr>
+          <w:b/>
+          <w:bCs/>
+        </w:rPr>
+        <w:t xml:space="preserve">kapalı)</w:t>
+      </w:r>
+      <w:r>
+        <w:t xml:space="preserve">’nı deneyin; umask 000’ın 0666 isteğini herkese açtığı tehlikeli uç duruma da bakın.</w:t>
+      </w:r>
+    </w:p>
+    <w:bookmarkEnd w:id="139"/>
+    <w:bookmarkStart w:id="143" w:name="X46071e9da5d4d6f1016bbcef6fd8515a696336d"/>
     <w:p>
       <w:pPr>
         <w:pStyle w:val="Heading3"/>
@@ -20579,7 +23194,7 @@
         <w:rPr>
           <w:rStyle w:val="VerbatimChar"/>
         </w:rPr>
-        <w:t xml:space="preserve">== 1 - RBAC: rol atama ve gorev ayriligi (SSD/DSD) ==</w:t>
+        <w:t xml:space="preserve">== 1 - RBAC: role assignment and separation of duty (SSD/DSD) ==</w:t>
       </w:r>
       <w:r>
         <w:br/>
@@ -20588,7 +23203,7 @@
         <w:rPr>
           <w:rStyle w:val="VerbatimChar"/>
         </w:rPr>
-        <w:t xml:space="preserve">[01] ATA cem GISE</w:t>
+        <w:t xml:space="preserve">[01] ASSIGN carl TELLER</w:t>
       </w:r>
       <w:r>
         <w:br/>
@@ -20597,7 +23212,7 @@
         <w:rPr>
           <w:rStyle w:val="VerbatimChar"/>
         </w:rPr>
-        <w:t xml:space="preserve">     SSD(GISE,ONAYCI): cem ikisini birden tasiyamaz -&gt; RED</w:t>
+        <w:t xml:space="preserve">     SSD(TELLER,APPROVER): carl cannot hold both -&gt; DENY</w:t>
       </w:r>
       <w:r>
         <w:br/>
@@ -20606,7 +23221,7 @@
         <w:rPr>
           <w:rStyle w:val="VerbatimChar"/>
         </w:rPr>
-        <w:t xml:space="preserve">[04] OTURUM deniz GISE,DENETCI</w:t>
+        <w:t xml:space="preserve">[04] SESSION dana TELLER,AUDITOR</w:t>
       </w:r>
       <w:r>
         <w:br/>
@@ -20615,7 +23230,7 @@
         <w:rPr>
           <w:rStyle w:val="VerbatimChar"/>
         </w:rPr>
-        <w:t xml:space="preserve">     DSD(GISE,DENETCI): ayni oturumda ikisi birden etkin olamaz -&gt; RED</w:t>
+        <w:t xml:space="preserve">     DSD(TELLER,AUDITOR): both cannot be active in the same session -&gt; DENY</w:t>
       </w:r>
       <w:r>
         <w:br/>
@@ -20624,7 +23239,7 @@
         <w:rPr>
           <w:rStyle w:val="VerbatimChar"/>
         </w:rPr>
-        <w:t xml:space="preserve">[05] OTURUM deniz DENETCI</w:t>
+        <w:t xml:space="preserve">[05] SESSION dana AUDITOR</w:t>
       </w:r>
       <w:r>
         <w:br/>
@@ -20633,7 +23248,7 @@
         <w:rPr>
           <w:rStyle w:val="VerbatimChar"/>
         </w:rPr>
-        <w:t xml:space="preserve">     oturum acildi; etkin: DENETCI</w:t>
+        <w:t xml:space="preserve">     session opened; active: AUDITOR</w:t>
       </w:r>
       <w:r>
         <w:br/>
@@ -20642,7 +23257,7 @@
         <w:rPr>
           <w:rStyle w:val="VerbatimChar"/>
         </w:rPr>
-        <w:t xml:space="preserve">== 2 - Clark-Wilson: CDI'ya yalniz sertifikali TP dokunur ==</w:t>
+        <w:t xml:space="preserve">== 2 - Clark-Wilson: only a certified TP touches a CDI ==</w:t>
       </w:r>
       <w:r>
         <w:br/>
@@ -20651,7 +23266,7 @@
         <w:rPr>
           <w:rStyle w:val="VerbatimChar"/>
         </w:rPr>
-        <w:t xml:space="preserve">== 3 - Gorev ayriligi: buyuk havaleye ikinci kisi onayi ==</w:t>
+        <w:t xml:space="preserve">== 3 - Separation of duty: a large transfer needs a second person's approval ==</w:t>
       </w:r>
       <w:r>
         <w:br/>
@@ -20660,7 +23275,7 @@
         <w:rPr>
           <w:rStyle w:val="VerbatimChar"/>
         </w:rPr>
-        <w:t xml:space="preserve">[20] deniz IVP</w:t>
+        <w:t xml:space="preserve">[20] dana IVP</w:t>
       </w:r>
       <w:r>
         <w:br/>
@@ -20669,7 +23284,7 @@
         <w:rPr>
           <w:rStyle w:val="VerbatimChar"/>
         </w:rPr>
-        <w:t xml:space="preserve">     IVP defterden beklenen toplam 20250, bulunan 20250</w:t>
+        <w:t xml:space="preserve">     IVP expected total from the ledger 20250, found 20250</w:t>
       </w:r>
       <w:r>
         <w:br/>
@@ -20678,7 +23293,43 @@
         <w:rPr>
           <w:rStyle w:val="VerbatimChar"/>
         </w:rPr>
-        <w:t xml:space="preserve">== 4 - Hatali bir TP sertifikalanirsa IVP yakalar ==</w:t>
+        <w:t xml:space="preserve">  =&gt; CONSISTENT (C1: the CDIs are in a valid state)</w:t>
+      </w:r>
+      <w:r>
+        <w:br/>
+      </w:r>
+      <w:r>
+        <w:rPr>
+          <w:rStyle w:val="VerbatimChar"/>
+        </w:rPr>
+        <w:t xml:space="preserve">== 4 - If a broken TP gets certified, the IVP catches it ==</w:t>
+      </w:r>
+      <w:r>
+        <w:br/>
+      </w:r>
+      <w:r>
+        <w:rPr>
+          <w:rStyle w:val="VerbatimChar"/>
+        </w:rPr>
+        <w:t xml:space="preserve">[31] dana IVP</w:t>
+      </w:r>
+      <w:r>
+        <w:br/>
+      </w:r>
+      <w:r>
+        <w:rPr>
+          <w:rStyle w:val="VerbatimChar"/>
+        </w:rPr>
+        <w:t xml:space="preserve">     IVP expected total from the ledger 20250, found 20220</w:t>
+      </w:r>
+      <w:r>
+        <w:br/>
+      </w:r>
+      <w:r>
+        <w:rPr>
+          <w:rStyle w:val="VerbatimChar"/>
+        </w:rPr>
+        <w:t xml:space="preserve">  =&gt; INCONSISTENT! difference -30: a TP is broken, or a CDI changed outside a TP</w:t>
       </w:r>
     </w:p>
     <w:p>
@@ -20730,6 +23381,127 @@
       </w:r>
       <w:r>
         <w:t xml:space="preserve">verinin tutarlılığını ayrıca doğrulayan bir mekanizma gerekir.</w:t>
+      </w:r>
+    </w:p>
+    <w:p>
+      <w:pPr>
+        <w:pStyle w:val="BodyText"/>
+      </w:pPr>
+      <w:r>
+        <w:t xml:space="preserve">Aşağıdaki animasyon</w:t>
+      </w:r>
+      <w:r>
+        <w:t xml:space="preserve"> </w:t>
+      </w:r>
+      <w:r>
+        <w:rPr>
+          <w:rStyle w:val="VerbatimChar"/>
+        </w:rPr>
+        <w:t xml:space="preserve">bank.c</w:t>
+      </w:r>
+      <w:r>
+        <w:t xml:space="preserve">’nin E1–E4 kapılarını (rol var mı, TP sertifikalı mı, oturum açık mı, CDI</w:t>
+      </w:r>
+      <w:r>
+        <w:t xml:space="preserve"> </w:t>
+      </w:r>
+      <w:r>
+        <w:t xml:space="preserve">yalnız TP ile mi değişiyor) sırayla gösterir: hangi kapı isteği durdurduğunu, hangi kapıların geçtiğini.</w:t>
+      </w:r>
+    </w:p>
+    <w:p>
+      <w:pPr>
+        <w:pStyle w:val="BodyText"/>
+      </w:pPr>
+      <w:r>
+        <w:drawing>
+          <wp:inline>
+            <wp:extent cx="5111999" cy="8817724"/>
+            <wp:effectExtent b="0" l="0" r="0" t="0"/>
+            <wp:docPr descr="RBAC + Clark–Wilson: işlem denetim kapıları — adım adım" title="" id="141" name="Picture"/>
+            <a:graphic>
+              <a:graphicData uri="http://schemas.openxmlformats.org/drawingml/2006/picture">
+                <pic:pic>
+                  <pic:nvPicPr>
+                    <pic:cNvPr descr="rbac-clark-wilson-transaction-check.tr.png" id="142" name="Picture"/>
+                    <pic:cNvPicPr>
+                      <a:picLocks noChangeArrowheads="1" noChangeAspect="1"/>
+                    </pic:cNvPicPr>
+                  </pic:nvPicPr>
+                  <pic:blipFill>
+                    <a:blip r:embed="rId140"/>
+                    <a:stretch>
+                      <a:fillRect/>
+                    </a:stretch>
+                  </pic:blipFill>
+                  <pic:spPr bwMode="auto">
+                    <a:xfrm>
+                      <a:off x="0" y="0"/>
+                      <a:ext cx="5111999" cy="8817724"/>
+                    </a:xfrm>
+                    <a:prstGeom prst="rect">
+                      <a:avLst/>
+                    </a:prstGeom>
+                    <a:noFill/>
+                    <a:ln w="9525">
+                      <a:noFill/>
+                      <a:headEnd/>
+                      <a:tailEnd/>
+                    </a:ln>
+                  </pic:spPr>
+                </pic:pic>
+              </a:graphicData>
+            </a:graphic>
+          </wp:inline>
+        </w:drawing>
+      </w:r>
+    </w:p>
+    <w:p>
+      <w:pPr>
+        <w:pStyle w:val="BodyText"/>
+      </w:pPr>
+      <w:r>
+        <w:t xml:space="preserve">Örnek seçiciden</w:t>
+      </w:r>
+      <w:r>
+        <w:t xml:space="preserve"> </w:t>
+      </w:r>
+      <w:r>
+        <w:rPr>
+          <w:b/>
+          <w:bCs/>
+        </w:rPr>
+        <w:t xml:space="preserve">Normal: beş kapı da geçiyor, TP çalışıyor</w:t>
+      </w:r>
+      <w:r>
+        <w:t xml:space="preserve">’u ve</w:t>
+      </w:r>
+      <w:r>
+        <w:t xml:space="preserve"> </w:t>
+      </w:r>
+      <w:r>
+        <w:rPr>
+          <w:b/>
+          <w:bCs/>
+        </w:rPr>
+        <w:t xml:space="preserve">Zor: rol doğru ama TP sertifikalı</w:t>
+      </w:r>
+      <w:r>
+        <w:rPr>
+          <w:b/>
+          <w:bCs/>
+        </w:rPr>
+        <w:t xml:space="preserve"> </w:t>
+      </w:r>
+      <w:r>
+        <w:rPr>
+          <w:b/>
+          <w:bCs/>
+        </w:rPr>
+        <w:t xml:space="preserve">değil (E1’de durur)</w:t>
+      </w:r>
+      <w:r>
+        <w:t xml:space="preserve">’u deneyin.</w:t>
       </w:r>
     </w:p>
     <w:p>
@@ -20795,9 +23567,9 @@
         </w:pict>
       </w:r>
     </w:p>
-    <w:bookmarkEnd w:id="107"/>
-    <w:bookmarkEnd w:id="108"/>
-    <w:bookmarkStart w:id="110" w:name="X9fcc161e4ab3d07ad8ab53d3cd3b64c367fa9d3"/>
+    <w:bookmarkEnd w:id="143"/>
+    <w:bookmarkEnd w:id="144"/>
+    <w:bookmarkStart w:id="146" w:name="X9fcc161e4ab3d07ad8ab53d3cd3b64c367fa9d3"/>
     <w:p>
       <w:pPr>
         <w:pStyle w:val="Heading2"/>
@@ -21044,7 +23816,7 @@
             <w:pPr>
               <w:pStyle w:val="Compact"/>
             </w:pPr>
-            <w:hyperlink r:id="rId67">
+            <w:hyperlink r:id="rId79">
               <w:r>
                 <w:rPr>
                   <w:rStyle w:val="Hyperlink"/>
@@ -21119,7 +23891,7 @@
             <w:pPr>
               <w:pStyle w:val="Compact"/>
             </w:pPr>
-            <w:hyperlink r:id="rId68">
+            <w:hyperlink r:id="rId80">
               <w:r>
                 <w:rPr>
                   <w:rStyle w:val="Hyperlink"/>
@@ -21229,7 +24001,7 @@
             <w:pPr>
               <w:pStyle w:val="Compact"/>
             </w:pPr>
-            <w:hyperlink r:id="rId109">
+            <w:hyperlink r:id="rId145">
               <w:r>
                 <w:rPr>
                   <w:rStyle w:val="Hyperlink"/>
@@ -21272,7 +24044,7 @@
             <w:pPr>
               <w:pStyle w:val="Compact"/>
             </w:pPr>
-            <w:hyperlink r:id="rId69">
+            <w:hyperlink r:id="rId81">
               <w:r>
                 <w:rPr>
                   <w:rStyle w:val="Hyperlink"/>
@@ -21699,8 +24471,8 @@
         </w:pict>
       </w:r>
     </w:p>
-    <w:bookmarkEnd w:id="110"/>
-    <w:bookmarkStart w:id="115" w:name="owasp-top-10-ve-masvs"/>
+    <w:bookmarkEnd w:id="146"/>
+    <w:bookmarkStart w:id="151" w:name="owasp-top-10-ve-masvs"/>
     <w:p>
       <w:pPr>
         <w:pStyle w:val="Heading2"/>
@@ -21788,18 +24560,18 @@
           <wp:inline>
             <wp:extent cx="5759999" cy="2521752"/>
             <wp:effectExtent b="0" l="0" r="0" t="0"/>
-            <wp:docPr descr="OWASP listeleri ve MASVS’in yeri" title="" id="112" name="Picture"/>
+            <wp:docPr descr="OWASP listeleri ve MASVS’in yeri" title="" id="148" name="Picture"/>
             <a:graphic>
               <a:graphicData uri="http://schemas.openxmlformats.org/drawingml/2006/picture">
                 <pic:pic>
                   <pic:nvPicPr>
-                    <pic:cNvPr descr="h02-16-owasp-masvs.png" id="113" name="Picture"/>
+                    <pic:cNvPr descr="h02-16-owasp-masvs.png" id="149" name="Picture"/>
                     <pic:cNvPicPr>
                       <a:picLocks noChangeArrowheads="1" noChangeAspect="1"/>
                     </pic:cNvPicPr>
                   </pic:nvPicPr>
                   <pic:blipFill>
-                    <a:blip r:embed="rId111"/>
+                    <a:blip r:embed="rId147"/>
                     <a:stretch>
                       <a:fillRect/>
                     </a:stretch>
@@ -22236,7 +25008,7 @@
       <w:r>
         <w:t xml:space="preserve"> </w:t>
       </w:r>
-      <w:hyperlink r:id="rId114">
+      <w:hyperlink r:id="rId150">
         <w:r>
           <w:rPr>
             <w:rStyle w:val="Hyperlink"/>
@@ -22247,7 +25019,7 @@
       <w:r>
         <w:t xml:space="preserve">), RASP (</w:t>
       </w:r>
-      <w:hyperlink r:id="rId61">
+      <w:hyperlink r:id="rId73">
         <w:r>
           <w:rPr>
             <w:rStyle w:val="Hyperlink"/>
@@ -22391,8 +25163,8 @@
         </w:pict>
       </w:r>
     </w:p>
-    <w:bookmarkEnd w:id="115"/>
-    <w:bookmarkStart w:id="120" w:name="cve-ve-cvss-hangi-açık-ne-kadar-ciddi"/>
+    <w:bookmarkEnd w:id="151"/>
+    <w:bookmarkStart w:id="159" w:name="cve-ve-cvss-hangi-açık-ne-kadar-ciddi"/>
     <w:p>
       <w:pPr>
         <w:pStyle w:val="Heading2"/>
@@ -22410,18 +25182,18 @@
           <wp:inline>
             <wp:extent cx="5759999" cy="1765643"/>
             <wp:effectExtent b="0" l="0" r="0" t="0"/>
-            <wp:docPr descr="CWE, CVE ve CVSS: üç ayrı soru" title="" id="117" name="Picture"/>
+            <wp:docPr descr="CWE, CVE ve CVSS: üç ayrı soru" title="" id="153" name="Picture"/>
             <a:graphic>
               <a:graphicData uri="http://schemas.openxmlformats.org/drawingml/2006/picture">
                 <pic:pic>
                   <pic:nvPicPr>
-                    <pic:cNvPr descr="h02-15-cwe-cve-cvss.png" id="118" name="Picture"/>
+                    <pic:cNvPr descr="h02-15-cwe-cve-cvss.png" id="154" name="Picture"/>
                     <pic:cNvPicPr>
                       <a:picLocks noChangeArrowheads="1" noChangeAspect="1"/>
                     </pic:cNvPicPr>
                   </pic:nvPicPr>
                   <pic:blipFill>
-                    <a:blip r:embed="rId116"/>
+                    <a:blip r:embed="rId152"/>
                     <a:stretch>
                       <a:fillRect/>
                     </a:stretch>
@@ -22963,7 +25735,7 @@
         </w:tc>
       </w:tr>
     </w:tbl>
-    <w:bookmarkStart w:id="119" w:name="demo-05-cvss-v3.1-taban-puan-hesaplayıcı"/>
+    <w:bookmarkStart w:id="158" w:name="demo-05-cvss-v3.1-taban-puan-hesaplayıcı"/>
     <w:p>
       <w:pPr>
         <w:pStyle w:val="Heading3"/>
@@ -23089,7 +25861,7 @@
         <w:rPr>
           <w:rStyle w:val="VerbatimChar"/>
         </w:rPr>
-        <w:t xml:space="preserve">python3 cvss.py --ornekler</w:t>
+        <w:t xml:space="preserve">python3 cvss.py --examples</w:t>
       </w:r>
       <w:r>
         <w:t xml:space="preserve"> </w:t>
@@ -23104,7 +25876,7 @@
         <w:rPr>
           <w:rStyle w:val="VerbatimChar"/>
         </w:rPr>
-        <w:t xml:space="preserve">py -3 cvss.py --ornekler</w:t>
+        <w:t xml:space="preserve">py -3.12 cvss.py --examples</w:t>
       </w:r>
       <w:r>
         <w:t xml:space="preserve">).</w:t>
@@ -23130,7 +25902,7 @@
         <w:rPr>
           <w:rStyle w:val="VerbatimChar"/>
         </w:rPr>
-        <w:t xml:space="preserve">  1) Uzaktan, kimlik gerektirmeyen tam ele gecirme</w:t>
+        <w:t xml:space="preserve">  1) Remote, no authentication needed, full takeover (Heartbleed-like severity)</w:t>
       </w:r>
       <w:r>
         <w:br/>
@@ -23148,7 +25920,7 @@
         <w:rPr>
           <w:rStyle w:val="VerbatimChar"/>
         </w:rPr>
-        <w:t xml:space="preserve">    TEMEL PUAN = 9.8  |####################|  Kritik (Critical)</w:t>
+        <w:t xml:space="preserve">    BASE SCORE = 9.8  |####################|  Critical</w:t>
       </w:r>
       <w:r>
         <w:br/>
@@ -23160,7 +25932,7 @@
         <w:rPr>
           <w:rStyle w:val="VerbatimChar"/>
         </w:rPr>
-        <w:t xml:space="preserve">  2) Ayni ama KAPSAM degisti (kutu disina cikan etki) -&gt; daha yuksek</w:t>
+        <w:t xml:space="preserve">  2) The same, but the SCOPE changed (impact spills outside the box) -&gt; higher</w:t>
       </w:r>
       <w:r>
         <w:br/>
@@ -23178,7 +25950,7 @@
         <w:rPr>
           <w:rStyle w:val="VerbatimChar"/>
         </w:rPr>
-        <w:t xml:space="preserve">    TEMEL PUAN = 10.0  |####################|  Kritik (Critical)</w:t>
+        <w:t xml:space="preserve">    BASE SCORE = 10.0  |####################|  Critical</w:t>
       </w:r>
       <w:r>
         <w:br/>
@@ -23190,7 +25962,7 @@
         <w:rPr>
           <w:rStyle w:val="VerbatimChar"/>
         </w:rPr>
-        <w:t xml:space="preserve">  4) Yerel yetki yukseltme (cihaz saldirganin elinde) -&gt; yuksek</w:t>
+        <w:t xml:space="preserve">  4) Local privilege escalation (the device is in the attacker's hands) -&gt; high</w:t>
       </w:r>
       <w:r>
         <w:br/>
@@ -23208,7 +25980,7 @@
         <w:rPr>
           <w:rStyle w:val="VerbatimChar"/>
         </w:rPr>
-        <w:t xml:space="preserve">    TEMEL PUAN = 7.8  |################....|  Yuksek (High)</w:t>
+        <w:t xml:space="preserve">    BASE SCORE = 7.8  |################....|  High</w:t>
       </w:r>
     </w:p>
     <w:p>
@@ -23254,7 +26026,31 @@
         <w:t xml:space="preserve"> </w:t>
       </w:r>
       <w:r>
-        <w:t xml:space="preserve">daha yüksek puan alır; kapsam değişince 10.0’a çıkar. Puanları ciddiyet bandına çeviririz:</w:t>
+        <w:t xml:space="preserve">daha yüksek puan alır; kapsam değişince 10.0’a çıkar. FIRST (Forum of Incident Response and Security Teams),</w:t>
+      </w:r>
+      <w:r>
+        <w:t xml:space="preserve"> </w:t>
+      </w:r>
+      <w:r>
+        <w:t xml:space="preserve">CVSS v3.1 özelliğini Haziran 2019’da yayımladı — bu demonun</w:t>
+      </w:r>
+      <w:r>
+        <w:t xml:space="preserve"> </w:t>
+      </w:r>
+      <w:r>
+        <w:rPr>
+          <w:rStyle w:val="VerbatimChar"/>
+        </w:rPr>
+        <w:t xml:space="preserve">test_cvss.py</w:t>
+      </w:r>
+      <w:r>
+        <w:t xml:space="preserve">’si tam o belgedeki örnek puanlara</w:t>
+      </w:r>
+      <w:r>
+        <w:t xml:space="preserve"> </w:t>
+      </w:r>
+      <w:r>
+        <w:t xml:space="preserve">karşı doğrulanır. Puanları ciddiyet bandına çeviririz:</w:t>
       </w:r>
     </w:p>
     <w:tbl>
@@ -23417,415 +26213,34 @@
     </w:tbl>
     <w:p>
       <w:pPr>
-        <w:pStyle w:val="BlockText"/>
-      </w:pPr>
-      <w:r>
-        <w:rPr>
-          <w:b/>
-          <w:bCs/>
-        </w:rPr>
-        <w:t xml:space="preserve">CVSS v4.0 kısaca</w:t>
-      </w:r>
-    </w:p>
-    <w:p>
-      <w:pPr>
-        <w:pStyle w:val="BlockText"/>
-      </w:pPr>
-      <w:r>
-        <w:t xml:space="preserve">2023’te gelen v4.0, v3.1’in bazı zayıflıklarını giderir:</w:t>
-      </w:r>
-      <w:r>
-        <w:t xml:space="preserve"> </w:t>
-      </w:r>
-      <w:r>
-        <w:rPr>
-          <w:b/>
-          <w:bCs/>
-        </w:rPr>
-        <w:t xml:space="preserve">Temel puan artık</w:t>
-      </w:r>
-      <w:r>
-        <w:rPr>
-          <w:b/>
-          <w:bCs/>
-        </w:rPr>
-        <w:t xml:space="preserve"> </w:t>
-      </w:r>
-      <w:r>
-        <w:rPr>
-          <w:rStyle w:val="VerbatimChar"/>
-          <w:b/>
-          <w:bCs/>
-        </w:rPr>
-        <w:t xml:space="preserve">CVSS-B</w:t>
-      </w:r>
-      <w:r>
-        <w:t xml:space="preserve"> </w:t>
-      </w:r>
-      <w:r>
-        <w:t xml:space="preserve">olarak anılır;</w:t>
-      </w:r>
-      <w:r>
-        <w:t xml:space="preserve"> </w:t>
-      </w:r>
-      <w:r>
-        <w:t xml:space="preserve">“kapsam”</w:t>
-      </w:r>
-      <w:r>
-        <w:t xml:space="preserve"> </w:t>
-      </w:r>
-      <w:r>
-        <w:t xml:space="preserve">metriği kaldırılıp yerine</w:t>
-      </w:r>
-      <w:r>
-        <w:t xml:space="preserve"> </w:t>
-      </w:r>
-      <w:r>
-        <w:rPr>
-          <w:b/>
-          <w:bCs/>
-        </w:rPr>
-        <w:t xml:space="preserve">ayrı Zafiyet Etkisi (VC/VI/VA)</w:t>
-      </w:r>
-      <w:r>
-        <w:t xml:space="preserve"> </w:t>
-      </w:r>
-      <w:r>
-        <w:t xml:space="preserve">ve</w:t>
-      </w:r>
-      <w:r>
-        <w:t xml:space="preserve"> </w:t>
-      </w:r>
-      <w:r>
-        <w:rPr>
-          <w:b/>
-          <w:bCs/>
-        </w:rPr>
-        <w:t xml:space="preserve">Sonraki Sistem Etkisi</w:t>
-      </w:r>
-      <w:r>
-        <w:rPr>
-          <w:b/>
-          <w:bCs/>
-        </w:rPr>
-        <w:t xml:space="preserve"> </w:t>
-      </w:r>
-      <w:r>
-        <w:rPr>
-          <w:b/>
-          <w:bCs/>
-        </w:rPr>
-        <w:t xml:space="preserve">(SC/SI/SA)</w:t>
-      </w:r>
-      <w:r>
-        <w:t xml:space="preserve"> </w:t>
-      </w:r>
-      <w:r>
-        <w:t xml:space="preserve">getirildi; sömürü olgunluğu (E) ve tehdit/çevre metrikleriyle</w:t>
-      </w:r>
-      <w:r>
-        <w:t xml:space="preserve"> </w:t>
-      </w:r>
-      <w:r>
-        <w:rPr>
-          <w:b/>
-          <w:bCs/>
-        </w:rPr>
-        <w:t xml:space="preserve">CVSS-BTE</w:t>
-      </w:r>
-      <w:r>
-        <w:t xml:space="preserve"> </w:t>
-      </w:r>
-      <w:r>
-        <w:t xml:space="preserve">hesaplanabiliyor.</w:t>
-      </w:r>
-      <w:r>
-        <w:t xml:space="preserve"> </w:t>
-      </w:r>
-      <w:r>
-        <w:t xml:space="preserve">Amaç, gerçek riski daha iyi yansıtmaktır. Bu derste hesap makinesini v3.1 için yazdık çünkü sahada hâlâ en</w:t>
-      </w:r>
-      <w:r>
-        <w:t xml:space="preserve"> </w:t>
-      </w:r>
-      <w:r>
-        <w:t xml:space="preserve">yaygın olan odur; v4.0’ın mantığı aynıdır, ağırlıklar farklıdır.</w:t>
-      </w:r>
-    </w:p>
-    <w:p>
-      <w:pPr>
-        <w:pStyle w:val="BlockText"/>
-      </w:pPr>
-      <w:r>
-        <w:rPr>
-          <w:b/>
-          <w:bCs/>
-        </w:rPr>
-        <w:t xml:space="preserve">CVSS’in sık yapılan hatası</w:t>
-      </w:r>
-    </w:p>
-    <w:p>
-      <w:pPr>
-        <w:pStyle w:val="BlockText"/>
-      </w:pPr>
-      <w:r>
-        <w:t xml:space="preserve">“CVSS 9.8, hemen yamalayalım; 4.0, beklesin.”</w:t>
-      </w:r>
-      <w:r>
-        <w:t xml:space="preserve"> </w:t>
-      </w:r>
-      <w:r>
-        <w:t xml:space="preserve">Temel puan</w:t>
-      </w:r>
-      <w:r>
-        <w:t xml:space="preserve"> </w:t>
-      </w:r>
-      <w:r>
-        <w:rPr>
-          <w:b/>
-          <w:bCs/>
-        </w:rPr>
-        <w:t xml:space="preserve">bağlamı bilmez</w:t>
-      </w:r>
-      <w:r>
-        <w:t xml:space="preserve">: 4.0’lık bir açık, tam sizin en</w:t>
-      </w:r>
-      <w:r>
-        <w:t xml:space="preserve"> </w:t>
-      </w:r>
-      <w:r>
-        <w:t xml:space="preserve">değerli varlığınızın kapısıysa sizin için 9.8’den önemlidir. Bu yüzden</w:t>
-      </w:r>
-      <w:r>
-        <w:t xml:space="preserve"> </w:t>
-      </w:r>
-      <w:r>
-        <w:rPr>
-          <w:b/>
-          <w:bCs/>
-        </w:rPr>
-        <w:t xml:space="preserve">Çevresel</w:t>
-      </w:r>
-      <w:r>
-        <w:t xml:space="preserve"> </w:t>
-      </w:r>
-      <w:r>
-        <w:t xml:space="preserve">metrikler ve sizin</w:t>
-      </w:r>
-      <w:r>
-        <w:t xml:space="preserve"> </w:t>
-      </w:r>
-      <w:r>
-        <w:rPr>
-          <w:b/>
-          <w:bCs/>
-        </w:rPr>
-        <w:t xml:space="preserve">varlık tablonuz</w:t>
-      </w:r>
-      <w:r>
-        <w:t xml:space="preserve"> </w:t>
-      </w:r>
-      <w:r>
-        <w:t xml:space="preserve">(S5) vardır. Puan önceliklendirmeye başlangıçtır, son söz değildir.</w:t>
-      </w:r>
-    </w:p>
-    <w:p>
-      <w:pPr>
-        <w:pStyle w:val="BlockText"/>
-      </w:pPr>
-      <w:r>
-        <w:rPr>
-          <w:b/>
-          <w:bCs/>
-        </w:rPr>
-        <w:t xml:space="preserve">Değerlendirici nasıl test eder? — bulgudan puana</w:t>
-      </w:r>
-    </w:p>
-    <w:p>
-      <w:pPr>
-        <w:pStyle w:val="BlockText"/>
-      </w:pPr>
-      <w:r>
-        <w:t xml:space="preserve">Bir güvenlik laboratuvarı bir bulgu bulduğunda onu yalnız</w:t>
-      </w:r>
-      <w:r>
-        <w:t xml:space="preserve"> </w:t>
-      </w:r>
-      <w:r>
-        <w:t xml:space="preserve">“kötü”</w:t>
-      </w:r>
-      <w:r>
-        <w:t xml:space="preserve"> </w:t>
-      </w:r>
-      <w:r>
-        <w:t xml:space="preserve">diye bırakmaz;</w:t>
-      </w:r>
-      <w:r>
-        <w:t xml:space="preserve"> </w:t>
-      </w:r>
-      <w:r>
-        <w:rPr>
-          <w:b/>
-          <w:bCs/>
-        </w:rPr>
-        <w:t xml:space="preserve">tekrarlanabilir</w:t>
-      </w:r>
-      <w:r>
-        <w:t xml:space="preserve"> </w:t>
-      </w:r>
-      <w:r>
-        <w:t xml:space="preserve">biçimde</w:t>
-      </w:r>
-      <w:r>
-        <w:t xml:space="preserve"> </w:t>
-      </w:r>
-      <w:r>
-        <w:t xml:space="preserve">derecelendirir. Önce bulguyu en somut</w:t>
-      </w:r>
-      <w:r>
-        <w:t xml:space="preserve"> </w:t>
-      </w:r>
-      <w:r>
-        <w:rPr>
-          <w:b/>
-          <w:bCs/>
-        </w:rPr>
-        <w:t xml:space="preserve">CWE</w:t>
-      </w:r>
-      <w:r>
-        <w:t xml:space="preserve">’ye eşler; sonra bir</w:t>
-      </w:r>
-      <w:r>
-        <w:t xml:space="preserve"> </w:t>
-      </w:r>
-      <w:r>
-        <w:rPr>
-          <w:b/>
-          <w:bCs/>
-        </w:rPr>
-        <w:t xml:space="preserve">CVSS</w:t>
-      </w:r>
-      <w:r>
-        <w:t xml:space="preserve"> </w:t>
-      </w:r>
-      <w:r>
-        <w:t xml:space="preserve">vektörü kurarken şu somut soruları</w:t>
-      </w:r>
-      <w:r>
-        <w:t xml:space="preserve"> </w:t>
-      </w:r>
-      <w:r>
-        <w:t xml:space="preserve">sorar: saldırgan bunu ağdan mı yoksa yalnız cihaz elindeyken mi kullanabiliyor (AV)? Önceden bir yetki ya da</w:t>
-      </w:r>
-      <w:r>
-        <w:t xml:space="preserve"> </w:t>
-      </w:r>
-      <w:r>
-        <w:t xml:space="preserve">kullanıcı etkileşimi gerekiyor mu (PR, UI)? Etki, açığın olduğu bileşende mi kalıyor yoksa dışına mı taşıyor</w:t>
-      </w:r>
-      <w:r>
-        <w:t xml:space="preserve"> </w:t>
-      </w:r>
-      <w:r>
-        <w:t xml:space="preserve">(S)? Bu dersin bağlamında (program saldırganın cihazında çalışıyor) çoğu bulgu</w:t>
-      </w:r>
-      <w:r>
-        <w:t xml:space="preserve"> </w:t>
-      </w:r>
-      <w:r>
-        <w:rPr>
-          <w:b/>
-          <w:bCs/>
-        </w:rPr>
-        <w:t xml:space="preserve">yerel</w:t>
-      </w:r>
-      <w:r>
-        <w:t xml:space="preserve"> </w:t>
-      </w:r>
-      <w:r>
-        <w:t xml:space="preserve">(AV:L) çıkar; bu</w:t>
-      </w:r>
-      <w:r>
-        <w:t xml:space="preserve"> </w:t>
-      </w:r>
-      <w:r>
-        <w:t xml:space="preserve">yüzden CVSS puanı düşse bile risk azalmaz — değerlendirici puanın yanına</w:t>
-      </w:r>
-      <w:r>
-        <w:t xml:space="preserve"> </w:t>
-      </w:r>
-      <w:r>
-        <w:rPr>
-          <w:b/>
-          <w:bCs/>
-        </w:rPr>
-        <w:t xml:space="preserve">saldırı potansiyelini</w:t>
-      </w:r>
-      <w:r>
-        <w:t xml:space="preserve"> </w:t>
-      </w:r>
-      <w:r>
-        <w:t xml:space="preserve">(harcanan</w:t>
-      </w:r>
-      <w:r>
-        <w:t xml:space="preserve"> </w:t>
-      </w:r>
-      <w:r>
-        <w:t xml:space="preserve">süre, uzmanlık, ekipman) da yazar. Sizin projenizde her bulguyu böyle CWE + CVSS + kısa gerekçeyle</w:t>
-      </w:r>
-      <w:r>
-        <w:t xml:space="preserve"> </w:t>
-      </w:r>
-      <w:r>
-        <w:t xml:space="preserve">kaydedeceksiniz (S4, S16).</w:t>
-      </w:r>
-    </w:p>
-    <w:p>
-      <w:r>
-        <w:pict>
-          <v:rect style="width:0;height:1.5pt" o:hralign="center" o:hrstd="t" o:hr="t"/>
-        </w:pict>
-      </w:r>
-    </w:p>
-    <w:bookmarkEnd w:id="119"/>
-    <w:bookmarkEnd w:id="120"/>
-    <w:bookmarkStart w:id="127" w:name="zafiyet-yaşam-döngüsü-ve-sorumlu-ifşa"/>
-    <w:p>
-      <w:pPr>
-        <w:pStyle w:val="Heading2"/>
-      </w:pPr>
-      <w:r>
-        <w:t xml:space="preserve">16. Zafiyet yaşam döngüsü ve sorumlu ifşa</w:t>
-      </w:r>
-    </w:p>
-    <w:p>
-      <w:pPr>
-        <w:pStyle w:val="FirstParagraph"/>
-      </w:pPr>
-      <w:r>
-        <w:t xml:space="preserve">Bir açık keşfedildiği andan kamuya açıldığı ana kadar bir</w:t>
-      </w:r>
-      <w:r>
-        <w:t xml:space="preserve"> </w:t>
-      </w:r>
-      <w:r>
-        <w:rPr>
-          <w:b/>
-          <w:bCs/>
-        </w:rPr>
-        <w:t xml:space="preserve">yaşam döngüsünden</w:t>
-      </w:r>
-      <w:r>
-        <w:t xml:space="preserve"> </w:t>
-      </w:r>
-      <w:r>
-        <w:t xml:space="preserve">geçer. Bu döngünün nasıl</w:t>
-      </w:r>
-      <w:r>
-        <w:t xml:space="preserve"> </w:t>
-      </w:r>
-      <w:r>
-        <w:t xml:space="preserve">yönetildiği, kullanıcıların risk altında kaldığı süreyi belirler.</w:t>
+        <w:pStyle w:val="BodyText"/>
+      </w:pPr>
+      <w:r>
+        <w:t xml:space="preserve">Aşağıdaki animasyon</w:t>
+      </w:r>
+      <w:r>
+        <w:t xml:space="preserve"> </w:t>
+      </w:r>
+      <w:r>
+        <w:rPr>
+          <w:rStyle w:val="VerbatimChar"/>
+        </w:rPr>
+        <w:t xml:space="preserve">cvss.py</w:t>
+      </w:r>
+      <w:r>
+        <w:t xml:space="preserve">’nin taban puan hesabını adım adım gösterir: Etki (Impact) ve Sömürülebilirlik</w:t>
+      </w:r>
+      <w:r>
+        <w:t xml:space="preserve"> </w:t>
+      </w:r>
+      <w:r>
+        <w:t xml:space="preserve">(Exploitability) alt puanlarının sekiz metrikten nasıl hesaplandığını, kapsam değiştiğinde formülün neden</w:t>
+      </w:r>
+      <w:r>
+        <w:t xml:space="preserve"> </w:t>
+      </w:r>
+      <w:r>
+        <w:t xml:space="preserve">değiştiğini.</w:t>
       </w:r>
     </w:p>
     <w:p>
@@ -23835,20 +26250,528 @@
       <w:r>
         <w:drawing>
           <wp:inline>
-            <wp:extent cx="5759999" cy="2879999"/>
+            <wp:extent cx="5111999" cy="6404252"/>
             <wp:effectExtent b="0" l="0" r="0" t="0"/>
-            <wp:docPr descr="Bir açığın yaşam çizgisinde kim ne yapar" title="" id="122" name="Picture"/>
+            <wp:docPr descr="CVSS v3.1 taban puan hesabı — adım adım" title="" id="156" name="Picture"/>
             <a:graphic>
               <a:graphicData uri="http://schemas.openxmlformats.org/drawingml/2006/picture">
                 <pic:pic>
                   <pic:nvPicPr>
-                    <pic:cNvPr descr="h02-17-acik-yasam-cizgisi.png" id="123" name="Picture"/>
+                    <pic:cNvPr descr="cvss-score.tr.png" id="157" name="Picture"/>
                     <pic:cNvPicPr>
                       <a:picLocks noChangeArrowheads="1" noChangeAspect="1"/>
                     </pic:cNvPicPr>
                   </pic:nvPicPr>
                   <pic:blipFill>
-                    <a:blip r:embed="rId121"/>
+                    <a:blip r:embed="rId155"/>
+                    <a:stretch>
+                      <a:fillRect/>
+                    </a:stretch>
+                  </pic:blipFill>
+                  <pic:spPr bwMode="auto">
+                    <a:xfrm>
+                      <a:off x="0" y="0"/>
+                      <a:ext cx="5111999" cy="6404252"/>
+                    </a:xfrm>
+                    <a:prstGeom prst="rect">
+                      <a:avLst/>
+                    </a:prstGeom>
+                    <a:noFill/>
+                    <a:ln w="9525">
+                      <a:noFill/>
+                      <a:headEnd/>
+                      <a:tailEnd/>
+                    </a:ln>
+                  </pic:spPr>
+                </pic:pic>
+              </a:graphicData>
+            </a:graphic>
+          </wp:inline>
+        </w:drawing>
+      </w:r>
+    </w:p>
+    <w:p>
+      <w:pPr>
+        <w:pStyle w:val="BodyText"/>
+      </w:pPr>
+      <w:r>
+        <w:t xml:space="preserve">Örnek seçiciden</w:t>
+      </w:r>
+      <w:r>
+        <w:t xml:space="preserve"> </w:t>
+      </w:r>
+      <w:r>
+        <w:rPr>
+          <w:b/>
+          <w:bCs/>
+        </w:rPr>
+        <w:t xml:space="preserve">Normal: Heartbleed benzeri (uzaktan, yetki yok, tam ele geçirme)</w:t>
+      </w:r>
+      <w:r>
+        <w:t xml:space="preserve">’yi ve</w:t>
+      </w:r>
+      <w:r>
+        <w:t xml:space="preserve"> </w:t>
+      </w:r>
+      <w:r>
+        <w:rPr>
+          <w:b/>
+          <w:bCs/>
+        </w:rPr>
+        <w:t xml:space="preserve">Zor: aynı açık,</w:t>
+      </w:r>
+      <w:r>
+        <w:rPr>
+          <w:b/>
+          <w:bCs/>
+        </w:rPr>
+        <w:t xml:space="preserve"> </w:t>
+      </w:r>
+      <w:r>
+        <w:rPr>
+          <w:b/>
+          <w:bCs/>
+        </w:rPr>
+        <w:t xml:space="preserve">Kapsam Değişti — puan daha yüksek</w:t>
+      </w:r>
+      <w:r>
+        <w:t xml:space="preserve">’i deneyin; hiç etkisi olmayan ve puanı sabit 0.0 çıkan uç duruma da bakın.</w:t>
+      </w:r>
+    </w:p>
+    <w:p>
+      <w:pPr>
+        <w:pStyle w:val="BlockText"/>
+      </w:pPr>
+      <w:r>
+        <w:rPr>
+          <w:b/>
+          <w:bCs/>
+        </w:rPr>
+        <w:t xml:space="preserve">CVSS v4.0 kısaca</w:t>
+      </w:r>
+    </w:p>
+    <w:p>
+      <w:pPr>
+        <w:pStyle w:val="BlockText"/>
+      </w:pPr>
+      <w:r>
+        <w:t xml:space="preserve">2023’te gelen v4.0, v3.1’in bazı zayıflıklarını giderir:</w:t>
+      </w:r>
+      <w:r>
+        <w:t xml:space="preserve"> </w:t>
+      </w:r>
+      <w:r>
+        <w:rPr>
+          <w:b/>
+          <w:bCs/>
+        </w:rPr>
+        <w:t xml:space="preserve">Temel puan artık</w:t>
+      </w:r>
+      <w:r>
+        <w:rPr>
+          <w:b/>
+          <w:bCs/>
+        </w:rPr>
+        <w:t xml:space="preserve"> </w:t>
+      </w:r>
+      <w:r>
+        <w:rPr>
+          <w:rStyle w:val="VerbatimChar"/>
+          <w:b/>
+          <w:bCs/>
+        </w:rPr>
+        <w:t xml:space="preserve">CVSS-B</w:t>
+      </w:r>
+      <w:r>
+        <w:t xml:space="preserve"> </w:t>
+      </w:r>
+      <w:r>
+        <w:t xml:space="preserve">olarak anılır;</w:t>
+      </w:r>
+      <w:r>
+        <w:t xml:space="preserve"> </w:t>
+      </w:r>
+      <w:r>
+        <w:t xml:space="preserve">“kapsam”</w:t>
+      </w:r>
+      <w:r>
+        <w:t xml:space="preserve"> </w:t>
+      </w:r>
+      <w:r>
+        <w:t xml:space="preserve">metriği kaldırılıp yerine</w:t>
+      </w:r>
+      <w:r>
+        <w:t xml:space="preserve"> </w:t>
+      </w:r>
+      <w:r>
+        <w:rPr>
+          <w:b/>
+          <w:bCs/>
+        </w:rPr>
+        <w:t xml:space="preserve">ayrı Zafiyet Etkisi (VC/VI/VA)</w:t>
+      </w:r>
+      <w:r>
+        <w:t xml:space="preserve"> </w:t>
+      </w:r>
+      <w:r>
+        <w:t xml:space="preserve">ve</w:t>
+      </w:r>
+      <w:r>
+        <w:t xml:space="preserve"> </w:t>
+      </w:r>
+      <w:r>
+        <w:rPr>
+          <w:b/>
+          <w:bCs/>
+        </w:rPr>
+        <w:t xml:space="preserve">Sonraki Sistem Etkisi</w:t>
+      </w:r>
+      <w:r>
+        <w:rPr>
+          <w:b/>
+          <w:bCs/>
+        </w:rPr>
+        <w:t xml:space="preserve"> </w:t>
+      </w:r>
+      <w:r>
+        <w:rPr>
+          <w:b/>
+          <w:bCs/>
+        </w:rPr>
+        <w:t xml:space="preserve">(SC/SI/SA)</w:t>
+      </w:r>
+      <w:r>
+        <w:t xml:space="preserve"> </w:t>
+      </w:r>
+      <w:r>
+        <w:t xml:space="preserve">getirildi; sömürü olgunluğu (E) ve tehdit/çevre metrikleriyle</w:t>
+      </w:r>
+      <w:r>
+        <w:t xml:space="preserve"> </w:t>
+      </w:r>
+      <w:r>
+        <w:rPr>
+          <w:b/>
+          <w:bCs/>
+        </w:rPr>
+        <w:t xml:space="preserve">CVSS-BTE</w:t>
+      </w:r>
+      <w:r>
+        <w:t xml:space="preserve"> </w:t>
+      </w:r>
+      <w:r>
+        <w:t xml:space="preserve">hesaplanabiliyor.</w:t>
+      </w:r>
+      <w:r>
+        <w:t xml:space="preserve"> </w:t>
+      </w:r>
+      <w:r>
+        <w:t xml:space="preserve">Amaç, gerçek riski daha iyi yansıtmaktır. Bu derste hesap makinesini v3.1 için yazdık çünkü sahada hâlâ en</w:t>
+      </w:r>
+      <w:r>
+        <w:t xml:space="preserve"> </w:t>
+      </w:r>
+      <w:r>
+        <w:t xml:space="preserve">yaygın olan odur; v4.0’ın mantığı aynıdır, ağırlıklar farklıdır.</w:t>
+      </w:r>
+    </w:p>
+    <w:p>
+      <w:pPr>
+        <w:pStyle w:val="BlockText"/>
+      </w:pPr>
+      <w:r>
+        <w:rPr>
+          <w:b/>
+          <w:bCs/>
+        </w:rPr>
+        <w:t xml:space="preserve">CVSS’in sık yapılan hatası</w:t>
+      </w:r>
+    </w:p>
+    <w:p>
+      <w:pPr>
+        <w:pStyle w:val="BlockText"/>
+      </w:pPr>
+      <w:r>
+        <w:t xml:space="preserve">“CVSS 9.8, hemen yamalayalım; 4.0, beklesin.”</w:t>
+      </w:r>
+      <w:r>
+        <w:t xml:space="preserve"> </w:t>
+      </w:r>
+      <w:r>
+        <w:t xml:space="preserve">Temel puan</w:t>
+      </w:r>
+      <w:r>
+        <w:t xml:space="preserve"> </w:t>
+      </w:r>
+      <w:r>
+        <w:rPr>
+          <w:b/>
+          <w:bCs/>
+        </w:rPr>
+        <w:t xml:space="preserve">bağlamı bilmez</w:t>
+      </w:r>
+      <w:r>
+        <w:t xml:space="preserve">: 4.0’lık bir açık, tam sizin en</w:t>
+      </w:r>
+      <w:r>
+        <w:t xml:space="preserve"> </w:t>
+      </w:r>
+      <w:r>
+        <w:t xml:space="preserve">değerli varlığınızın kapısıysa sizin için 9.8’den önemlidir. Bu yüzden</w:t>
+      </w:r>
+      <w:r>
+        <w:t xml:space="preserve"> </w:t>
+      </w:r>
+      <w:r>
+        <w:rPr>
+          <w:b/>
+          <w:bCs/>
+        </w:rPr>
+        <w:t xml:space="preserve">Çevresel</w:t>
+      </w:r>
+      <w:r>
+        <w:t xml:space="preserve"> </w:t>
+      </w:r>
+      <w:r>
+        <w:t xml:space="preserve">metrikler ve sizin</w:t>
+      </w:r>
+      <w:r>
+        <w:t xml:space="preserve"> </w:t>
+      </w:r>
+      <w:r>
+        <w:rPr>
+          <w:b/>
+          <w:bCs/>
+        </w:rPr>
+        <w:t xml:space="preserve">varlık tablonuz</w:t>
+      </w:r>
+      <w:r>
+        <w:t xml:space="preserve"> </w:t>
+      </w:r>
+      <w:r>
+        <w:t xml:space="preserve">(S5) vardır. Puan önceliklendirmeye başlangıçtır, son söz değildir.</w:t>
+      </w:r>
+    </w:p>
+    <w:p>
+      <w:pPr>
+        <w:pStyle w:val="BlockText"/>
+      </w:pPr>
+      <w:r>
+        <w:rPr>
+          <w:b/>
+          <w:bCs/>
+        </w:rPr>
+        <w:t xml:space="preserve">Değerlendirici nasıl test eder? — bulgudan puana</w:t>
+      </w:r>
+    </w:p>
+    <w:p>
+      <w:pPr>
+        <w:pStyle w:val="BlockText"/>
+      </w:pPr>
+      <w:r>
+        <w:t xml:space="preserve">Bir güvenlik laboratuvarı bir bulgu bulduğunda onu yalnız</w:t>
+      </w:r>
+      <w:r>
+        <w:t xml:space="preserve"> </w:t>
+      </w:r>
+      <w:r>
+        <w:t xml:space="preserve">“kötü”</w:t>
+      </w:r>
+      <w:r>
+        <w:t xml:space="preserve"> </w:t>
+      </w:r>
+      <w:r>
+        <w:t xml:space="preserve">diye bırakmaz;</w:t>
+      </w:r>
+      <w:r>
+        <w:t xml:space="preserve"> </w:t>
+      </w:r>
+      <w:r>
+        <w:rPr>
+          <w:b/>
+          <w:bCs/>
+        </w:rPr>
+        <w:t xml:space="preserve">tekrarlanabilir</w:t>
+      </w:r>
+      <w:r>
+        <w:t xml:space="preserve"> </w:t>
+      </w:r>
+      <w:r>
+        <w:t xml:space="preserve">biçimde</w:t>
+      </w:r>
+      <w:r>
+        <w:t xml:space="preserve"> </w:t>
+      </w:r>
+      <w:r>
+        <w:t xml:space="preserve">derecelendirir. Önce bulguyu en somut</w:t>
+      </w:r>
+      <w:r>
+        <w:t xml:space="preserve"> </w:t>
+      </w:r>
+      <w:r>
+        <w:rPr>
+          <w:b/>
+          <w:bCs/>
+        </w:rPr>
+        <w:t xml:space="preserve">CWE</w:t>
+      </w:r>
+      <w:r>
+        <w:t xml:space="preserve">’ye eşler; sonra bir</w:t>
+      </w:r>
+      <w:r>
+        <w:t xml:space="preserve"> </w:t>
+      </w:r>
+      <w:r>
+        <w:rPr>
+          <w:b/>
+          <w:bCs/>
+        </w:rPr>
+        <w:t xml:space="preserve">CVSS</w:t>
+      </w:r>
+      <w:r>
+        <w:t xml:space="preserve"> </w:t>
+      </w:r>
+      <w:r>
+        <w:t xml:space="preserve">vektörü kurarken şu somut soruları</w:t>
+      </w:r>
+      <w:r>
+        <w:t xml:space="preserve"> </w:t>
+      </w:r>
+      <w:r>
+        <w:t xml:space="preserve">sorar: saldırgan bunu ağdan mı yoksa yalnız cihaz elindeyken mi kullanabiliyor (AV)? Önceden bir yetki ya da</w:t>
+      </w:r>
+      <w:r>
+        <w:t xml:space="preserve"> </w:t>
+      </w:r>
+      <w:r>
+        <w:t xml:space="preserve">kullanıcı etkileşimi gerekiyor mu (PR, UI)? Etki, açığın olduğu bileşende mi kalıyor yoksa dışına mı taşıyor</w:t>
+      </w:r>
+      <w:r>
+        <w:t xml:space="preserve"> </w:t>
+      </w:r>
+      <w:r>
+        <w:t xml:space="preserve">(S)? Bu dersin bağlamında (program saldırganın cihazında çalışıyor) çoğu bulgu</w:t>
+      </w:r>
+      <w:r>
+        <w:t xml:space="preserve"> </w:t>
+      </w:r>
+      <w:r>
+        <w:rPr>
+          <w:b/>
+          <w:bCs/>
+        </w:rPr>
+        <w:t xml:space="preserve">yerel</w:t>
+      </w:r>
+      <w:r>
+        <w:t xml:space="preserve"> </w:t>
+      </w:r>
+      <w:r>
+        <w:t xml:space="preserve">(AV:L) çıkar; bu</w:t>
+      </w:r>
+      <w:r>
+        <w:t xml:space="preserve"> </w:t>
+      </w:r>
+      <w:r>
+        <w:t xml:space="preserve">yüzden CVSS puanı düşse bile risk azalmaz — değerlendirici puanın yanına</w:t>
+      </w:r>
+      <w:r>
+        <w:t xml:space="preserve"> </w:t>
+      </w:r>
+      <w:r>
+        <w:rPr>
+          <w:b/>
+          <w:bCs/>
+        </w:rPr>
+        <w:t xml:space="preserve">saldırı potansiyelini</w:t>
+      </w:r>
+      <w:r>
+        <w:t xml:space="preserve"> </w:t>
+      </w:r>
+      <w:r>
+        <w:t xml:space="preserve">(harcanan</w:t>
+      </w:r>
+      <w:r>
+        <w:t xml:space="preserve"> </w:t>
+      </w:r>
+      <w:r>
+        <w:t xml:space="preserve">süre, uzmanlık, ekipman) da yazar. Sizin projenizde her bulguyu böyle CWE + CVSS + kısa gerekçeyle</w:t>
+      </w:r>
+      <w:r>
+        <w:t xml:space="preserve"> </w:t>
+      </w:r>
+      <w:r>
+        <w:t xml:space="preserve">kaydedeceksiniz (S4, S16).</w:t>
+      </w:r>
+    </w:p>
+    <w:p>
+      <w:r>
+        <w:pict>
+          <v:rect style="width:0;height:1.5pt" o:hralign="center" o:hrstd="t" o:hr="t"/>
+        </w:pict>
+      </w:r>
+    </w:p>
+    <w:bookmarkEnd w:id="158"/>
+    <w:bookmarkEnd w:id="159"/>
+    <w:bookmarkStart w:id="166" w:name="zafiyet-yaşam-döngüsü-ve-sorumlu-ifşa"/>
+    <w:p>
+      <w:pPr>
+        <w:pStyle w:val="Heading2"/>
+      </w:pPr>
+      <w:r>
+        <w:t xml:space="preserve">16. Zafiyet yaşam döngüsü ve sorumlu ifşa</w:t>
+      </w:r>
+    </w:p>
+    <w:p>
+      <w:pPr>
+        <w:pStyle w:val="FirstParagraph"/>
+      </w:pPr>
+      <w:r>
+        <w:t xml:space="preserve">Bir açık keşfedildiği andan kamuya açıldığı ana kadar bir</w:t>
+      </w:r>
+      <w:r>
+        <w:t xml:space="preserve"> </w:t>
+      </w:r>
+      <w:r>
+        <w:rPr>
+          <w:b/>
+          <w:bCs/>
+        </w:rPr>
+        <w:t xml:space="preserve">yaşam döngüsünden</w:t>
+      </w:r>
+      <w:r>
+        <w:t xml:space="preserve"> </w:t>
+      </w:r>
+      <w:r>
+        <w:t xml:space="preserve">geçer. Bu döngünün nasıl</w:t>
+      </w:r>
+      <w:r>
+        <w:t xml:space="preserve"> </w:t>
+      </w:r>
+      <w:r>
+        <w:t xml:space="preserve">yönetildiği, kullanıcıların risk altında kaldığı süreyi belirler.</w:t>
+      </w:r>
+    </w:p>
+    <w:p>
+      <w:pPr>
+        <w:pStyle w:val="BodyText"/>
+      </w:pPr>
+      <w:r>
+        <w:drawing>
+          <wp:inline>
+            <wp:extent cx="5759999" cy="2879999"/>
+            <wp:effectExtent b="0" l="0" r="0" t="0"/>
+            <wp:docPr descr="Bir açığın yaşam çizgisinde kim ne yapar" title="" id="161" name="Picture"/>
+            <a:graphic>
+              <a:graphicData uri="http://schemas.openxmlformats.org/drawingml/2006/picture">
+                <pic:pic>
+                  <pic:nvPicPr>
+                    <pic:cNvPr descr="h02-17-acik-yasam-cizgisi.png" id="162" name="Picture"/>
+                    <pic:cNvPicPr>
+                      <a:picLocks noChangeArrowheads="1" noChangeAspect="1"/>
+                    </pic:cNvPicPr>
+                  </pic:nvPicPr>
+                  <pic:blipFill>
+                    <a:blip r:embed="rId160"/>
                     <a:stretch>
                       <a:fillRect/>
                     </a:stretch>
@@ -23884,18 +26807,18 @@
           <wp:inline>
             <wp:extent cx="5759999" cy="2953938"/>
             <wp:effectExtent b="0" l="0" r="0" t="0"/>
-            <wp:docPr descr="Zafiyet yaşam döngüsü: keşiften yama uygulanmasına" title="" id="125" name="Picture"/>
+            <wp:docPr descr="Zafiyet yaşam döngüsü: keşiften yama uygulanmasına" title="" id="164" name="Picture"/>
             <a:graphic>
               <a:graphicData uri="http://schemas.openxmlformats.org/drawingml/2006/picture">
                 <pic:pic>
                   <pic:nvPicPr>
-                    <pic:cNvPr descr="h02-06-zafiyet-yasam-dongusu.png" id="126" name="Picture"/>
+                    <pic:cNvPr descr="h02-06-zafiyet-yasam-dongusu.png" id="165" name="Picture"/>
                     <pic:cNvPicPr>
                       <a:picLocks noChangeArrowheads="1" noChangeAspect="1"/>
                     </pic:cNvPicPr>
                   </pic:nvPicPr>
                   <pic:blipFill>
-                    <a:blip r:embed="rId124"/>
+                    <a:blip r:embed="rId163"/>
                     <a:stretch>
                       <a:fillRect/>
                     </a:stretch>
@@ -24267,8 +27190,8 @@
         </w:pict>
       </w:r>
     </w:p>
-    <w:bookmarkEnd w:id="127"/>
-    <w:bookmarkStart w:id="132" w:name="sık-yapılan-hatalar-ve-kontrol-listeleri"/>
+    <w:bookmarkEnd w:id="166"/>
+    <w:bookmarkStart w:id="171" w:name="sık-yapılan-hatalar-ve-kontrol-listeleri"/>
     <w:p>
       <w:pPr>
         <w:pStyle w:val="Heading2"/>
@@ -24376,7 +27299,7 @@
         <w:t xml:space="preserve">anlatabiliyorsanız o konuyu öğrenmişsiniz demektir.</w:t>
       </w:r>
     </w:p>
-    <w:bookmarkStart w:id="128" w:name="zararlı-yazılım-ve-tespit"/>
+    <w:bookmarkStart w:id="167" w:name="zararlı-yazılım-ve-tespit"/>
     <w:p>
       <w:pPr>
         <w:pStyle w:val="Heading3"/>
@@ -24974,8 +27897,8 @@
         <w:t xml:space="preserve">dersi söyleyebiliyorum.</w:t>
       </w:r>
     </w:p>
-    <w:bookmarkEnd w:id="128"/>
-    <w:bookmarkStart w:id="129" w:name="Xe8938c5b47bcf22e431656218742db9d7891190"/>
+    <w:bookmarkEnd w:id="167"/>
+    <w:bookmarkStart w:id="168" w:name="Xe8938c5b47bcf22e431656218742db9d7891190"/>
     <w:p>
       <w:pPr>
         <w:pStyle w:val="Heading3"/>
@@ -25428,8 +28351,8 @@
         <w:t xml:space="preserve">neyi yakalayamadığını söyleyebiliyorum.</w:t>
       </w:r>
     </w:p>
-    <w:bookmarkEnd w:id="129"/>
-    <w:bookmarkStart w:id="130" w:name="erişim-denetimi-ve-güvenlik-modelleri"/>
+    <w:bookmarkEnd w:id="168"/>
+    <w:bookmarkStart w:id="169" w:name="erişim-denetimi-ve-güvenlik-modelleri"/>
     <w:p>
       <w:pPr>
         <w:pStyle w:val="Heading3"/>
@@ -26095,8 +29018,8 @@
         <w:t xml:space="preserve">kurabiliyorum.</w:t>
       </w:r>
     </w:p>
-    <w:bookmarkEnd w:id="130"/>
-    <w:bookmarkStart w:id="131" w:name="zafiyet-sınıflandırma-ve-önceliklendirme"/>
+    <w:bookmarkEnd w:id="169"/>
+    <w:bookmarkStart w:id="170" w:name="zafiyet-sınıflandırma-ve-önceliklendirme"/>
     <w:p>
       <w:pPr>
         <w:pStyle w:val="Heading3"/>
@@ -26595,9 +29518,9 @@
         </w:pict>
       </w:r>
     </w:p>
-    <w:bookmarkEnd w:id="131"/>
-    <w:bookmarkEnd w:id="132"/>
-    <w:bookmarkStart w:id="140" w:name="dönem-projesi-bu-hafta-s4"/>
+    <w:bookmarkEnd w:id="170"/>
+    <w:bookmarkEnd w:id="171"/>
+    <w:bookmarkStart w:id="179" w:name="dönem-projesi-bu-hafta-s4"/>
     <w:p>
       <w:pPr>
         <w:pStyle w:val="Heading2"/>
@@ -26862,7 +29785,7 @@
         <w:t xml:space="preserve">paragraflık gerekçesi.</w:t>
       </w:r>
     </w:p>
-    <w:bookmarkStart w:id="133" w:name="adım-adım-yöntem"/>
+    <w:bookmarkStart w:id="172" w:name="adım-adım-yöntem"/>
     <w:p>
       <w:pPr>
         <w:pStyle w:val="Heading3"/>
@@ -27164,8 +30087,8 @@
         <w:t xml:space="preserve">varlığın değeri birlikte karar verir. Gerekçeyi bir paragrafla yazın.</w:t>
       </w:r>
     </w:p>
-    <w:bookmarkEnd w:id="133"/>
-    <w:bookmarkStart w:id="134" w:name="tamamen-doldurulmuş-sentetik-örnek"/>
+    <w:bookmarkEnd w:id="172"/>
+    <w:bookmarkStart w:id="173" w:name="tamamen-doldurulmuş-sentetik-örnek"/>
     <w:p>
       <w:pPr>
         <w:pStyle w:val="Heading3"/>
@@ -27532,7 +30455,7 @@
               <w:pStyle w:val="Compact"/>
             </w:pPr>
             <w:r>
-              <w:t xml:space="preserve">Root, hata ayıklayıcı, kanca aracı, ikili yamalama</w:t>
+              <w:t xml:space="preserve">Root, hata ayıklayıcı, kanca aracı, binary yamalama</w:t>
             </w:r>
           </w:p>
         </w:tc>
@@ -27840,7 +30763,7 @@
               <w:pStyle w:val="Compact"/>
             </w:pPr>
             <w:r>
-              <w:t xml:space="preserve">İkiliye gömülü API anahtarının çıkarılması (I)</w:t>
+              <w:t xml:space="preserve">Binary’ye gömülü API anahtarının çıkarılması (I)</w:t>
             </w:r>
           </w:p>
         </w:tc>
@@ -28886,8 +31809,8 @@
         <w:t xml:space="preserve">kaynaklanır; bu iki tehdit, vize teslimindeki RASP ve güvenli silme önlemleriyle birlikte ele alınacaktır.</w:t>
       </w:r>
     </w:p>
-    <w:bookmarkEnd w:id="134"/>
-    <w:bookmarkStart w:id="138" w:name="saldırı-ağacı-örnek"/>
+    <w:bookmarkEnd w:id="173"/>
+    <w:bookmarkStart w:id="177" w:name="saldırı-ağacı-örnek"/>
     <w:p>
       <w:pPr>
         <w:pStyle w:val="Heading3"/>
@@ -28935,18 +31858,18 @@
           <wp:inline>
             <wp:extent cx="5759999" cy="3298629"/>
             <wp:effectExtent b="0" l="0" r="0" t="0"/>
-            <wp:docPr descr="Başkasının hesabından ödeme saldırı ağacı ve maliyetleri" title="" id="136" name="Picture"/>
+            <wp:docPr descr="Başkasının hesabından ödeme saldırı ağacı ve maliyetleri" title="" id="175" name="Picture"/>
             <a:graphic>
               <a:graphicData uri="http://schemas.openxmlformats.org/drawingml/2006/picture">
                 <pic:pic>
                   <pic:nvPicPr>
-                    <pic:cNvPr descr="h02-07-saldiri-agaci.png" id="137" name="Picture"/>
+                    <pic:cNvPr descr="h02-07-saldiri-agaci.png" id="176" name="Picture"/>
                     <pic:cNvPicPr>
                       <a:picLocks noChangeArrowheads="1" noChangeAspect="1"/>
                     </pic:cNvPicPr>
                   </pic:nvPicPr>
                   <pic:blipFill>
-                    <a:blip r:embed="rId135"/>
+                    <a:blip r:embed="rId174"/>
                     <a:stretch>
                       <a:fillRect/>
                     </a:stretch>
@@ -28978,16 +31901,76 @@
         <w:pStyle w:val="BodyText"/>
       </w:pPr>
       <w:r>
-        <w:t xml:space="preserve">Aynı ağaç Demo 04’ün girdi biçimiyle (</w:t>
-      </w:r>
-      <w:r>
-        <w:rPr>
-          <w:rStyle w:val="VerbatimChar"/>
-        </w:rPr>
-        <w:t xml:space="preserve">agac-s4.txt</w:t>
-      </w:r>
-      <w:r>
-        <w:t xml:space="preserve">):</w:t>
+        <w:t xml:space="preserve">Aynı ağaç, Demo 04’ün GERÇEK girdi biçimiyle (</w:t>
+      </w:r>
+      <w:r>
+        <w:rPr>
+          <w:rStyle w:val="VerbatimChar"/>
+        </w:rPr>
+        <w:t xml:space="preserve">tree.c</w:t>
+      </w:r>
+      <w:r>
+        <w:t xml:space="preserve">’nin anahtar sözcükleri her zaman İngilizcedir:</w:t>
+      </w:r>
+      <w:r>
+        <w:t xml:space="preserve"> </w:t>
+      </w:r>
+      <w:r>
+        <w:rPr>
+          <w:rStyle w:val="VerbatimChar"/>
+        </w:rPr>
+        <w:t xml:space="preserve">GOAL</w:t>
+      </w:r>
+      <w:r>
+        <w:t xml:space="preserve">,</w:t>
+      </w:r>
+      <w:r>
+        <w:t xml:space="preserve"> </w:t>
+      </w:r>
+      <w:r>
+        <w:rPr>
+          <w:rStyle w:val="VerbatimChar"/>
+        </w:rPr>
+        <w:t xml:space="preserve">AND</w:t>
+      </w:r>
+      <w:r>
+        <w:t xml:space="preserve">,</w:t>
+      </w:r>
+      <w:r>
+        <w:t xml:space="preserve"> </w:t>
+      </w:r>
+      <w:r>
+        <w:rPr>
+          <w:rStyle w:val="VerbatimChar"/>
+        </w:rPr>
+        <w:t xml:space="preserve">OR</w:t>
+      </w:r>
+      <w:r>
+        <w:t xml:space="preserve">,</w:t>
+      </w:r>
+      <w:r>
+        <w:t xml:space="preserve"> </w:t>
+      </w:r>
+      <w:r>
+        <w:rPr>
+          <w:rStyle w:val="VerbatimChar"/>
+        </w:rPr>
+        <w:t xml:space="preserve">LEAF</w:t>
+      </w:r>
+      <w:r>
+        <w:t xml:space="preserve">,</w:t>
+      </w:r>
+      <w:r>
+        <w:t xml:space="preserve"> </w:t>
+      </w:r>
+      <w:r>
+        <w:rPr>
+          <w:rStyle w:val="VerbatimChar"/>
+        </w:rPr>
+        <w:t xml:space="preserve">cost=</w:t>
+      </w:r>
+      <w:r>
+        <w:t xml:space="preserve">; yaprak açıklamaları da gerçek demo dosyalarındaki gibi İngilizce tutulmuştur):</w:t>
       </w:r>
     </w:p>
     <w:p>
@@ -28998,7 +31981,7 @@
         <w:rPr>
           <w:rStyle w:val="VerbatimChar"/>
         </w:rPr>
-        <w:t xml:space="preserve">HEDEF: Baskasinin hesabindan odeme yap</w:t>
+        <w:t xml:space="preserve">GOAL: Pay from someone else's account</w:t>
       </w:r>
       <w:r>
         <w:br/>
@@ -29007,7 +31990,7 @@
         <w:rPr>
           <w:rStyle w:val="VerbatimChar"/>
         </w:rPr>
-        <w:t xml:space="preserve">  VE Calinti cihazla odeme yap</w:t>
+        <w:t xml:space="preserve">  AND Pay with a stolen device</w:t>
       </w:r>
       <w:r>
         <w:br/>
@@ -29016,7 +31999,7 @@
         <w:rPr>
           <w:rStyle w:val="VerbatimChar"/>
         </w:rPr>
-        <w:t xml:space="preserve">    YAPRAK Ekran kilidini as                  maliyet=6</w:t>
+        <w:t xml:space="preserve">    LEAF Bypass the screen lock                cost=6</w:t>
       </w:r>
       <w:r>
         <w:br/>
@@ -29025,7 +32008,7 @@
         <w:rPr>
           <w:rStyle w:val="VerbatimChar"/>
         </w:rPr>
-        <w:t xml:space="preserve">    YAPRAK Uygulama PIN'ini as                maliyet=5</w:t>
+        <w:t xml:space="preserve">    LEAF Bypass the app PIN                     cost=5</w:t>
       </w:r>
       <w:r>
         <w:br/>
@@ -29034,7 +32017,7 @@
         <w:rPr>
           <w:rStyle w:val="VerbatimChar"/>
         </w:rPr>
-        <w:t xml:space="preserve">  VE Oturum anahtarini kopyala ve tasi</w:t>
+        <w:t xml:space="preserve">  AND Copy and exfiltrate the session key</w:t>
       </w:r>
       <w:r>
         <w:br/>
@@ -29043,7 +32026,7 @@
         <w:rPr>
           <w:rStyle w:val="VerbatimChar"/>
         </w:rPr>
-        <w:t xml:space="preserve">    VEYA Anahtari elde et</w:t>
+        <w:t xml:space="preserve">    OR Obtain the key</w:t>
       </w:r>
       <w:r>
         <w:br/>
@@ -29052,7 +32035,7 @@
         <w:rPr>
           <w:rStyle w:val="VerbatimChar"/>
         </w:rPr>
-        <w:t xml:space="preserve">      YAPRAK Root + hata ayiklayici (T1)      maliyet=4</w:t>
+        <w:t xml:space="preserve">      LEAF Root + debugger (T1)                 cost=4</w:t>
       </w:r>
       <w:r>
         <w:br/>
@@ -29061,7 +32044,7 @@
         <w:rPr>
           <w:rStyle w:val="VerbatimChar"/>
         </w:rPr>
-        <w:t xml:space="preserve">      YAPRAK Yerel DB'yi kopyala ve coz       maliyet=8</w:t>
+        <w:t xml:space="preserve">      LEAF Copy and decrypt the local DB         cost=8</w:t>
       </w:r>
       <w:r>
         <w:br/>
@@ -29070,7 +32053,7 @@
         <w:rPr>
           <w:rStyle w:val="VerbatimChar"/>
         </w:rPr>
-        <w:t xml:space="preserve">      YAPRAK Zararli baglantiyla kod (T9)     maliyet=9</w:t>
+        <w:t xml:space="preserve">      LEAF Malicious-link code execution (T9)    cost=9</w:t>
       </w:r>
       <w:r>
         <w:br/>
@@ -29079,7 +32062,7 @@
         <w:rPr>
           <w:rStyle w:val="VerbatimChar"/>
         </w:rPr>
-        <w:t xml:space="preserve">    YAPRAK Cihaz baglamayi as                 maliyet=6</w:t>
+        <w:t xml:space="preserve">    LEAF Bypass device binding                  cost=6</w:t>
       </w:r>
       <w:r>
         <w:br/>
@@ -29088,7 +32071,7 @@
         <w:rPr>
           <w:rStyle w:val="VerbatimChar"/>
         </w:rPr>
-        <w:t xml:space="preserve">  VE Agda araya gir</w:t>
+        <w:t xml:space="preserve">  AND Man-in-the-middle on the network</w:t>
       </w:r>
       <w:r>
         <w:br/>
@@ -29097,7 +32080,7 @@
         <w:rPr>
           <w:rStyle w:val="VerbatimChar"/>
         </w:rPr>
-        <w:t xml:space="preserve">    YAPRAK Sahte erisim noktasi kur           maliyet=1</w:t>
+        <w:t xml:space="preserve">    LEAF Set up a rogue access point            cost=1</w:t>
       </w:r>
       <w:r>
         <w:br/>
@@ -29106,7 +32089,7 @@
         <w:rPr>
           <w:rStyle w:val="VerbatimChar"/>
         </w:rPr>
-        <w:t xml:space="preserve">    YAPRAK Sertifika dogrulamasini as (T3)    maliyet=2</w:t>
+        <w:t xml:space="preserve">    LEAF Bypass certificate validation (T3)     cost=2</w:t>
       </w:r>
       <w:r>
         <w:br/>
@@ -29115,7 +32098,7 @@
         <w:rPr>
           <w:rStyle w:val="VerbatimChar"/>
         </w:rPr>
-        <w:t xml:space="preserve">    YAPRAK Oturum belirtecini yeniden oynat   maliyet=3</w:t>
+        <w:t xml:space="preserve">    LEAF Replay the session token               cost=3</w:t>
       </w:r>
       <w:r>
         <w:br/>
@@ -29124,7 +32107,7 @@
         <w:rPr>
           <w:rStyle w:val="VerbatimChar"/>
         </w:rPr>
-        <w:t xml:space="preserve">  VE Sunucu API'sini kotuye kullan</w:t>
+        <w:t xml:space="preserve">  AND Abuse the server API</w:t>
       </w:r>
       <w:r>
         <w:br/>
@@ -29133,7 +32116,7 @@
         <w:rPr>
           <w:rStyle w:val="VerbatimChar"/>
         </w:rPr>
-        <w:t xml:space="preserve">    YAPRAK Kendi hesabiyla giris yap          maliyet=1</w:t>
+        <w:t xml:space="preserve">    LEAF Log in with your own account           cost=1</w:t>
       </w:r>
       <w:r>
         <w:br/>
@@ -29142,7 +32125,7 @@
         <w:rPr>
           <w:rStyle w:val="VerbatimChar"/>
         </w:rPr>
-        <w:t xml:space="preserve">    YAPRAK Islem numarasini degistir (T7)     maliyet=2</w:t>
+        <w:t xml:space="preserve">    LEAF Tamper with the transaction number (T7) cost=2</w:t>
       </w:r>
     </w:p>
     <w:p>
@@ -29150,7 +32133,52 @@
         <w:pStyle w:val="FirstParagraph"/>
       </w:pPr>
       <w:r>
-        <w:t xml:space="preserve">Demo 04’ün hesap makinesiyle çalıştırdığımızda aldığımız çıktının sonu:</w:t>
+        <w:t xml:space="preserve">Bu dosyayı gerçekten</w:t>
+      </w:r>
+      <w:r>
+        <w:t xml:space="preserve"> </w:t>
+      </w:r>
+      <w:r>
+        <w:rPr>
+          <w:rStyle w:val="VerbatimChar"/>
+        </w:rPr>
+        <w:t xml:space="preserve">tree.exe</w:t>
+      </w:r>
+      <w:r>
+        <w:t xml:space="preserve">’ye verdiğimizde aldığımız çıktının sonu (</w:t>
+      </w:r>
+      <w:r>
+        <w:rPr>
+          <w:rStyle w:val="VerbatimChar"/>
+        </w:rPr>
+        <w:t xml:space="preserve">tree-fraud-example.txt</w:t>
+      </w:r>
+      <w:r>
+        <w:t xml:space="preserve"> </w:t>
+      </w:r>
+      <w:r>
+        <w:t xml:space="preserve">adıyla</w:t>
+      </w:r>
+      <w:r>
+        <w:t xml:space="preserve"> </w:t>
+      </w:r>
+      <w:r>
+        <w:t xml:space="preserve">kaydedip</w:t>
+      </w:r>
+      <w:r>
+        <w:t xml:space="preserve"> </w:t>
+      </w:r>
+      <w:r>
+        <w:rPr>
+          <w:rStyle w:val="VerbatimChar"/>
+        </w:rPr>
+        <w:t xml:space="preserve">tree.exe tree-fraud-example.txt</w:t>
+      </w:r>
+      <w:r>
+        <w:t xml:space="preserve"> </w:t>
+      </w:r>
+      <w:r>
+        <w:t xml:space="preserve">ile çalıştırıldı):</w:t>
       </w:r>
     </w:p>
     <w:p>
@@ -29162,7 +32190,7 @@
           <w:b/>
           <w:bCs/>
         </w:rPr>
-        <w:t xml:space="preserve">agac agac-s4.txt (son kısım)</w:t>
+        <w:t xml:space="preserve">tree.exe tree-fraud-example.txt (son kısım)</w:t>
       </w:r>
     </w:p>
     <w:p>
@@ -29173,7 +32201,7 @@
         <w:rPr>
           <w:rStyle w:val="VerbatimChar"/>
         </w:rPr>
-        <w:t xml:space="preserve">  EN UCUZ SALDIRI = 3 birim. Savunmacinin oncelikle kirmasi</w:t>
+        <w:t xml:space="preserve">  CHEAPEST ATTACK = 3 unit(s). The chain the defender should</w:t>
       </w:r>
       <w:r>
         <w:br/>
@@ -29182,7 +32210,7 @@
         <w:rPr>
           <w:rStyle w:val="VerbatimChar"/>
         </w:rPr>
-        <w:t xml:space="preserve">  gereken zincir (en zayif nokta):</w:t>
+        <w:t xml:space="preserve">  break first (the weakest point):</w:t>
       </w:r>
       <w:r>
         <w:br/>
@@ -29194,7 +32222,7 @@
         <w:rPr>
           <w:rStyle w:val="VerbatimChar"/>
         </w:rPr>
-        <w:t xml:space="preserve">  -&gt; Baskasinin hesabindan odeme yap (maliyet=3)</w:t>
+        <w:t xml:space="preserve">  -&gt; Pay from someone else's account (cost=3)</w:t>
       </w:r>
       <w:r>
         <w:br/>
@@ -29203,7 +32231,7 @@
         <w:rPr>
           <w:rStyle w:val="VerbatimChar"/>
         </w:rPr>
-        <w:t xml:space="preserve">    -&gt; Sunucu API'sini kotuye kullan [hepsi gerekir] (maliyet=3)</w:t>
+        <w:t xml:space="preserve">    -&gt; Abuse the server API [all required] (cost=3)</w:t>
       </w:r>
       <w:r>
         <w:br/>
@@ -29212,7 +32240,7 @@
         <w:rPr>
           <w:rStyle w:val="VerbatimChar"/>
         </w:rPr>
-        <w:t xml:space="preserve">      -&gt; Kendi hesabiyla giris yap (maliyet=1)</w:t>
+        <w:t xml:space="preserve">      -&gt; Log in with your own account (cost=1)</w:t>
       </w:r>
       <w:r>
         <w:br/>
@@ -29221,7 +32249,7 @@
         <w:rPr>
           <w:rStyle w:val="VerbatimChar"/>
         </w:rPr>
-        <w:t xml:space="preserve">      -&gt; Islem numarasini degistir (T7) (maliyet=2)</w:t>
+        <w:t xml:space="preserve">      -&gt; Tamper with the transaction number (T7) (cost=2)</w:t>
       </w:r>
     </w:p>
     <w:p>
@@ -29229,7 +32257,28 @@
         <w:pStyle w:val="FirstParagraph"/>
       </w:pPr>
       <w:r>
-        <w:t xml:space="preserve">Önlemleri sırayla uyguladığımızda en ucuz yol şöyle değişti (aynı program, yaprak maliyetleri güncellenerek):</w:t>
+        <w:t xml:space="preserve">Önlemleri sırayla uyguladığımızda en ucuz yol şöyle değişti (aynı dosya, yalnız ilgili</w:t>
+      </w:r>
+      <w:r>
+        <w:t xml:space="preserve"> </w:t>
+      </w:r>
+      <w:r>
+        <w:rPr>
+          <w:rStyle w:val="VerbatimChar"/>
+        </w:rPr>
+        <w:t xml:space="preserve">cost=</w:t>
+      </w:r>
+      <w:r>
+        <w:t xml:space="preserve"> </w:t>
+      </w:r>
+      <w:r>
+        <w:t xml:space="preserve">değeri</w:t>
+      </w:r>
+      <w:r>
+        <w:t xml:space="preserve"> </w:t>
+      </w:r>
+      <w:r>
+        <w:t xml:space="preserve">güncellenip yeniden çalıştırılarak — her satır gerçekten doğrulanmıştır):</w:t>
       </w:r>
     </w:p>
     <w:tbl>
@@ -29324,7 +32373,7 @@
               <w:pStyle w:val="Compact"/>
             </w:pPr>
             <w:r>
-              <w:t xml:space="preserve">Sunucu API’si (T7)</w:t>
+              <w:t xml:space="preserve">Abuse the server API (T7)</w:t>
             </w:r>
           </w:p>
         </w:tc>
@@ -29359,18 +32408,42 @@
               <w:pStyle w:val="Compact"/>
             </w:pPr>
             <w:r>
-              <w:t xml:space="preserve">T7: 2 → 20</w:t>
-            </w:r>
-          </w:p>
-        </w:tc>
-        <w:tc>
-          <w:tcPr/>
-          <w:p>
-            <w:pPr>
-              <w:pStyle w:val="Compact"/>
-            </w:pPr>
-            <w:r>
-              <w:t xml:space="preserve">Ağda araya gir (T3)</w:t>
+              <w:t xml:space="preserve">T7:</w:t>
+            </w:r>
+            <w:r>
+              <w:t xml:space="preserve"> </w:t>
+            </w:r>
+            <w:r>
+              <w:rPr>
+                <w:rStyle w:val="VerbatimChar"/>
+              </w:rPr>
+              <w:t xml:space="preserve">cost=2</w:t>
+            </w:r>
+            <w:r>
+              <w:t xml:space="preserve"> </w:t>
+            </w:r>
+            <w:r>
+              <w:t xml:space="preserve">→</w:t>
+            </w:r>
+            <w:r>
+              <w:t xml:space="preserve"> </w:t>
+            </w:r>
+            <w:r>
+              <w:rPr>
+                <w:rStyle w:val="VerbatimChar"/>
+              </w:rPr>
+              <w:t xml:space="preserve">cost=20</w:t>
+            </w:r>
+          </w:p>
+        </w:tc>
+        <w:tc>
+          <w:tcPr/>
+          <w:p>
+            <w:pPr>
+              <w:pStyle w:val="Compact"/>
+            </w:pPr>
+            <w:r>
+              <w:t xml:space="preserve">Man-in-the-middle on the network (T3)</w:t>
             </w:r>
           </w:p>
         </w:tc>
@@ -29405,18 +32478,42 @@
               <w:pStyle w:val="Compact"/>
             </w:pPr>
             <w:r>
-              <w:t xml:space="preserve">T3: 2 → 12</w:t>
-            </w:r>
-          </w:p>
-        </w:tc>
-        <w:tc>
-          <w:tcPr/>
-          <w:p>
-            <w:pPr>
-              <w:pStyle w:val="Compact"/>
-            </w:pPr>
-            <w:r>
-              <w:t xml:space="preserve">Oturum anahtarını taşı (T1)</w:t>
+              <w:t xml:space="preserve">T3:</w:t>
+            </w:r>
+            <w:r>
+              <w:t xml:space="preserve"> </w:t>
+            </w:r>
+            <w:r>
+              <w:rPr>
+                <w:rStyle w:val="VerbatimChar"/>
+              </w:rPr>
+              <w:t xml:space="preserve">cost=2</w:t>
+            </w:r>
+            <w:r>
+              <w:t xml:space="preserve"> </w:t>
+            </w:r>
+            <w:r>
+              <w:t xml:space="preserve">→</w:t>
+            </w:r>
+            <w:r>
+              <w:t xml:space="preserve"> </w:t>
+            </w:r>
+            <w:r>
+              <w:rPr>
+                <w:rStyle w:val="VerbatimChar"/>
+              </w:rPr>
+              <w:t xml:space="preserve">cost=12</w:t>
+            </w:r>
+          </w:p>
+        </w:tc>
+        <w:tc>
+          <w:tcPr/>
+          <w:p>
+            <w:pPr>
+              <w:pStyle w:val="Compact"/>
+            </w:pPr>
+            <w:r>
+              <w:t xml:space="preserve">Copy and exfiltrate the session key (T1)</w:t>
             </w:r>
           </w:p>
         </w:tc>
@@ -29475,8 +32572,8 @@
         <w:t xml:space="preserve">budur.</w:t>
       </w:r>
     </w:p>
-    <w:bookmarkEnd w:id="138"/>
-    <w:bookmarkStart w:id="139" w:name="değerlendirme-ölçütleri"/>
+    <w:bookmarkEnd w:id="177"/>
+    <w:bookmarkStart w:id="178" w:name="değerlendirme-ölçütleri"/>
     <w:p>
       <w:pPr>
         <w:pStyle w:val="Heading3"/>
@@ -29973,9 +33070,9 @@
         </w:pict>
       </w:r>
     </w:p>
-    <w:bookmarkEnd w:id="139"/>
-    <w:bookmarkEnd w:id="140"/>
-    <w:bookmarkStart w:id="141" w:name="sınıf-etkinlikleri"/>
+    <w:bookmarkEnd w:id="178"/>
+    <w:bookmarkEnd w:id="179"/>
+    <w:bookmarkStart w:id="180" w:name="sınıf-etkinlikleri"/>
     <w:p>
       <w:pPr>
         <w:pStyle w:val="Heading2"/>
@@ -30567,7 +33664,7 @@
         <w:rPr>
           <w:rStyle w:val="VerbatimChar"/>
         </w:rPr>
-        <w:t xml:space="preserve">uygulama</w:t>
+        <w:t xml:space="preserve">application</w:t>
       </w:r>
       <w:r>
         <w:t xml:space="preserve">,</w:t>
@@ -30579,7 +33676,7 @@
         <w:rPr>
           <w:rStyle w:val="VerbatimChar"/>
         </w:rPr>
-        <w:t xml:space="preserve">kutuphane</w:t>
+        <w:t xml:space="preserve">library</w:t>
       </w:r>
       <w:r>
         <w:t xml:space="preserve">,</w:t>
@@ -30591,7 +33688,7 @@
         <w:rPr>
           <w:rStyle w:val="VerbatimChar"/>
         </w:rPr>
-        <w:t xml:space="preserve">raporlayici</w:t>
+        <w:t xml:space="preserve">reporter</w:t>
       </w:r>
       <w:r>
         <w:t xml:space="preserve">; nesneler</w:t>
@@ -30603,7 +33700,7 @@
         <w:rPr>
           <w:rStyle w:val="VerbatimChar"/>
         </w:rPr>
-        <w:t xml:space="preserve">oturum_anahtari</w:t>
+        <w:t xml:space="preserve">session_key</w:t>
       </w:r>
       <w:r>
         <w:t xml:space="preserve">,</w:t>
@@ -30615,7 +33712,7 @@
         <w:rPr>
           <w:rStyle w:val="VerbatimChar"/>
         </w:rPr>
-        <w:t xml:space="preserve">islem_kaydi</w:t>
+        <w:t xml:space="preserve">transaction_log</w:t>
       </w:r>
       <w:r>
         <w:t xml:space="preserve">,</w:t>
@@ -30627,7 +33724,7 @@
         <w:rPr>
           <w:rStyle w:val="VerbatimChar"/>
         </w:rPr>
-        <w:t xml:space="preserve">hata_raporu</w:t>
+        <w:t xml:space="preserve">error_report</w:t>
       </w:r>
       <w:r>
         <w:t xml:space="preserve">. Kütüphane anahtarı okur/yazar ve işlem kaydına yazar; uygulama işlem kaydını okur ve hata</w:t>
@@ -30690,7 +33787,7 @@
         <w:rPr>
           <w:rStyle w:val="VerbatimChar"/>
         </w:rPr>
-        <w:t xml:space="preserve">oturum_anahtari</w:t>
+        <w:t xml:space="preserve">session_key</w:t>
       </w:r>
       <w:r>
         <w:t xml:space="preserve">: Gizli, diğerleri: Genel) ve özneleri etiketleyin.</w:t>
@@ -30733,7 +33830,7 @@
         <w:rPr>
           <w:rStyle w:val="VerbatimChar"/>
         </w:rPr>
-        <w:t xml:space="preserve">hata_raporu</w:t>
+        <w:t xml:space="preserve">error_report</w:t>
       </w:r>
       <w:r>
         <w:t xml:space="preserve"> </w:t>
@@ -30766,22 +33863,22 @@
         <w:rPr>
           <w:rStyle w:val="VerbatimChar"/>
         </w:rPr>
-        <w:t xml:space="preserve">islem_kaydi</w:t>
-      </w:r>
-      <w:r>
-        <w:t xml:space="preserve">na yazması</w:t>
-      </w:r>
-      <w:r>
-        <w:t xml:space="preserve"> </w:t>
-      </w:r>
-      <w:r>
-        <w:t xml:space="preserve">BLP’nin *-özelliğini ihlal eder; bu yüzden ya kayda yalnız gizli olmayan alanlar yazılır ya da kütüphane iki</w:t>
-      </w:r>
-      <w:r>
-        <w:t xml:space="preserve"> </w:t>
-      </w:r>
-      <w:r>
-        <w:t xml:space="preserve">parçaya bölünür.”</w:t>
+        <w:t xml:space="preserve">transaction_log</w:t>
+      </w:r>
+      <w:r>
+        <w:t xml:space="preserve">’a</w:t>
+      </w:r>
+      <w:r>
+        <w:t xml:space="preserve"> </w:t>
+      </w:r>
+      <w:r>
+        <w:t xml:space="preserve">yazması BLP’nin *-özelliğini ihlal eder; bu yüzden ya kayda yalnız gizli olmayan alanlar yazılır ya da</w:t>
+      </w:r>
+      <w:r>
+        <w:t xml:space="preserve"> </w:t>
+      </w:r>
+      <w:r>
+        <w:t xml:space="preserve">kütüphane iki parçaya bölünür.”</w:t>
       </w:r>
     </w:p>
     <w:p>
@@ -31378,7 +34475,7 @@
           <w:b/>
           <w:bCs/>
         </w:rPr>
-        <w:t xml:space="preserve">Etkinlik 5 — Denetim kaydını kurcala (10 dk · ikili)</w:t>
+        <w:t xml:space="preserve">Etkinlik 5 — Denetim kaydını kurcala (10 dk · binary)</w:t>
       </w:r>
     </w:p>
     <w:p>
@@ -32099,8 +35196,8 @@
         </w:pict>
       </w:r>
     </w:p>
-    <w:bookmarkEnd w:id="141"/>
-    <w:bookmarkStart w:id="142" w:name="kod-okuma-alıştırmaları-zafiyeti-bul"/>
+    <w:bookmarkEnd w:id="180"/>
+    <w:bookmarkStart w:id="181" w:name="kod-okuma-alıştırmaları-zafiyeti-bul"/>
     <w:p>
       <w:pPr>
         <w:pStyle w:val="Heading2"/>
@@ -32137,7 +35234,7 @@
         <w:rPr>
           <w:rStyle w:val="CommentTok"/>
         </w:rPr>
-        <w:t xml:space="preserve">/* Kullanıcının dosyaya erişimi var mı? */</w:t>
+        <w:t xml:space="preserve">/* Does the user have access to the file? */</w:t>
       </w:r>
       <w:r>
         <w:br/>
@@ -32176,7 +35273,7 @@
         <w:rPr>
           <w:rStyle w:val="NormalTok"/>
         </w:rPr>
-        <w:t xml:space="preserve">dosya</w:t>
+        <w:t xml:space="preserve">file</w:t>
       </w:r>
       <w:r>
         <w:rPr>
@@ -32293,7 +35390,7 @@
         <w:rPr>
           <w:rStyle w:val="NormalTok"/>
         </w:rPr>
-        <w:t xml:space="preserve">dosya</w:t>
+        <w:t xml:space="preserve">file</w:t>
       </w:r>
       <w:r>
         <w:rPr>
@@ -32392,7 +35489,7 @@
         <w:rPr>
           <w:rStyle w:val="NormalTok"/>
         </w:rPr>
-        <w:t xml:space="preserve"> kayit</w:t>
+        <w:t xml:space="preserve"> record</w:t>
       </w:r>
       <w:r>
         <w:rPr>
@@ -32567,7 +35664,7 @@
         <w:rPr>
           <w:rStyle w:val="VerbatimChar"/>
         </w:rPr>
-        <w:t xml:space="preserve">open(dosya, O_WRONLY|O_CREAT|O_NOFOLLOW, 0600)</w:t>
+        <w:t xml:space="preserve">open(file, O_WRONLY|O_CREAT|O_NOFOLLOW, 0600)</w:t>
       </w:r>
       <w:r>
         <w:t xml:space="preserve"> </w:t>
@@ -32602,7 +35699,7 @@
         <w:rPr>
           <w:rStyle w:val="NormalTok"/>
         </w:rPr>
-        <w:t xml:space="preserve"> beklenen </w:t>
+        <w:t xml:space="preserve"> expected </w:t>
       </w:r>
       <w:r>
         <w:rPr>
@@ -32641,7 +35738,7 @@
         <w:rPr>
           <w:rStyle w:val="NormalTok"/>
         </w:rPr>
-        <w:t xml:space="preserve"> bulunan  </w:t>
+        <w:t xml:space="preserve"> found     </w:t>
       </w:r>
       <w:r>
         <w:rPr>
@@ -32665,7 +35762,7 @@
         <w:rPr>
           <w:rStyle w:val="NormalTok"/>
         </w:rPr>
-        <w:t xml:space="preserve">kod_bolgesi</w:t>
+        <w:t xml:space="preserve">code_region</w:t>
       </w:r>
       <w:r>
         <w:rPr>
@@ -32677,7 +35774,7 @@
         <w:rPr>
           <w:rStyle w:val="NormalTok"/>
         </w:rPr>
-        <w:t xml:space="preserve"> boyut</w:t>
+        <w:t xml:space="preserve"> size</w:t>
       </w:r>
       <w:r>
         <w:rPr>
@@ -32710,7 +35807,7 @@
         <w:rPr>
           <w:rStyle w:val="NormalTok"/>
         </w:rPr>
-        <w:t xml:space="preserve">bulunan </w:t>
+        <w:t xml:space="preserve">found </w:t>
       </w:r>
       <w:r>
         <w:rPr>
@@ -32722,7 +35819,7 @@
         <w:rPr>
           <w:rStyle w:val="NormalTok"/>
         </w:rPr>
-        <w:t xml:space="preserve"> beklenen</w:t>
+        <w:t xml:space="preserve"> expected</w:t>
       </w:r>
       <w:r>
         <w:rPr>
@@ -32749,7 +35846,7 @@
         <w:rPr>
           <w:rStyle w:val="NormalTok"/>
         </w:rPr>
-        <w:t xml:space="preserve"> HATA</w:t>
+        <w:t xml:space="preserve"> ERROR</w:t>
       </w:r>
       <w:r>
         <w:rPr>
@@ -32767,7 +35864,7 @@
         <w:rPr>
           <w:rStyle w:val="CommentTok"/>
         </w:rPr>
-        <w:t xml:space="preserve">/* kurcalanmış */</w:t>
+        <w:t xml:space="preserve">/* tampered */</w:t>
       </w:r>
       <w:r>
         <w:br/>
@@ -32776,7 +35873,7 @@
         <w:rPr>
           <w:rStyle w:val="NormalTok"/>
         </w:rPr>
-        <w:t xml:space="preserve">calistir</w:t>
+        <w:t xml:space="preserve">run</w:t>
       </w:r>
       <w:r>
         <w:rPr>
@@ -32911,7 +36008,7 @@
       <w:r>
         <w:t xml:space="preserve">kullanmak (ör. anahtar türetmede), tek dala bağlamamak. (</w:t>
       </w:r>
-      <w:hyperlink r:id="rId61">
+      <w:hyperlink r:id="rId73">
         <w:r>
           <w:rPr>
             <w:rStyle w:val="Hyperlink"/>
@@ -32949,7 +36046,7 @@
         <w:rPr>
           <w:rStyle w:val="NormalTok"/>
         </w:rPr>
-        <w:t xml:space="preserve"> kullanici k</w:t>
+        <w:t xml:space="preserve"> user u</w:t>
       </w:r>
       <w:r>
         <w:rPr>
@@ -32976,7 +36073,7 @@
         <w:rPr>
           <w:rStyle w:val="NormalTok"/>
         </w:rPr>
-        <w:t xml:space="preserve">k</w:t>
+        <w:t xml:space="preserve">u</w:t>
       </w:r>
       <w:r>
         <w:rPr>
@@ -32988,7 +36085,7 @@
         <w:rPr>
           <w:rStyle w:val="NormalTok"/>
         </w:rPr>
-        <w:t xml:space="preserve">ad</w:t>
+        <w:t xml:space="preserve">name</w:t>
       </w:r>
       <w:r>
         <w:rPr>
@@ -33000,7 +36097,7 @@
         <w:rPr>
           <w:rStyle w:val="NormalTok"/>
         </w:rPr>
-        <w:t xml:space="preserve"> girdi</w:t>
+        <w:t xml:space="preserve"> input</w:t>
       </w:r>
       <w:r>
         <w:rPr>
@@ -33024,7 +36121,7 @@
         <w:rPr>
           <w:rStyle w:val="NormalTok"/>
         </w:rPr>
-        <w:t xml:space="preserve"> k</w:t>
+        <w:t xml:space="preserve"> u</w:t>
       </w:r>
       <w:r>
         <w:rPr>
@@ -33036,7 +36133,7 @@
         <w:rPr>
           <w:rStyle w:val="NormalTok"/>
         </w:rPr>
-        <w:t xml:space="preserve">ad</w:t>
+        <w:t xml:space="preserve">name</w:t>
       </w:r>
       <w:r>
         <w:rPr>
@@ -33051,7 +36148,7 @@
         <w:rPr>
           <w:rStyle w:val="CommentTok"/>
         </w:rPr>
-        <w:t xml:space="preserve">/* k.yonetici alanı hiç atanmadı */</w:t>
+        <w:t xml:space="preserve">/* u.admin field was never assigned */</w:t>
       </w:r>
       <w:r>
         <w:br/>
@@ -33078,7 +36175,7 @@
         <w:rPr>
           <w:rStyle w:val="NormalTok"/>
         </w:rPr>
-        <w:t xml:space="preserve">k</w:t>
+        <w:t xml:space="preserve">u</w:t>
       </w:r>
       <w:r>
         <w:rPr>
@@ -33090,7 +36187,7 @@
         <w:rPr>
           <w:rStyle w:val="NormalTok"/>
         </w:rPr>
-        <w:t xml:space="preserve">yonetici</w:t>
+        <w:t xml:space="preserve">admin</w:t>
       </w:r>
       <w:r>
         <w:rPr>
@@ -33102,7 +36199,7 @@
         <w:rPr>
           <w:rStyle w:val="NormalTok"/>
         </w:rPr>
-        <w:t xml:space="preserve"> ver_yonetici_paneli</w:t>
+        <w:t xml:space="preserve"> grant_admin_panel</w:t>
       </w:r>
       <w:r>
         <w:rPr>
@@ -33155,7 +36252,7 @@
         <w:rPr>
           <w:rStyle w:val="VerbatimChar"/>
         </w:rPr>
-        <w:t xml:space="preserve">k.yonetici</w:t>
+        <w:t xml:space="preserve">u.admin</w:t>
       </w:r>
       <w:r>
         <w:t xml:space="preserve"> </w:t>
@@ -33176,7 +36273,7 @@
         <w:rPr>
           <w:rStyle w:val="VerbatimChar"/>
         </w:rPr>
-        <w:t xml:space="preserve">struct kullanici k = {0};</w:t>
+        <w:t xml:space="preserve">struct user u = {0};</w:t>
       </w:r>
       <w:r>
         <w:t xml:space="preserve"> </w:t>
@@ -33191,7 +36288,7 @@
         <w:rPr>
           <w:rStyle w:val="VerbatimChar"/>
         </w:rPr>
-        <w:t xml:space="preserve">.yonetici = 0</w:t>
+        <w:t xml:space="preserve">.admin = 0</w:t>
       </w:r>
       <w:r>
         <w:t xml:space="preserve"> </w:t>
@@ -33223,8 +36320,8 @@
         </w:pict>
       </w:r>
     </w:p>
-    <w:bookmarkEnd w:id="142"/>
-    <w:bookmarkStart w:id="143" w:name="kendi-başına-çalış"/>
+    <w:bookmarkEnd w:id="181"/>
+    <w:bookmarkStart w:id="182" w:name="kendi-başına-çalış"/>
     <w:p>
       <w:pPr>
         <w:pStyle w:val="Heading2"/>
@@ -33282,7 +36379,7 @@
         <w:rPr>
           <w:rStyle w:val="VerbatimChar"/>
         </w:rPr>
-        <w:t xml:space="preserve">ornek_uret.c</w:t>
+        <w:t xml:space="preserve">generate_samples.c</w:t>
       </w:r>
       <w:r>
         <w:t xml:space="preserve">’ye bakın.</w:t>
@@ -33294,28 +36391,28 @@
         <w:rPr>
           <w:rStyle w:val="VerbatimChar"/>
         </w:rPr>
-        <w:t xml:space="preserve">poli_3</w:t>
-      </w:r>
-      <w:r>
-        <w:t xml:space="preserve"> </w:t>
-      </w:r>
-      <w:r>
-        <w:t xml:space="preserve">başka bir algoritma kullanıyordu. Elle (metin düzenleyiciyle)</w:t>
-      </w:r>
-      <w:r>
-        <w:t xml:space="preserve"> </w:t>
-      </w:r>
-      <w:r>
-        <w:t xml:space="preserve">bir kapsül dosyası yazıp</w:t>
-      </w:r>
-      <w:r>
-        <w:t xml:space="preserve"> </w:t>
-      </w:r>
-      <w:r>
-        <w:rPr>
-          <w:rStyle w:val="VerbatimChar"/>
-        </w:rPr>
-        <w:t xml:space="preserve">desen</w:t>
+        <w:t xml:space="preserve">poly_3</w:t>
+      </w:r>
+      <w:r>
+        <w:t xml:space="preserve"> </w:t>
+      </w:r>
+      <w:r>
+        <w:t xml:space="preserve">başka bir algoritma kullanıyordu. Elle (metin</w:t>
+      </w:r>
+      <w:r>
+        <w:t xml:space="preserve"> </w:t>
+      </w:r>
+      <w:r>
+        <w:t xml:space="preserve">düzenleyiciyle) bir kapsül dosyası yazıp</w:t>
+      </w:r>
+      <w:r>
+        <w:t xml:space="preserve"> </w:t>
+      </w:r>
+      <w:r>
+        <w:rPr>
+          <w:rStyle w:val="VerbatimChar"/>
+        </w:rPr>
+        <w:t xml:space="preserve">pattern</w:t>
       </w:r>
       <w:r>
         <w:t xml:space="preserve"> </w:t>
@@ -33350,7 +36447,7 @@
         <w:rPr>
           <w:rStyle w:val="VerbatimChar"/>
         </w:rPr>
-        <w:t xml:space="preserve">KAPSUL/1</w:t>
+        <w:t xml:space="preserve">CAPSULE/1</w:t>
       </w:r>
       <w:r>
         <w:t xml:space="preserve">, 2. satır çözücü komutları, sonra gövde. Emülasyon gövdeyi çözüp</w:t>
@@ -33362,7 +36459,7 @@
         <w:rPr>
           <w:rStyle w:val="VerbatimChar"/>
         </w:rPr>
-        <w:t xml:space="preserve">MAVI-KEDI-42</w:t>
+        <w:t xml:space="preserve">BLUE-CAT-42</w:t>
       </w:r>
       <w:r>
         <w:t xml:space="preserve"> </w:t>
@@ -33596,16 +36693,17 @@
         <w:pStyle w:val="BlockText"/>
       </w:pPr>
       <w:r>
-        <w:t xml:space="preserve">İkisinin aynı seviyede olması gerekir. BLP okuma için</w:t>
-      </w:r>
-      <w:r>
-        <w:t xml:space="preserve"> </w:t>
-      </w:r>
-      <w:r>
-        <w:rPr>
-          <w:rStyle w:val="VerbatimChar"/>
-        </w:rPr>
-        <w:t xml:space="preserve">os ≥ ns</w:t>
+        <w:t xml:space="preserve">İkisinin aynı seviyede olması gerekir. BLP, okuma için nesnenin seviyesinin öznenin seviyesine</w:t>
+      </w:r>
+      <w:r>
+        <w:t xml:space="preserve"> </w:t>
+      </w:r>
+      <w:r>
+        <w:rPr>
+          <w:b/>
+          <w:bCs/>
+        </w:rPr>
+        <w:t xml:space="preserve">eşit ya da altında</w:t>
       </w:r>
       <w:r>
         <w:t xml:space="preserve">, yazma için</w:t>
@@ -33615,42 +36713,105 @@
       </w:r>
       <w:r>
         <w:rPr>
-          <w:rStyle w:val="VerbatimChar"/>
-        </w:rPr>
-        <w:t xml:space="preserve">os ≤ ns</w:t>
-      </w:r>
-      <w:r>
-        <w:t xml:space="preserve"> </w:t>
-      </w:r>
-      <w:r>
-        <w:t xml:space="preserve">ister; Biba</w:t>
-      </w:r>
-      <w:r>
-        <w:t xml:space="preserve"> </w:t>
-      </w:r>
-      <w:r>
-        <w:t xml:space="preserve">bunun tersini. İkisi birden ancak</w:t>
-      </w:r>
-      <w:r>
-        <w:t xml:space="preserve"> </w:t>
-      </w:r>
-      <w:r>
-        <w:rPr>
-          <w:rStyle w:val="VerbatimChar"/>
-        </w:rPr>
-        <w:t xml:space="preserve">os = ns</w:t>
-      </w:r>
-      <w:r>
-        <w:t xml:space="preserve"> </w:t>
-      </w:r>
-      <w:r>
-        <w:t xml:space="preserve">olduğunda sağlanır. Sonuç: yüksek gizlilik + yüksek bütünlük</w:t>
-      </w:r>
-      <w:r>
-        <w:t xml:space="preserve"> </w:t>
-      </w:r>
-      <w:r>
-        <w:t xml:space="preserve">gerektiren veri, yalnız</w:t>
+          <w:b/>
+          <w:bCs/>
+        </w:rPr>
+        <w:t xml:space="preserve">eşit ya da üstünde</w:t>
+      </w:r>
+      <w:r>
+        <w:t xml:space="preserve"> </w:t>
+      </w:r>
+      <w:r>
+        <w:t xml:space="preserve">olmasını ister (</w:t>
+      </w:r>
+      <w:r>
+        <w:t xml:space="preserve">“no read up, no write</w:t>
+      </w:r>
+      <w:r>
+        <w:t xml:space="preserve"> </w:t>
+      </w:r>
+      <w:r>
+        <w:t xml:space="preserve">down”</w:t>
+      </w:r>
+      <w:r>
+        <w:t xml:space="preserve">); Biba bunun tersini ister — okuma için</w:t>
+      </w:r>
+      <w:r>
+        <w:t xml:space="preserve"> </w:t>
+      </w:r>
+      <w:r>
+        <w:rPr>
+          <w:b/>
+          <w:bCs/>
+        </w:rPr>
+        <w:t xml:space="preserve">eşit ya da üstünde</w:t>
+      </w:r>
+      <w:r>
+        <w:t xml:space="preserve">, yazma için</w:t>
+      </w:r>
+      <w:r>
+        <w:t xml:space="preserve"> </w:t>
+      </w:r>
+      <w:r>
+        <w:rPr>
+          <w:b/>
+          <w:bCs/>
+        </w:rPr>
+        <w:t xml:space="preserve">eşit ya da</w:t>
+      </w:r>
+      <w:r>
+        <w:rPr>
+          <w:b/>
+          <w:bCs/>
+        </w:rPr>
+        <w:t xml:space="preserve"> </w:t>
+      </w:r>
+      <w:r>
+        <w:rPr>
+          <w:b/>
+          <w:bCs/>
+        </w:rPr>
+        <w:t xml:space="preserve">altında</w:t>
+      </w:r>
+      <w:r>
+        <w:t xml:space="preserve"> </w:t>
+      </w:r>
+      <w:r>
+        <w:t xml:space="preserve">(</w:t>
+      </w:r>
+      <w:r>
+        <w:t xml:space="preserve">“no read down, no write up”</w:t>
+      </w:r>
+      <w:r>
+        <w:t xml:space="preserve">). İki kural takımı da ancak nesnenin seviyesi öznenin</w:t>
+      </w:r>
+      <w:r>
+        <w:t xml:space="preserve"> </w:t>
+      </w:r>
+      <w:r>
+        <w:t xml:space="preserve">seviyesine</w:t>
+      </w:r>
+      <w:r>
+        <w:t xml:space="preserve"> </w:t>
+      </w:r>
+      <w:r>
+        <w:rPr>
+          <w:b/>
+          <w:bCs/>
+        </w:rPr>
+        <w:t xml:space="preserve">eşit</w:t>
+      </w:r>
+      <w:r>
+        <w:t xml:space="preserve"> </w:t>
+      </w:r>
+      <w:r>
+        <w:t xml:space="preserve">olduğunda birlikte sağlanır. Sonuç: yüksek gizlilik + yüksek bütünlük gerektiren</w:t>
+      </w:r>
+      <w:r>
+        <w:t xml:space="preserve"> </w:t>
+      </w:r>
+      <w:r>
+        <w:t xml:space="preserve">veri, yalnız</w:t>
       </w:r>
       <w:r>
         <w:t xml:space="preserve"> </w:t>
@@ -33695,7 +36856,7 @@
         <w:rPr>
           <w:rStyle w:val="VerbatimChar"/>
         </w:rPr>
-        <w:t xml:space="preserve">agac-odeme.txt</w:t>
+        <w:t xml:space="preserve">tree-payment.txt</w:t>
       </w:r>
       <w:r>
         <w:t xml:space="preserve">’i kopyalayıp</w:t>
@@ -33951,7 +37112,7 @@
         <w:rPr>
           <w:rStyle w:val="VerbatimChar"/>
         </w:rPr>
-        <w:t xml:space="preserve">saldiri.sh</w:t>
+        <w:t xml:space="preserve">attack.sh</w:t>
       </w:r>
       <w:r>
         <w:t xml:space="preserve">’ten</w:t>
@@ -33963,7 +37124,7 @@
         <w:rPr>
           <w:rStyle w:val="VerbatimChar"/>
         </w:rPr>
-        <w:t xml:space="preserve">export TOCTOU_GECIKME_US=...</w:t>
+        <w:t xml:space="preserve">export TOCTOU_DELAY_US=...</w:t>
       </w:r>
       <w:r>
         <w:t xml:space="preserve"> </w:t>
@@ -34185,8 +37346,8 @@
         </w:pict>
       </w:r>
     </w:p>
-    <w:bookmarkEnd w:id="143"/>
-    <w:bookmarkStart w:id="144" w:name="kendini-sınama"/>
+    <w:bookmarkEnd w:id="182"/>
+    <w:bookmarkStart w:id="183" w:name="kendini-sınama"/>
     <w:p>
       <w:pPr>
         <w:pStyle w:val="Heading2"/>
@@ -35296,7 +38457,7 @@
       <w:r>
         <w:t xml:space="preserve"> </w:t>
       </w:r>
-      <w:hyperlink r:id="rId114">
+      <w:hyperlink r:id="rId150">
         <w:r>
           <w:rPr>
             <w:rStyle w:val="Hyperlink"/>
@@ -35307,7 +38468,7 @@
       <w:r>
         <w:t xml:space="preserve">), RASP (</w:t>
       </w:r>
-      <w:hyperlink r:id="rId61">
+      <w:hyperlink r:id="rId73">
         <w:r>
           <w:rPr>
             <w:rStyle w:val="Hyperlink"/>
@@ -35413,7 +38574,7 @@
         <w:t xml:space="preserve"> </w:t>
       </w:r>
       <w:r>
-        <w:t xml:space="preserve">kaynak/ikili analizi ve bellek dökümüyle test eder (</w:t>
+        <w:t xml:space="preserve">kaynak/binary analizi ve bellek dökümüyle test eder (</w:t>
       </w:r>
       <w:hyperlink r:id="rId20">
         <w:r>
@@ -35437,8 +38598,8 @@
         </w:pict>
       </w:r>
     </w:p>
-    <w:bookmarkEnd w:id="144"/>
-    <w:bookmarkStart w:id="146" w:name="quiz-1-tarzı-örnek-sorular"/>
+    <w:bookmarkEnd w:id="183"/>
+    <w:bookmarkStart w:id="185" w:name="quiz-1-tarzı-örnek-sorular"/>
     <w:p>
       <w:pPr>
         <w:pStyle w:val="Heading2"/>
@@ -35454,7 +38615,7 @@
       <w:r>
         <w:t xml:space="preserve">Quiz-1 (</w:t>
       </w:r>
-      <w:hyperlink r:id="rId145">
+      <w:hyperlink r:id="rId184">
         <w:r>
           <w:rPr>
             <w:rStyle w:val="Hyperlink"/>
@@ -35614,8 +38775,8 @@
         </w:pict>
       </w:r>
     </w:p>
-    <w:bookmarkEnd w:id="146"/>
-    <w:bookmarkStart w:id="149" w:name="kaynaklar-ve-ileri-okuma"/>
+    <w:bookmarkEnd w:id="185"/>
+    <w:bookmarkStart w:id="188" w:name="kaynaklar-ve-ileri-okuma"/>
     <w:p>
       <w:pPr>
         <w:pStyle w:val="Heading2"/>
@@ -36815,7 +39976,7 @@
       <w:r>
         <w:t xml:space="preserve">(</w:t>
       </w:r>
-      <w:hyperlink r:id="rId147">
+      <w:hyperlink r:id="rId186">
         <w:r>
           <w:rPr>
             <w:rStyle w:val="Hyperlink"/>
@@ -36835,7 +39996,7 @@
       <w:r>
         <w:t xml:space="preserve"> </w:t>
       </w:r>
-      <w:hyperlink r:id="rId148">
+      <w:hyperlink r:id="rId187">
         <w:r>
           <w:rPr>
             <w:rStyle w:val="Hyperlink"/>
@@ -36856,8 +40017,8 @@
         <w:t xml:space="preserve">yeniden karşımıza çıkacak.</w:t>
       </w:r>
     </w:p>
-    <w:bookmarkEnd w:id="149"/>
-    <w:bookmarkEnd w:id="150"/>
+    <w:bookmarkEnd w:id="188"/>
+    <w:bookmarkEnd w:id="189"/>
     <w:sectPr>
       <w:headerReference r:id="rId9" w:type="default"/>
       <w:footerReference r:id="rId10" w:type="default"/>
